--- a/sourse/с, с++/Языки программироваиня/cursee-yap/Otchyot_2024.docx
+++ b/sourse/с, с++/Языки программироваиня/cursee-yap/Otchyot_2024.docx
@@ -393,20 +393,6 @@
               <w:sz w:val="28"/>
               <w:szCs w:val="28"/>
             </w:rPr>
-            <w:t>51</w:t>
-          </w:r>
-          <w:r>
-            <w:rPr>
-              <w:sz w:val="28"/>
-              <w:szCs w:val="28"/>
-            </w:rPr>
-            <w:t>31001/20003</w:t>
-          </w:r>
-          <w:r>
-            <w:rPr>
-              <w:sz w:val="28"/>
-              <w:szCs w:val="28"/>
-            </w:rPr>
             <w:t xml:space="preserve">                          </w:t>
           </w:r>
           <w:r>
@@ -414,14 +400,7 @@
               <w:sz w:val="28"/>
               <w:szCs w:val="28"/>
             </w:rPr>
-            <w:t>Черникова Василиса Михайловна</w:t>
-          </w:r>
-          <w:r>
-            <w:rPr>
-              <w:sz w:val="28"/>
-              <w:szCs w:val="28"/>
-            </w:rPr>
-            <w:t xml:space="preserve">                                                                          </w:t>
+            <w:t xml:space="preserve">Черникова Василиса </w:t>
           </w:r>
         </w:p>
         <w:p>
@@ -543,24 +522,6 @@
             </w:rPr>
             <w:tab/>
             <w:t xml:space="preserve">                         </w:t>
-          </w:r>
-          <w:proofErr w:type="spellStart"/>
-          <w:r>
-            <w:rPr>
-              <w:color w:val="auto"/>
-              <w:sz w:val="28"/>
-              <w:szCs w:val="28"/>
-            </w:rPr>
-            <w:t>Семьянов</w:t>
-          </w:r>
-          <w:proofErr w:type="spellEnd"/>
-          <w:r>
-            <w:rPr>
-              <w:color w:val="auto"/>
-              <w:sz w:val="28"/>
-              <w:szCs w:val="28"/>
-            </w:rPr>
-            <w:t xml:space="preserve"> Павел Валентинович</w:t>
           </w:r>
         </w:p>
         <w:p>
@@ -2682,7 +2643,6 @@
           <w:sz w:val="28"/>
           <w:szCs w:val="28"/>
         </w:rPr>
-        <w:lastRenderedPageBreak/>
         <w:t>В</w:t>
       </w:r>
       <w:bookmarkEnd w:id="0"/>
@@ -3162,7 +3122,6 @@
           <w:sz w:val="28"/>
           <w:szCs w:val="28"/>
         </w:rPr>
-        <w:lastRenderedPageBreak/>
         <w:t>ОСНОВНАЯ ЧАСТЬ РАБОТЫ</w:t>
       </w:r>
       <w:bookmarkEnd w:id="2"/>
@@ -3730,7 +3689,6 @@
           <w:sz w:val="28"/>
           <w:szCs w:val="28"/>
         </w:rPr>
-        <w:lastRenderedPageBreak/>
         <w:t>Для оптимизации алгоритма потребовалось добавление новой структуры данных для хранения статистики двухбуквенных сочетаний. Она реализована в виде трехуровневого дерева. Его инициализация происходит вместе со словарем.</w:t>
       </w:r>
     </w:p>
@@ -4358,7 +4316,6 @@
               <w:pStyle w:val="af0"/>
             </w:pPr>
             <w:r>
-              <w:lastRenderedPageBreak/>
               <w:t xml:space="preserve">    return 0;</w:t>
             </w:r>
           </w:p>
@@ -4384,7 +4341,6 @@
               <w:pStyle w:val="af0"/>
             </w:pPr>
             <w:r>
-              <w:lastRenderedPageBreak/>
               <w:t xml:space="preserve">struct </w:t>
             </w:r>
             <w:proofErr w:type="spellStart"/>
@@ -5031,7 +4987,6 @@
               <w:pStyle w:val="af0"/>
             </w:pPr>
             <w:r>
-              <w:lastRenderedPageBreak/>
               <w:t xml:space="preserve">         }</w:t>
             </w:r>
           </w:p>
@@ -5848,7 +5803,6 @@
               <w:pStyle w:val="af0"/>
             </w:pPr>
             <w:r>
-              <w:lastRenderedPageBreak/>
               <w:t xml:space="preserve">        if (str[</w:t>
             </w:r>
             <w:proofErr w:type="spellStart"/>
@@ -6158,7 +6112,6 @@
           <w:sz w:val="28"/>
           <w:szCs w:val="28"/>
         </w:rPr>
-        <w:lastRenderedPageBreak/>
         <w:t>Таблица 1. Результат оптимизации алгоритма.</w:t>
       </w:r>
     </w:p>
@@ -6559,7 +6512,6 @@
           <w:sz w:val="28"/>
           <w:szCs w:val="28"/>
         </w:rPr>
-        <w:lastRenderedPageBreak/>
         <w:t xml:space="preserve">Поиск </w:t>
       </w:r>
       <w:r>
@@ -7622,7 +7574,6 @@
           <w:sz w:val="28"/>
           <w:szCs w:val="28"/>
         </w:rPr>
-        <w:lastRenderedPageBreak/>
         <w:t>В</w:t>
       </w:r>
       <w:r>
@@ -9116,7 +9067,6 @@
               <w:pStyle w:val="af0"/>
             </w:pPr>
             <w:r>
-              <w:lastRenderedPageBreak/>
               <w:t xml:space="preserve">  </w:t>
             </w:r>
             <w:r>
@@ -9395,7 +9345,6 @@
               <w:rPr>
                 <w:color w:val="0000FF"/>
               </w:rPr>
-              <w:lastRenderedPageBreak/>
               <w:t>void</w:t>
             </w:r>
             <w:r>
@@ -10157,15 +10106,144 @@
               <w:pStyle w:val="af0"/>
             </w:pPr>
             <w:r>
+              <w:t xml:space="preserve">    strcpy(sl2, </w:t>
+            </w:r>
+            <w:proofErr w:type="spellStart"/>
+            <w:r>
+              <w:rPr>
+                <w:color w:val="808080"/>
+              </w:rPr>
+              <w:t>sl</w:t>
+            </w:r>
+            <w:proofErr w:type="spellEnd"/>
+            <w:r>
+              <w:t>);</w:t>
+            </w:r>
+          </w:p>
+          <w:p>
+            <w:pPr>
+              <w:pStyle w:val="af0"/>
+            </w:pPr>
+            <w:r>
               <w:t xml:space="preserve">    </w:t>
             </w:r>
-            <w:proofErr w:type="spellStart"/>
-            <w:r>
-              <w:t>strcpy</w:t>
-            </w:r>
-            <w:proofErr w:type="spellEnd"/>
-            <w:r>
-              <w:t xml:space="preserve">(sl2, </w:t>
+            <w:r>
+              <w:rPr>
+                <w:color w:val="0000FF"/>
+              </w:rPr>
+              <w:t>char</w:t>
+            </w:r>
+            <w:r>
+              <w:t xml:space="preserve"> m;</w:t>
+            </w:r>
+          </w:p>
+          <w:p>
+            <w:pPr>
+              <w:pStyle w:val="af0"/>
+            </w:pPr>
+            <w:r>
+              <w:t xml:space="preserve">    </w:t>
+            </w:r>
+            <w:r>
+              <w:rPr>
+                <w:color w:val="0000FF"/>
+              </w:rPr>
+              <w:t>short</w:t>
+            </w:r>
+            <w:r>
+              <w:t xml:space="preserve">  c = 0;</w:t>
+            </w:r>
+          </w:p>
+          <w:p>
+            <w:pPr>
+              <w:pStyle w:val="af0"/>
+            </w:pPr>
+            <w:r>
+              <w:t xml:space="preserve">    </w:t>
+            </w:r>
+            <w:r>
+              <w:rPr>
+                <w:color w:val="0000FF"/>
+              </w:rPr>
+              <w:t>short</w:t>
+            </w:r>
+            <w:r>
+              <w:t xml:space="preserve">  p = 0;</w:t>
+            </w:r>
+          </w:p>
+          <w:p>
+            <w:pPr>
+              <w:pStyle w:val="af0"/>
+            </w:pPr>
+            <w:r>
+              <w:t xml:space="preserve">    </w:t>
+            </w:r>
+            <w:r>
+              <w:rPr>
+                <w:color w:val="0000FF"/>
+              </w:rPr>
+              <w:t>short</w:t>
+            </w:r>
+            <w:r>
+              <w:t xml:space="preserve">  T = 1;</w:t>
+            </w:r>
+          </w:p>
+          <w:p>
+            <w:pPr>
+              <w:pStyle w:val="af0"/>
+            </w:pPr>
+            <w:r>
+              <w:t xml:space="preserve">    </w:t>
+            </w:r>
+            <w:r>
+              <w:rPr>
+                <w:color w:val="0000FF"/>
+              </w:rPr>
+              <w:t>short</w:t>
+            </w:r>
+            <w:r>
+              <w:t xml:space="preserve">  </w:t>
+            </w:r>
+            <w:proofErr w:type="spellStart"/>
+            <w:r>
+              <w:t>masi</w:t>
+            </w:r>
+            <w:proofErr w:type="spellEnd"/>
+            <w:r>
+              <w:t>;</w:t>
+            </w:r>
+          </w:p>
+          <w:p>
+            <w:pPr>
+              <w:pStyle w:val="af0"/>
+            </w:pPr>
+            <w:r>
+              <w:t xml:space="preserve">    </w:t>
+            </w:r>
+            <w:r>
+              <w:rPr>
+                <w:color w:val="0000FF"/>
+              </w:rPr>
+              <w:t>short</w:t>
+            </w:r>
+            <w:r>
+              <w:t xml:space="preserve">  </w:t>
+            </w:r>
+            <w:proofErr w:type="spellStart"/>
+            <w:r>
+              <w:t>num_z</w:t>
+            </w:r>
+            <w:proofErr w:type="spellEnd"/>
+            <w:r>
+              <w:t xml:space="preserve"> = </w:t>
+            </w:r>
+            <w:proofErr w:type="spellStart"/>
+            <w:r>
+              <w:t>strlen</w:t>
+            </w:r>
+            <w:proofErr w:type="spellEnd"/>
+            <w:r>
+              <w:t>(</w:t>
             </w:r>
             <w:proofErr w:type="spellStart"/>
             <w:r>
@@ -10176,6 +10254,620 @@
             </w:r>
             <w:proofErr w:type="spellEnd"/>
             <w:r>
+              <w:t xml:space="preserve">) - </w:t>
+            </w:r>
+            <w:proofErr w:type="spellStart"/>
+            <w:r>
+              <w:rPr>
+                <w:color w:val="808080"/>
+              </w:rPr>
+              <w:t>num_n_z</w:t>
+            </w:r>
+            <w:proofErr w:type="spellEnd"/>
+            <w:r>
+              <w:t>;</w:t>
+            </w:r>
+          </w:p>
+          <w:p>
+            <w:pPr>
+              <w:pStyle w:val="af0"/>
+            </w:pPr>
+            <w:r>
+              <w:t xml:space="preserve">    </w:t>
+            </w:r>
+            <w:r>
+              <w:rPr>
+                <w:color w:val="0000FF"/>
+              </w:rPr>
+              <w:t>for</w:t>
+            </w:r>
+            <w:r>
+              <w:t xml:space="preserve"> (</w:t>
+            </w:r>
+            <w:r>
+              <w:rPr>
+                <w:color w:val="0000FF"/>
+              </w:rPr>
+              <w:t>char</w:t>
+            </w:r>
+            <w:r>
+              <w:t xml:space="preserve">* </w:t>
+            </w:r>
+            <w:proofErr w:type="spellStart"/>
+            <w:r>
+              <w:t>sli</w:t>
+            </w:r>
+            <w:proofErr w:type="spellEnd"/>
+            <w:r>
+              <w:t xml:space="preserve"> = &amp;</w:t>
+            </w:r>
+            <w:proofErr w:type="spellStart"/>
+            <w:r>
+              <w:rPr>
+                <w:color w:val="808080"/>
+              </w:rPr>
+              <w:t>sl</w:t>
+            </w:r>
+            <w:proofErr w:type="spellEnd"/>
+            <w:r>
+              <w:t xml:space="preserve">[0]; </w:t>
+            </w:r>
+            <w:proofErr w:type="spellStart"/>
+            <w:r>
+              <w:t>sli</w:t>
+            </w:r>
+            <w:proofErr w:type="spellEnd"/>
+            <w:r>
+              <w:t xml:space="preserve"> &lt;= &amp;</w:t>
+            </w:r>
+            <w:proofErr w:type="spellStart"/>
+            <w:r>
+              <w:rPr>
+                <w:color w:val="808080"/>
+              </w:rPr>
+              <w:t>sl</w:t>
+            </w:r>
+            <w:proofErr w:type="spellEnd"/>
+            <w:r>
+              <w:t>[</w:t>
+            </w:r>
+            <w:r>
+              <w:rPr>
+                <w:color w:val="808080"/>
+              </w:rPr>
+              <w:t>J</w:t>
+            </w:r>
+            <w:r>
+              <w:t xml:space="preserve"> - </w:t>
+            </w:r>
+            <w:r>
+              <w:rPr>
+                <w:color w:val="808080"/>
+              </w:rPr>
+              <w:t>I</w:t>
+            </w:r>
+            <w:r>
+              <w:t xml:space="preserve">]; </w:t>
+            </w:r>
+            <w:proofErr w:type="spellStart"/>
+            <w:r>
+              <w:t>sli</w:t>
+            </w:r>
+            <w:proofErr w:type="spellEnd"/>
+            <w:r>
+              <w:t>++) {</w:t>
+            </w:r>
+          </w:p>
+          <w:p>
+            <w:pPr>
+              <w:pStyle w:val="af0"/>
+            </w:pPr>
+            <w:r>
+              <w:t xml:space="preserve">        </w:t>
+            </w:r>
+            <w:r>
+              <w:rPr>
+                <w:color w:val="0000FF"/>
+              </w:rPr>
+              <w:t>if</w:t>
+            </w:r>
+            <w:r>
+              <w:t xml:space="preserve"> (*</w:t>
+            </w:r>
+            <w:proofErr w:type="spellStart"/>
+            <w:r>
+              <w:t>sli</w:t>
+            </w:r>
+            <w:proofErr w:type="spellEnd"/>
+            <w:r>
+              <w:t xml:space="preserve"> == </w:t>
+            </w:r>
+            <w:r>
+              <w:rPr>
+                <w:color w:val="A31515"/>
+              </w:rPr>
+              <w:t>'z'</w:t>
+            </w:r>
+            <w:r>
+              <w:t xml:space="preserve"> || *</w:t>
+            </w:r>
+            <w:proofErr w:type="spellStart"/>
+            <w:r>
+              <w:t>sli</w:t>
+            </w:r>
+            <w:proofErr w:type="spellEnd"/>
+            <w:r>
+              <w:t xml:space="preserve"> == </w:t>
+            </w:r>
+            <w:r>
+              <w:rPr>
+                <w:color w:val="A31515"/>
+              </w:rPr>
+              <w:t>'k'</w:t>
+            </w:r>
+            <w:r>
+              <w:t>) {</w:t>
+            </w:r>
+          </w:p>
+          <w:p>
+            <w:pPr>
+              <w:pStyle w:val="af0"/>
+            </w:pPr>
+            <w:r>
+              <w:t xml:space="preserve">            m = </w:t>
+            </w:r>
+            <w:r>
+              <w:rPr>
+                <w:color w:val="808080"/>
+              </w:rPr>
+              <w:t>mas</w:t>
+            </w:r>
+            <w:r>
+              <w:t>[a[c]];</w:t>
+            </w:r>
+          </w:p>
+          <w:p>
+            <w:pPr>
+              <w:pStyle w:val="af0"/>
+            </w:pPr>
+            <w:r>
+              <w:t xml:space="preserve">            </w:t>
+            </w:r>
+            <w:r>
+              <w:rPr>
+                <w:color w:val="0000FF"/>
+              </w:rPr>
+              <w:t>if</w:t>
+            </w:r>
+            <w:r>
+              <w:t xml:space="preserve"> (m == </w:t>
+            </w:r>
+            <w:r>
+              <w:rPr>
+                <w:color w:val="A31515"/>
+              </w:rPr>
+              <w:t>'z'</w:t>
+            </w:r>
+            <w:r>
+              <w:t xml:space="preserve"> || (p == 0 &amp;&amp; (m == </w:t>
+            </w:r>
+            <w:r>
+              <w:rPr>
+                <w:color w:val="A31515"/>
+              </w:rPr>
+              <w:t>'</w:t>
+            </w:r>
+            <w:r>
+              <w:rPr>
+                <w:color w:val="A31515"/>
+              </w:rPr>
+              <w:t>ъ</w:t>
+            </w:r>
+            <w:r>
+              <w:rPr>
+                <w:color w:val="A31515"/>
+              </w:rPr>
+              <w:t>'</w:t>
+            </w:r>
+            <w:r>
+              <w:t xml:space="preserve"> || m == </w:t>
+            </w:r>
+            <w:r>
+              <w:rPr>
+                <w:color w:val="A31515"/>
+              </w:rPr>
+              <w:t>'</w:t>
+            </w:r>
+            <w:r>
+              <w:rPr>
+                <w:color w:val="A31515"/>
+              </w:rPr>
+              <w:t>ь</w:t>
+            </w:r>
+            <w:r>
+              <w:rPr>
+                <w:color w:val="A31515"/>
+              </w:rPr>
+              <w:t>'</w:t>
+            </w:r>
+            <w:r>
+              <w:t xml:space="preserve"> || m == </w:t>
+            </w:r>
+            <w:r>
+              <w:rPr>
+                <w:color w:val="A31515"/>
+              </w:rPr>
+              <w:t>'</w:t>
+            </w:r>
+            <w:r>
+              <w:rPr>
+                <w:color w:val="A31515"/>
+              </w:rPr>
+              <w:t>ы</w:t>
+            </w:r>
+            <w:r>
+              <w:rPr>
+                <w:color w:val="A31515"/>
+              </w:rPr>
+              <w:t>'</w:t>
+            </w:r>
+            <w:r>
+              <w:t xml:space="preserve">))) { T = 0; </w:t>
+            </w:r>
+            <w:r>
+              <w:rPr>
+                <w:color w:val="0000FF"/>
+              </w:rPr>
+              <w:t>break</w:t>
+            </w:r>
+            <w:r>
+              <w:t>; }</w:t>
+            </w:r>
+          </w:p>
+          <w:p>
+            <w:pPr>
+              <w:pStyle w:val="af0"/>
+            </w:pPr>
+            <w:r>
+              <w:t xml:space="preserve">            *</w:t>
+            </w:r>
+            <w:proofErr w:type="spellStart"/>
+            <w:r>
+              <w:t>sli</w:t>
+            </w:r>
+            <w:proofErr w:type="spellEnd"/>
+            <w:r>
+              <w:t xml:space="preserve"> = m;</w:t>
+            </w:r>
+          </w:p>
+          <w:p>
+            <w:pPr>
+              <w:pStyle w:val="af0"/>
+            </w:pPr>
+            <w:r>
+              <w:t xml:space="preserve">            </w:t>
+            </w:r>
+            <w:r>
+              <w:rPr>
+                <w:color w:val="0000FF"/>
+              </w:rPr>
+              <w:t>if</w:t>
+            </w:r>
+            <w:r>
+              <w:t xml:space="preserve"> (</w:t>
+            </w:r>
+            <w:proofErr w:type="spellStart"/>
+            <w:r>
+              <w:t>sli</w:t>
+            </w:r>
+            <w:proofErr w:type="spellEnd"/>
+            <w:r>
+              <w:t xml:space="preserve"> - </w:t>
+            </w:r>
+            <w:proofErr w:type="spellStart"/>
+            <w:r>
+              <w:rPr>
+                <w:color w:val="808080"/>
+              </w:rPr>
+              <w:t>sl</w:t>
+            </w:r>
+            <w:proofErr w:type="spellEnd"/>
+            <w:r>
+              <w:t xml:space="preserve"> &gt; 0) {</w:t>
+            </w:r>
+          </w:p>
+          <w:p>
+            <w:pPr>
+              <w:pStyle w:val="af0"/>
+            </w:pPr>
+            <w:r>
+              <w:t xml:space="preserve">                </w:t>
+            </w:r>
+            <w:r>
+              <w:rPr>
+                <w:color w:val="0000FF"/>
+              </w:rPr>
+              <w:t>char</w:t>
+            </w:r>
+            <w:r>
+              <w:t xml:space="preserve"> c0 = </w:t>
+            </w:r>
+            <w:proofErr w:type="spellStart"/>
+            <w:r>
+              <w:rPr>
+                <w:color w:val="808080"/>
+              </w:rPr>
+              <w:t>sl</w:t>
+            </w:r>
+            <w:proofErr w:type="spellEnd"/>
+            <w:r>
+              <w:t>[</w:t>
+            </w:r>
+            <w:proofErr w:type="spellStart"/>
+            <w:r>
+              <w:t>sli</w:t>
+            </w:r>
+            <w:proofErr w:type="spellEnd"/>
+            <w:r>
+              <w:t xml:space="preserve"> - </w:t>
+            </w:r>
+            <w:proofErr w:type="spellStart"/>
+            <w:r>
+              <w:rPr>
+                <w:color w:val="808080"/>
+              </w:rPr>
+              <w:t>sl</w:t>
+            </w:r>
+            <w:proofErr w:type="spellEnd"/>
+            <w:r>
+              <w:t>];</w:t>
+            </w:r>
+          </w:p>
+          <w:p>
+            <w:pPr>
+              <w:pStyle w:val="af0"/>
+            </w:pPr>
+            <w:r>
+              <w:t xml:space="preserve">                </w:t>
+            </w:r>
+            <w:r>
+              <w:rPr>
+                <w:color w:val="0000FF"/>
+              </w:rPr>
+              <w:t>char</w:t>
+            </w:r>
+            <w:r>
+              <w:t xml:space="preserve"> c1 = </w:t>
+            </w:r>
+            <w:proofErr w:type="spellStart"/>
+            <w:r>
+              <w:rPr>
+                <w:color w:val="808080"/>
+              </w:rPr>
+              <w:t>sl</w:t>
+            </w:r>
+            <w:proofErr w:type="spellEnd"/>
+            <w:r>
+              <w:t>[</w:t>
+            </w:r>
+            <w:proofErr w:type="spellStart"/>
+            <w:r>
+              <w:t>sli</w:t>
+            </w:r>
+            <w:proofErr w:type="spellEnd"/>
+            <w:r>
+              <w:t xml:space="preserve"> - </w:t>
+            </w:r>
+            <w:proofErr w:type="spellStart"/>
+            <w:r>
+              <w:rPr>
+                <w:color w:val="808080"/>
+              </w:rPr>
+              <w:t>sl</w:t>
+            </w:r>
+            <w:proofErr w:type="spellEnd"/>
+            <w:r>
+              <w:t xml:space="preserve"> - 1];</w:t>
+            </w:r>
+          </w:p>
+          <w:p>
+            <w:pPr>
+              <w:pStyle w:val="af0"/>
+            </w:pPr>
+            <w:r>
+              <w:t xml:space="preserve">                </w:t>
+            </w:r>
+            <w:r>
+              <w:rPr>
+                <w:color w:val="0000FF"/>
+              </w:rPr>
+              <w:t>if</w:t>
+            </w:r>
+            <w:r>
+              <w:t xml:space="preserve"> (c0 == -72)c = 0;</w:t>
+            </w:r>
+          </w:p>
+          <w:p>
+            <w:pPr>
+              <w:pStyle w:val="af0"/>
+            </w:pPr>
+            <w:r>
+              <w:t xml:space="preserve">                </w:t>
+            </w:r>
+            <w:r>
+              <w:rPr>
+                <w:color w:val="0000FF"/>
+              </w:rPr>
+              <w:t>if</w:t>
+            </w:r>
+            <w:r>
+              <w:t xml:space="preserve"> (c1 == -72)c1 = 0;</w:t>
+            </w:r>
+          </w:p>
+          <w:p>
+            <w:pPr>
+              <w:pStyle w:val="af0"/>
+            </w:pPr>
+            <w:r>
+              <w:t xml:space="preserve">                </w:t>
+            </w:r>
+            <w:r>
+              <w:rPr>
+                <w:color w:val="0000FF"/>
+              </w:rPr>
+              <w:t>if</w:t>
+            </w:r>
+            <w:r>
+              <w:t xml:space="preserve"> ((&amp;</w:t>
+            </w:r>
+            <w:proofErr w:type="spellStart"/>
+            <w:r>
+              <w:t>root_stat</w:t>
+            </w:r>
+            <w:proofErr w:type="spellEnd"/>
+            <w:r>
+              <w:t>)-&gt;children[c0 + 32]-&gt;</w:t>
+            </w:r>
+            <w:proofErr w:type="spellStart"/>
+            <w:r>
+              <w:t>parent_ss</w:t>
+            </w:r>
+            <w:proofErr w:type="spellEnd"/>
+            <w:r>
+              <w:t xml:space="preserve">[c1 + 32] == </w:t>
+            </w:r>
+            <w:r>
+              <w:rPr>
+                <w:color w:val="6F008A"/>
+              </w:rPr>
+              <w:t>NULL</w:t>
+            </w:r>
+            <w:r>
+              <w:t>) {</w:t>
+            </w:r>
+          </w:p>
+          <w:p>
+            <w:pPr>
+              <w:pStyle w:val="af0"/>
+            </w:pPr>
+            <w:r>
+              <w:t xml:space="preserve">                    </w:t>
+            </w:r>
+            <w:r>
+              <w:rPr>
+                <w:color w:val="0000FF"/>
+              </w:rPr>
+              <w:t>break</w:t>
+            </w:r>
+            <w:r>
+              <w:t>;</w:t>
+            </w:r>
+          </w:p>
+          <w:p>
+            <w:pPr>
+              <w:pStyle w:val="af0"/>
+            </w:pPr>
+            <w:r>
+              <w:t xml:space="preserve">                }</w:t>
+            </w:r>
+          </w:p>
+          <w:p>
+            <w:pPr>
+              <w:pStyle w:val="af0"/>
+            </w:pPr>
+            <w:r>
+              <w:t xml:space="preserve">            }</w:t>
+            </w:r>
+          </w:p>
+          <w:p>
+            <w:pPr>
+              <w:pStyle w:val="af0"/>
+            </w:pPr>
+            <w:r>
+              <w:t xml:space="preserve">            </w:t>
+            </w:r>
+            <w:proofErr w:type="spellStart"/>
+            <w:r>
+              <w:t>using_letters</w:t>
+            </w:r>
+            <w:proofErr w:type="spellEnd"/>
+            <w:r>
+              <w:t>[c] = m;</w:t>
+            </w:r>
+          </w:p>
+          <w:p>
+            <w:pPr>
+              <w:pStyle w:val="af0"/>
+            </w:pPr>
+            <w:r>
+              <w:t xml:space="preserve">            </w:t>
+            </w:r>
+            <w:proofErr w:type="spellStart"/>
+            <w:r>
+              <w:t>c++</w:t>
+            </w:r>
+            <w:proofErr w:type="spellEnd"/>
+            <w:r>
+              <w:t>;</w:t>
+            </w:r>
+          </w:p>
+          <w:p>
+            <w:pPr>
+              <w:pStyle w:val="af0"/>
+            </w:pPr>
+            <w:r>
+              <w:t xml:space="preserve">        }</w:t>
+            </w:r>
+          </w:p>
+          <w:p>
+            <w:pPr>
+              <w:pStyle w:val="af0"/>
+            </w:pPr>
+            <w:r>
+              <w:t xml:space="preserve">        p++;</w:t>
+            </w:r>
+          </w:p>
+          <w:p>
+            <w:pPr>
+              <w:pStyle w:val="af0"/>
+            </w:pPr>
+            <w:r>
+              <w:t xml:space="preserve">    }</w:t>
+            </w:r>
+          </w:p>
+          <w:p>
+            <w:pPr>
+              <w:pStyle w:val="af0"/>
+            </w:pPr>
+            <w:r>
+              <w:t xml:space="preserve">    </w:t>
+            </w:r>
+            <w:r>
+              <w:rPr>
+                <w:color w:val="0000FF"/>
+              </w:rPr>
+              <w:t>if</w:t>
+            </w:r>
+            <w:r>
+              <w:t xml:space="preserve"> (T != 0) {</w:t>
+            </w:r>
+          </w:p>
+          <w:p>
+            <w:pPr>
+              <w:pStyle w:val="af0"/>
+            </w:pPr>
+            <w:r>
+              <w:t xml:space="preserve">        current2 = Search(</w:t>
+            </w:r>
+            <w:proofErr w:type="spellStart"/>
+            <w:r>
+              <w:rPr>
+                <w:color w:val="808080"/>
+              </w:rPr>
+              <w:t>sl</w:t>
+            </w:r>
+            <w:proofErr w:type="spellEnd"/>
+            <w:r>
               <w:t>);</w:t>
             </w:r>
           </w:p>
@@ -10184,17 +10876,523 @@
               <w:pStyle w:val="af0"/>
             </w:pPr>
             <w:r>
-              <w:lastRenderedPageBreak/>
+              <w:t xml:space="preserve">        </w:t>
+            </w:r>
+            <w:r>
+              <w:rPr>
+                <w:color w:val="0000FF"/>
+              </w:rPr>
+              <w:t>if</w:t>
+            </w:r>
+            <w:r>
+              <w:t xml:space="preserve"> (current2 != </w:t>
+            </w:r>
+            <w:r>
+              <w:rPr>
+                <w:color w:val="6F008A"/>
+              </w:rPr>
+              <w:t>NULL</w:t>
+            </w:r>
+            <w:r>
+              <w:t xml:space="preserve"> &amp;&amp; current2-&gt;</w:t>
+            </w:r>
+            <w:proofErr w:type="spellStart"/>
+            <w:r>
+              <w:t>end_of_word</w:t>
+            </w:r>
+            <w:proofErr w:type="spellEnd"/>
+            <w:r>
+              <w:t xml:space="preserve"> == </w:t>
+            </w:r>
+            <w:r>
+              <w:rPr>
+                <w:color w:val="0000FF"/>
+              </w:rPr>
+              <w:t>true</w:t>
+            </w:r>
+            <w:r>
+              <w:t>) {</w:t>
+            </w:r>
+          </w:p>
+          <w:p>
+            <w:pPr>
+              <w:pStyle w:val="af0"/>
+            </w:pPr>
+            <w:r>
+              <w:t xml:space="preserve">            </w:t>
+            </w:r>
+            <w:proofErr w:type="spellStart"/>
+            <w:r>
+              <w:t>masi</w:t>
+            </w:r>
+            <w:proofErr w:type="spellEnd"/>
+            <w:r>
+              <w:t xml:space="preserve"> = </w:t>
+            </w:r>
+            <w:proofErr w:type="spellStart"/>
+            <w:r>
+              <w:t>massa_sl</w:t>
+            </w:r>
+            <w:proofErr w:type="spellEnd"/>
+            <w:r>
+              <w:t>(</w:t>
+            </w:r>
+            <w:r>
+              <w:rPr>
+                <w:color w:val="808080"/>
+              </w:rPr>
+              <w:t>number</w:t>
+            </w:r>
+            <w:r>
+              <w:t xml:space="preserve">, </w:t>
+            </w:r>
+            <w:r>
+              <w:rPr>
+                <w:color w:val="808080"/>
+              </w:rPr>
+              <w:t>I</w:t>
+            </w:r>
+            <w:r>
+              <w:t xml:space="preserve">, </w:t>
+            </w:r>
+            <w:r>
+              <w:rPr>
+                <w:color w:val="808080"/>
+              </w:rPr>
+              <w:t>J</w:t>
+            </w:r>
+            <w:r>
+              <w:t xml:space="preserve">, </w:t>
+            </w:r>
+            <w:proofErr w:type="spellStart"/>
+            <w:r>
+              <w:rPr>
+                <w:color w:val="808080"/>
+              </w:rPr>
+              <w:t>sl</w:t>
+            </w:r>
+            <w:proofErr w:type="spellEnd"/>
+            <w:r>
+              <w:t>);</w:t>
+            </w:r>
+          </w:p>
+          <w:p>
+            <w:pPr>
+              <w:pStyle w:val="af0"/>
+            </w:pPr>
+            <w:r>
+              <w:t xml:space="preserve">            PutIn1(</w:t>
+            </w:r>
+            <w:proofErr w:type="spellStart"/>
+            <w:r>
+              <w:rPr>
+                <w:color w:val="808080"/>
+              </w:rPr>
+              <w:t>st</w:t>
+            </w:r>
+            <w:proofErr w:type="spellEnd"/>
+            <w:r>
+              <w:t xml:space="preserve">, </w:t>
+            </w:r>
+            <w:r>
+              <w:rPr>
+                <w:color w:val="808080"/>
+              </w:rPr>
+              <w:t>number</w:t>
+            </w:r>
+            <w:r>
+              <w:t xml:space="preserve">, </w:t>
+            </w:r>
+            <w:r>
+              <w:rPr>
+                <w:color w:val="808080"/>
+              </w:rPr>
+              <w:t>I</w:t>
+            </w:r>
+            <w:r>
+              <w:t xml:space="preserve">, </w:t>
+            </w:r>
+            <w:r>
+              <w:rPr>
+                <w:color w:val="808080"/>
+              </w:rPr>
+              <w:t>J</w:t>
+            </w:r>
+            <w:r>
+              <w:t xml:space="preserve">, </w:t>
+            </w:r>
+            <w:proofErr w:type="spellStart"/>
+            <w:r>
+              <w:t>masi</w:t>
+            </w:r>
+            <w:proofErr w:type="spellEnd"/>
+            <w:r>
+              <w:t xml:space="preserve">, </w:t>
+            </w:r>
+            <w:proofErr w:type="spellStart"/>
+            <w:r>
+              <w:t>using_letters</w:t>
+            </w:r>
+            <w:proofErr w:type="spellEnd"/>
+            <w:r>
+              <w:t xml:space="preserve">, </w:t>
+            </w:r>
+            <w:proofErr w:type="spellStart"/>
+            <w:r>
+              <w:rPr>
+                <w:color w:val="808080"/>
+              </w:rPr>
+              <w:t>sl</w:t>
+            </w:r>
+            <w:proofErr w:type="spellEnd"/>
+            <w:r>
+              <w:t xml:space="preserve">, </w:t>
+            </w:r>
+            <w:proofErr w:type="spellStart"/>
+            <w:r>
+              <w:rPr>
+                <w:color w:val="808080"/>
+              </w:rPr>
+              <w:t>num_n_z</w:t>
+            </w:r>
+            <w:proofErr w:type="spellEnd"/>
+            <w:r>
+              <w:t>);</w:t>
+            </w:r>
+          </w:p>
+          <w:p>
+            <w:pPr>
+              <w:pStyle w:val="af0"/>
+            </w:pPr>
+            <w:r>
+              <w:t xml:space="preserve">            DOP -= 1;</w:t>
+            </w:r>
+          </w:p>
+          <w:p>
+            <w:pPr>
+              <w:pStyle w:val="af0"/>
+            </w:pPr>
+            <w:r>
+              <w:t xml:space="preserve">            </w:t>
+            </w:r>
+            <w:r>
+              <w:rPr>
+                <w:color w:val="0000FF"/>
+              </w:rPr>
+              <w:t>if</w:t>
+            </w:r>
+            <w:r>
+              <w:t xml:space="preserve"> (</w:t>
+            </w:r>
+            <w:proofErr w:type="spellStart"/>
+            <w:r>
+              <w:rPr>
+                <w:color w:val="808080"/>
+              </w:rPr>
+              <w:t>ukaz</w:t>
+            </w:r>
+            <w:proofErr w:type="spellEnd"/>
+            <w:r>
+              <w:t xml:space="preserve"> % 2 == 1 &amp;&amp; DOP == 0) {</w:t>
+            </w:r>
+          </w:p>
+          <w:p>
+            <w:pPr>
+              <w:pStyle w:val="af0"/>
+            </w:pPr>
+            <w:r>
+              <w:t xml:space="preserve">                </w:t>
+            </w:r>
+            <w:proofErr w:type="spellStart"/>
+            <w:r>
+              <w:t>printf</w:t>
+            </w:r>
+            <w:proofErr w:type="spellEnd"/>
+            <w:r>
+              <w:t>(</w:t>
+            </w:r>
+            <w:r>
+              <w:rPr>
+                <w:color w:val="A31515"/>
+              </w:rPr>
+              <w:t>"DOP 2: %d\n"</w:t>
+            </w:r>
+            <w:r>
+              <w:t>, DOP);</w:t>
+            </w:r>
+          </w:p>
+          <w:p>
+            <w:pPr>
+              <w:pStyle w:val="af0"/>
+            </w:pPr>
+            <w:r>
+              <w:t xml:space="preserve">                </w:t>
+            </w:r>
+            <w:r>
+              <w:rPr>
+                <w:color w:val="0000FF"/>
+              </w:rPr>
+              <w:t>return</w:t>
+            </w:r>
+            <w:r>
+              <w:t>;</w:t>
+            </w:r>
+          </w:p>
+          <w:p>
+            <w:pPr>
+              <w:pStyle w:val="af0"/>
+            </w:pPr>
+            <w:r>
+              <w:t xml:space="preserve">            }</w:t>
+            </w:r>
+          </w:p>
+          <w:p>
+            <w:pPr>
+              <w:pStyle w:val="af0"/>
+            </w:pPr>
+            <w:r>
+              <w:t xml:space="preserve">        }</w:t>
+            </w:r>
+          </w:p>
+          <w:p>
+            <w:pPr>
+              <w:pStyle w:val="af0"/>
+            </w:pPr>
+            <w:r>
+              <w:t xml:space="preserve">    }</w:t>
+            </w:r>
+          </w:p>
+          <w:p>
+            <w:pPr>
+              <w:pStyle w:val="af0"/>
+            </w:pPr>
+            <w:r>
               <w:t xml:space="preserve">    </w:t>
             </w:r>
             <w:r>
               <w:rPr>
                 <w:color w:val="0000FF"/>
               </w:rPr>
+              <w:t>for</w:t>
+            </w:r>
+            <w:r>
+              <w:t xml:space="preserve"> (</w:t>
+            </w:r>
+            <w:r>
+              <w:rPr>
+                <w:color w:val="0000FF"/>
+              </w:rPr>
+              <w:t>int</w:t>
+            </w:r>
+            <w:r>
+              <w:t xml:space="preserve"> </w:t>
+            </w:r>
+            <w:proofErr w:type="spellStart"/>
+            <w:r>
+              <w:t>i</w:t>
+            </w:r>
+            <w:proofErr w:type="spellEnd"/>
+            <w:r>
+              <w:t xml:space="preserve"> = 0; </w:t>
+            </w:r>
+            <w:proofErr w:type="spellStart"/>
+            <w:r>
+              <w:t>i</w:t>
+            </w:r>
+            <w:proofErr w:type="spellEnd"/>
+            <w:r>
+              <w:t xml:space="preserve"> &lt; 7; </w:t>
+            </w:r>
+            <w:proofErr w:type="spellStart"/>
+            <w:r>
+              <w:t>i</w:t>
+            </w:r>
+            <w:proofErr w:type="spellEnd"/>
+            <w:r>
+              <w:t xml:space="preserve">++) { </w:t>
+            </w:r>
+            <w:proofErr w:type="spellStart"/>
+            <w:r>
+              <w:t>using_letters</w:t>
+            </w:r>
+            <w:proofErr w:type="spellEnd"/>
+            <w:r>
+              <w:t>[</w:t>
+            </w:r>
+            <w:proofErr w:type="spellStart"/>
+            <w:r>
+              <w:t>i</w:t>
+            </w:r>
+            <w:proofErr w:type="spellEnd"/>
+            <w:r>
+              <w:t xml:space="preserve">] = </w:t>
+            </w:r>
+            <w:r>
+              <w:rPr>
+                <w:color w:val="6F008A"/>
+              </w:rPr>
+              <w:t>NULL</w:t>
+            </w:r>
+            <w:r>
+              <w:t>; }</w:t>
+            </w:r>
+          </w:p>
+          <w:p>
+            <w:pPr>
+              <w:pStyle w:val="af0"/>
+            </w:pPr>
+            <w:r>
+              <w:t xml:space="preserve">    </w:t>
+            </w:r>
+            <w:r>
+              <w:rPr>
+                <w:color w:val="0000FF"/>
+              </w:rPr>
+              <w:t>while</w:t>
+            </w:r>
+            <w:r>
+              <w:t xml:space="preserve"> (</w:t>
+            </w:r>
+            <w:proofErr w:type="spellStart"/>
+            <w:r>
+              <w:t>NextSet</w:t>
+            </w:r>
+            <w:proofErr w:type="spellEnd"/>
+            <w:r>
+              <w:t xml:space="preserve">(7, </w:t>
+            </w:r>
+            <w:proofErr w:type="spellStart"/>
+            <w:r>
+              <w:t>num_z</w:t>
+            </w:r>
+            <w:proofErr w:type="spellEnd"/>
+            <w:r>
+              <w:t>)) {</w:t>
+            </w:r>
+          </w:p>
+          <w:p>
+            <w:pPr>
+              <w:pStyle w:val="af0"/>
+            </w:pPr>
+            <w:r>
+              <w:t xml:space="preserve">        c = 0;</w:t>
+            </w:r>
+          </w:p>
+          <w:p>
+            <w:pPr>
+              <w:pStyle w:val="af0"/>
+            </w:pPr>
+            <w:r>
+              <w:t xml:space="preserve">        T = 1;</w:t>
+            </w:r>
+          </w:p>
+          <w:p>
+            <w:pPr>
+              <w:pStyle w:val="af0"/>
+            </w:pPr>
+            <w:r>
+              <w:t xml:space="preserve">        strcpy(</w:t>
+            </w:r>
+            <w:proofErr w:type="spellStart"/>
+            <w:r>
+              <w:rPr>
+                <w:color w:val="808080"/>
+              </w:rPr>
+              <w:t>sl</w:t>
+            </w:r>
+            <w:proofErr w:type="spellEnd"/>
+            <w:r>
+              <w:t>, sl2);</w:t>
+            </w:r>
+          </w:p>
+          <w:p>
+            <w:pPr>
+              <w:pStyle w:val="af0"/>
+            </w:pPr>
+            <w:r>
+              <w:t xml:space="preserve">        </w:t>
+            </w:r>
+            <w:r>
+              <w:rPr>
+                <w:color w:val="0000FF"/>
+              </w:rPr>
+              <w:t>for</w:t>
+            </w:r>
+            <w:r>
+              <w:t xml:space="preserve"> (</w:t>
+            </w:r>
+            <w:r>
+              <w:rPr>
+                <w:color w:val="0000FF"/>
+              </w:rPr>
               <w:t>char</w:t>
             </w:r>
             <w:r>
-              <w:t xml:space="preserve"> m;</w:t>
+              <w:t xml:space="preserve">* </w:t>
+            </w:r>
+            <w:proofErr w:type="spellStart"/>
+            <w:r>
+              <w:t>sli</w:t>
+            </w:r>
+            <w:proofErr w:type="spellEnd"/>
+            <w:r>
+              <w:t xml:space="preserve"> = &amp;</w:t>
+            </w:r>
+            <w:proofErr w:type="spellStart"/>
+            <w:r>
+              <w:rPr>
+                <w:color w:val="808080"/>
+              </w:rPr>
+              <w:t>sl</w:t>
+            </w:r>
+            <w:proofErr w:type="spellEnd"/>
+            <w:r>
+              <w:t xml:space="preserve">[0]; </w:t>
+            </w:r>
+            <w:proofErr w:type="spellStart"/>
+            <w:r>
+              <w:t>sli</w:t>
+            </w:r>
+            <w:proofErr w:type="spellEnd"/>
+            <w:r>
+              <w:t xml:space="preserve"> &lt;= &amp;</w:t>
+            </w:r>
+            <w:proofErr w:type="spellStart"/>
+            <w:r>
+              <w:rPr>
+                <w:color w:val="808080"/>
+              </w:rPr>
+              <w:t>sl</w:t>
+            </w:r>
+            <w:proofErr w:type="spellEnd"/>
+            <w:r>
+              <w:t>[</w:t>
+            </w:r>
+            <w:r>
+              <w:rPr>
+                <w:color w:val="808080"/>
+              </w:rPr>
+              <w:t>J</w:t>
+            </w:r>
+            <w:r>
+              <w:t xml:space="preserve"> - </w:t>
+            </w:r>
+            <w:r>
+              <w:rPr>
+                <w:color w:val="808080"/>
+              </w:rPr>
+              <w:t>I</w:t>
+            </w:r>
+            <w:r>
+              <w:t xml:space="preserve">]; </w:t>
+            </w:r>
+            <w:proofErr w:type="spellStart"/>
+            <w:r>
+              <w:t>sli</w:t>
+            </w:r>
+            <w:proofErr w:type="spellEnd"/>
+            <w:r>
+              <w:t>++) {</w:t>
             </w:r>
           </w:p>
           <w:p>
@@ -10202,1273 +11400,6 @@
               <w:pStyle w:val="af0"/>
             </w:pPr>
             <w:r>
-              <w:t xml:space="preserve">    </w:t>
-            </w:r>
-            <w:r>
-              <w:rPr>
-                <w:color w:val="0000FF"/>
-              </w:rPr>
-              <w:t>short</w:t>
-            </w:r>
-            <w:r>
-              <w:t xml:space="preserve">  c = 0;</w:t>
-            </w:r>
-          </w:p>
-          <w:p>
-            <w:pPr>
-              <w:pStyle w:val="af0"/>
-            </w:pPr>
-            <w:r>
-              <w:t xml:space="preserve">    </w:t>
-            </w:r>
-            <w:r>
-              <w:rPr>
-                <w:color w:val="0000FF"/>
-              </w:rPr>
-              <w:t>short</w:t>
-            </w:r>
-            <w:r>
-              <w:t xml:space="preserve">  p = 0;</w:t>
-            </w:r>
-          </w:p>
-          <w:p>
-            <w:pPr>
-              <w:pStyle w:val="af0"/>
-            </w:pPr>
-            <w:r>
-              <w:t xml:space="preserve">    </w:t>
-            </w:r>
-            <w:r>
-              <w:rPr>
-                <w:color w:val="0000FF"/>
-              </w:rPr>
-              <w:t>short</w:t>
-            </w:r>
-            <w:r>
-              <w:t xml:space="preserve">  T = 1;</w:t>
-            </w:r>
-          </w:p>
-          <w:p>
-            <w:pPr>
-              <w:pStyle w:val="af0"/>
-            </w:pPr>
-            <w:r>
-              <w:t xml:space="preserve">    </w:t>
-            </w:r>
-            <w:r>
-              <w:rPr>
-                <w:color w:val="0000FF"/>
-              </w:rPr>
-              <w:t>short</w:t>
-            </w:r>
-            <w:r>
-              <w:t xml:space="preserve">  </w:t>
-            </w:r>
-            <w:proofErr w:type="spellStart"/>
-            <w:r>
-              <w:t>masi</w:t>
-            </w:r>
-            <w:proofErr w:type="spellEnd"/>
-            <w:r>
-              <w:t>;</w:t>
-            </w:r>
-          </w:p>
-          <w:p>
-            <w:pPr>
-              <w:pStyle w:val="af0"/>
-            </w:pPr>
-            <w:r>
-              <w:t xml:space="preserve">    </w:t>
-            </w:r>
-            <w:r>
-              <w:rPr>
-                <w:color w:val="0000FF"/>
-              </w:rPr>
-              <w:t>short</w:t>
-            </w:r>
-            <w:r>
-              <w:t xml:space="preserve">  </w:t>
-            </w:r>
-            <w:proofErr w:type="spellStart"/>
-            <w:r>
-              <w:t>num_z</w:t>
-            </w:r>
-            <w:proofErr w:type="spellEnd"/>
-            <w:r>
-              <w:t xml:space="preserve"> = </w:t>
-            </w:r>
-            <w:proofErr w:type="spellStart"/>
-            <w:r>
-              <w:t>strlen</w:t>
-            </w:r>
-            <w:proofErr w:type="spellEnd"/>
-            <w:r>
-              <w:t>(</w:t>
-            </w:r>
-            <w:proofErr w:type="spellStart"/>
-            <w:r>
-              <w:rPr>
-                <w:color w:val="808080"/>
-              </w:rPr>
-              <w:t>sl</w:t>
-            </w:r>
-            <w:proofErr w:type="spellEnd"/>
-            <w:r>
-              <w:t xml:space="preserve">) - </w:t>
-            </w:r>
-            <w:proofErr w:type="spellStart"/>
-            <w:r>
-              <w:rPr>
-                <w:color w:val="808080"/>
-              </w:rPr>
-              <w:t>num_n_z</w:t>
-            </w:r>
-            <w:proofErr w:type="spellEnd"/>
-            <w:r>
-              <w:t>;</w:t>
-            </w:r>
-          </w:p>
-          <w:p>
-            <w:pPr>
-              <w:pStyle w:val="af0"/>
-            </w:pPr>
-            <w:r>
-              <w:t xml:space="preserve">    </w:t>
-            </w:r>
-            <w:r>
-              <w:rPr>
-                <w:color w:val="0000FF"/>
-              </w:rPr>
-              <w:t>for</w:t>
-            </w:r>
-            <w:r>
-              <w:t xml:space="preserve"> (</w:t>
-            </w:r>
-            <w:r>
-              <w:rPr>
-                <w:color w:val="0000FF"/>
-              </w:rPr>
-              <w:t>char</w:t>
-            </w:r>
-            <w:r>
-              <w:t xml:space="preserve">* </w:t>
-            </w:r>
-            <w:proofErr w:type="spellStart"/>
-            <w:r>
-              <w:t>sli</w:t>
-            </w:r>
-            <w:proofErr w:type="spellEnd"/>
-            <w:r>
-              <w:t xml:space="preserve"> = &amp;</w:t>
-            </w:r>
-            <w:proofErr w:type="spellStart"/>
-            <w:r>
-              <w:rPr>
-                <w:color w:val="808080"/>
-              </w:rPr>
-              <w:t>sl</w:t>
-            </w:r>
-            <w:proofErr w:type="spellEnd"/>
-            <w:r>
-              <w:t xml:space="preserve">[0]; </w:t>
-            </w:r>
-            <w:proofErr w:type="spellStart"/>
-            <w:r>
-              <w:t>sli</w:t>
-            </w:r>
-            <w:proofErr w:type="spellEnd"/>
-            <w:r>
-              <w:t xml:space="preserve"> &lt;= &amp;</w:t>
-            </w:r>
-            <w:proofErr w:type="spellStart"/>
-            <w:r>
-              <w:rPr>
-                <w:color w:val="808080"/>
-              </w:rPr>
-              <w:t>sl</w:t>
-            </w:r>
-            <w:proofErr w:type="spellEnd"/>
-            <w:r>
-              <w:t>[</w:t>
-            </w:r>
-            <w:r>
-              <w:rPr>
-                <w:color w:val="808080"/>
-              </w:rPr>
-              <w:t>J</w:t>
-            </w:r>
-            <w:r>
-              <w:t xml:space="preserve"> - </w:t>
-            </w:r>
-            <w:r>
-              <w:rPr>
-                <w:color w:val="808080"/>
-              </w:rPr>
-              <w:t>I</w:t>
-            </w:r>
-            <w:r>
-              <w:t xml:space="preserve">]; </w:t>
-            </w:r>
-            <w:proofErr w:type="spellStart"/>
-            <w:r>
-              <w:t>sli</w:t>
-            </w:r>
-            <w:proofErr w:type="spellEnd"/>
-            <w:r>
-              <w:t>++) {</w:t>
-            </w:r>
-          </w:p>
-          <w:p>
-            <w:pPr>
-              <w:pStyle w:val="af0"/>
-            </w:pPr>
-            <w:r>
-              <w:t xml:space="preserve">        </w:t>
-            </w:r>
-            <w:r>
-              <w:rPr>
-                <w:color w:val="0000FF"/>
-              </w:rPr>
-              <w:t>if</w:t>
-            </w:r>
-            <w:r>
-              <w:t xml:space="preserve"> (*</w:t>
-            </w:r>
-            <w:proofErr w:type="spellStart"/>
-            <w:r>
-              <w:t>sli</w:t>
-            </w:r>
-            <w:proofErr w:type="spellEnd"/>
-            <w:r>
-              <w:t xml:space="preserve"> == </w:t>
-            </w:r>
-            <w:r>
-              <w:rPr>
-                <w:color w:val="A31515"/>
-              </w:rPr>
-              <w:t>'z'</w:t>
-            </w:r>
-            <w:r>
-              <w:t xml:space="preserve"> || *</w:t>
-            </w:r>
-            <w:proofErr w:type="spellStart"/>
-            <w:r>
-              <w:t>sli</w:t>
-            </w:r>
-            <w:proofErr w:type="spellEnd"/>
-            <w:r>
-              <w:t xml:space="preserve"> == </w:t>
-            </w:r>
-            <w:r>
-              <w:rPr>
-                <w:color w:val="A31515"/>
-              </w:rPr>
-              <w:t>'k'</w:t>
-            </w:r>
-            <w:r>
-              <w:t>) {</w:t>
-            </w:r>
-          </w:p>
-          <w:p>
-            <w:pPr>
-              <w:pStyle w:val="af0"/>
-            </w:pPr>
-            <w:r>
-              <w:t xml:space="preserve">            m = </w:t>
-            </w:r>
-            <w:r>
-              <w:rPr>
-                <w:color w:val="808080"/>
-              </w:rPr>
-              <w:t>mas</w:t>
-            </w:r>
-            <w:r>
-              <w:t>[a[c]];</w:t>
-            </w:r>
-          </w:p>
-          <w:p>
-            <w:pPr>
-              <w:pStyle w:val="af0"/>
-            </w:pPr>
-            <w:r>
-              <w:t xml:space="preserve">            </w:t>
-            </w:r>
-            <w:r>
-              <w:rPr>
-                <w:color w:val="0000FF"/>
-              </w:rPr>
-              <w:t>if</w:t>
-            </w:r>
-            <w:r>
-              <w:t xml:space="preserve"> (m == </w:t>
-            </w:r>
-            <w:r>
-              <w:rPr>
-                <w:color w:val="A31515"/>
-              </w:rPr>
-              <w:t>'z'</w:t>
-            </w:r>
-            <w:r>
-              <w:t xml:space="preserve"> || (p == 0 &amp;&amp; (m == </w:t>
-            </w:r>
-            <w:r>
-              <w:rPr>
-                <w:color w:val="A31515"/>
-              </w:rPr>
-              <w:t>'</w:t>
-            </w:r>
-            <w:r>
-              <w:rPr>
-                <w:color w:val="A31515"/>
-              </w:rPr>
-              <w:t>ъ</w:t>
-            </w:r>
-            <w:r>
-              <w:rPr>
-                <w:color w:val="A31515"/>
-              </w:rPr>
-              <w:t>'</w:t>
-            </w:r>
-            <w:r>
-              <w:t xml:space="preserve"> || m == </w:t>
-            </w:r>
-            <w:r>
-              <w:rPr>
-                <w:color w:val="A31515"/>
-              </w:rPr>
-              <w:t>'</w:t>
-            </w:r>
-            <w:r>
-              <w:rPr>
-                <w:color w:val="A31515"/>
-              </w:rPr>
-              <w:t>ь</w:t>
-            </w:r>
-            <w:r>
-              <w:rPr>
-                <w:color w:val="A31515"/>
-              </w:rPr>
-              <w:t>'</w:t>
-            </w:r>
-            <w:r>
-              <w:t xml:space="preserve"> || m == </w:t>
-            </w:r>
-            <w:r>
-              <w:rPr>
-                <w:color w:val="A31515"/>
-              </w:rPr>
-              <w:t>'</w:t>
-            </w:r>
-            <w:r>
-              <w:rPr>
-                <w:color w:val="A31515"/>
-              </w:rPr>
-              <w:t>ы</w:t>
-            </w:r>
-            <w:r>
-              <w:rPr>
-                <w:color w:val="A31515"/>
-              </w:rPr>
-              <w:t>'</w:t>
-            </w:r>
-            <w:r>
-              <w:t xml:space="preserve">))) { T = 0; </w:t>
-            </w:r>
-            <w:r>
-              <w:rPr>
-                <w:color w:val="0000FF"/>
-              </w:rPr>
-              <w:t>break</w:t>
-            </w:r>
-            <w:r>
-              <w:t>; }</w:t>
-            </w:r>
-          </w:p>
-          <w:p>
-            <w:pPr>
-              <w:pStyle w:val="af0"/>
-            </w:pPr>
-            <w:r>
-              <w:t xml:space="preserve">            *</w:t>
-            </w:r>
-            <w:proofErr w:type="spellStart"/>
-            <w:r>
-              <w:t>sli</w:t>
-            </w:r>
-            <w:proofErr w:type="spellEnd"/>
-            <w:r>
-              <w:t xml:space="preserve"> = m;</w:t>
-            </w:r>
-          </w:p>
-          <w:p>
-            <w:pPr>
-              <w:pStyle w:val="af0"/>
-            </w:pPr>
-            <w:r>
-              <w:t xml:space="preserve">            </w:t>
-            </w:r>
-            <w:r>
-              <w:rPr>
-                <w:color w:val="0000FF"/>
-              </w:rPr>
-              <w:t>if</w:t>
-            </w:r>
-            <w:r>
-              <w:t xml:space="preserve"> (</w:t>
-            </w:r>
-            <w:proofErr w:type="spellStart"/>
-            <w:r>
-              <w:t>sli</w:t>
-            </w:r>
-            <w:proofErr w:type="spellEnd"/>
-            <w:r>
-              <w:t xml:space="preserve"> - </w:t>
-            </w:r>
-            <w:proofErr w:type="spellStart"/>
-            <w:r>
-              <w:rPr>
-                <w:color w:val="808080"/>
-              </w:rPr>
-              <w:t>sl</w:t>
-            </w:r>
-            <w:proofErr w:type="spellEnd"/>
-            <w:r>
-              <w:t xml:space="preserve"> &gt; 0) {</w:t>
-            </w:r>
-          </w:p>
-          <w:p>
-            <w:pPr>
-              <w:pStyle w:val="af0"/>
-            </w:pPr>
-            <w:r>
-              <w:t xml:space="preserve">                </w:t>
-            </w:r>
-            <w:r>
-              <w:rPr>
-                <w:color w:val="0000FF"/>
-              </w:rPr>
-              <w:t>char</w:t>
-            </w:r>
-            <w:r>
-              <w:t xml:space="preserve"> c0 = </w:t>
-            </w:r>
-            <w:proofErr w:type="spellStart"/>
-            <w:r>
-              <w:rPr>
-                <w:color w:val="808080"/>
-              </w:rPr>
-              <w:t>sl</w:t>
-            </w:r>
-            <w:proofErr w:type="spellEnd"/>
-            <w:r>
-              <w:t>[</w:t>
-            </w:r>
-            <w:proofErr w:type="spellStart"/>
-            <w:r>
-              <w:t>sli</w:t>
-            </w:r>
-            <w:proofErr w:type="spellEnd"/>
-            <w:r>
-              <w:t xml:space="preserve"> - </w:t>
-            </w:r>
-            <w:proofErr w:type="spellStart"/>
-            <w:r>
-              <w:rPr>
-                <w:color w:val="808080"/>
-              </w:rPr>
-              <w:t>sl</w:t>
-            </w:r>
-            <w:proofErr w:type="spellEnd"/>
-            <w:r>
-              <w:t>];</w:t>
-            </w:r>
-          </w:p>
-          <w:p>
-            <w:pPr>
-              <w:pStyle w:val="af0"/>
-            </w:pPr>
-            <w:r>
-              <w:t xml:space="preserve">                </w:t>
-            </w:r>
-            <w:r>
-              <w:rPr>
-                <w:color w:val="0000FF"/>
-              </w:rPr>
-              <w:t>char</w:t>
-            </w:r>
-            <w:r>
-              <w:t xml:space="preserve"> c1 = </w:t>
-            </w:r>
-            <w:proofErr w:type="spellStart"/>
-            <w:r>
-              <w:rPr>
-                <w:color w:val="808080"/>
-              </w:rPr>
-              <w:t>sl</w:t>
-            </w:r>
-            <w:proofErr w:type="spellEnd"/>
-            <w:r>
-              <w:t>[</w:t>
-            </w:r>
-            <w:proofErr w:type="spellStart"/>
-            <w:r>
-              <w:t>sli</w:t>
-            </w:r>
-            <w:proofErr w:type="spellEnd"/>
-            <w:r>
-              <w:t xml:space="preserve"> - </w:t>
-            </w:r>
-            <w:proofErr w:type="spellStart"/>
-            <w:r>
-              <w:rPr>
-                <w:color w:val="808080"/>
-              </w:rPr>
-              <w:t>sl</w:t>
-            </w:r>
-            <w:proofErr w:type="spellEnd"/>
-            <w:r>
-              <w:t xml:space="preserve"> - 1];</w:t>
-            </w:r>
-          </w:p>
-          <w:p>
-            <w:pPr>
-              <w:pStyle w:val="af0"/>
-            </w:pPr>
-            <w:r>
-              <w:t xml:space="preserve">                </w:t>
-            </w:r>
-            <w:r>
-              <w:rPr>
-                <w:color w:val="0000FF"/>
-              </w:rPr>
-              <w:t>if</w:t>
-            </w:r>
-            <w:r>
-              <w:t xml:space="preserve"> (c0 == -72)c = 0;</w:t>
-            </w:r>
-          </w:p>
-          <w:p>
-            <w:pPr>
-              <w:pStyle w:val="af0"/>
-            </w:pPr>
-            <w:r>
-              <w:t xml:space="preserve">                </w:t>
-            </w:r>
-            <w:r>
-              <w:rPr>
-                <w:color w:val="0000FF"/>
-              </w:rPr>
-              <w:t>if</w:t>
-            </w:r>
-            <w:r>
-              <w:t xml:space="preserve"> (c1 == -72)c1 = 0;</w:t>
-            </w:r>
-          </w:p>
-          <w:p>
-            <w:pPr>
-              <w:pStyle w:val="af0"/>
-            </w:pPr>
-            <w:r>
-              <w:t xml:space="preserve">                </w:t>
-            </w:r>
-            <w:r>
-              <w:rPr>
-                <w:color w:val="0000FF"/>
-              </w:rPr>
-              <w:t>if</w:t>
-            </w:r>
-            <w:r>
-              <w:t xml:space="preserve"> ((&amp;</w:t>
-            </w:r>
-            <w:proofErr w:type="spellStart"/>
-            <w:r>
-              <w:t>root_stat</w:t>
-            </w:r>
-            <w:proofErr w:type="spellEnd"/>
-            <w:r>
-              <w:t>)-&gt;children[c0 + 32]-&gt;</w:t>
-            </w:r>
-            <w:proofErr w:type="spellStart"/>
-            <w:r>
-              <w:t>parent_ss</w:t>
-            </w:r>
-            <w:proofErr w:type="spellEnd"/>
-            <w:r>
-              <w:t xml:space="preserve">[c1 + 32] == </w:t>
-            </w:r>
-            <w:r>
-              <w:rPr>
-                <w:color w:val="6F008A"/>
-              </w:rPr>
-              <w:t>NULL</w:t>
-            </w:r>
-            <w:r>
-              <w:t>) {</w:t>
-            </w:r>
-          </w:p>
-          <w:p>
-            <w:pPr>
-              <w:pStyle w:val="af0"/>
-            </w:pPr>
-            <w:r>
-              <w:t xml:space="preserve">                    </w:t>
-            </w:r>
-            <w:r>
-              <w:rPr>
-                <w:color w:val="0000FF"/>
-              </w:rPr>
-              <w:t>break</w:t>
-            </w:r>
-            <w:r>
-              <w:t>;</w:t>
-            </w:r>
-          </w:p>
-          <w:p>
-            <w:pPr>
-              <w:pStyle w:val="af0"/>
-            </w:pPr>
-            <w:r>
-              <w:t xml:space="preserve">                }</w:t>
-            </w:r>
-          </w:p>
-          <w:p>
-            <w:pPr>
-              <w:pStyle w:val="af0"/>
-            </w:pPr>
-            <w:r>
-              <w:t xml:space="preserve">            }</w:t>
-            </w:r>
-          </w:p>
-          <w:p>
-            <w:pPr>
-              <w:pStyle w:val="af0"/>
-            </w:pPr>
-            <w:r>
-              <w:t xml:space="preserve">            </w:t>
-            </w:r>
-            <w:proofErr w:type="spellStart"/>
-            <w:r>
-              <w:t>using_letters</w:t>
-            </w:r>
-            <w:proofErr w:type="spellEnd"/>
-            <w:r>
-              <w:t>[c] = m;</w:t>
-            </w:r>
-          </w:p>
-          <w:p>
-            <w:pPr>
-              <w:pStyle w:val="af0"/>
-            </w:pPr>
-            <w:r>
-              <w:t xml:space="preserve">            </w:t>
-            </w:r>
-            <w:proofErr w:type="spellStart"/>
-            <w:r>
-              <w:t>c++</w:t>
-            </w:r>
-            <w:proofErr w:type="spellEnd"/>
-            <w:r>
-              <w:t>;</w:t>
-            </w:r>
-          </w:p>
-          <w:p>
-            <w:pPr>
-              <w:pStyle w:val="af0"/>
-            </w:pPr>
-            <w:r>
-              <w:t xml:space="preserve">        }</w:t>
-            </w:r>
-          </w:p>
-          <w:p>
-            <w:pPr>
-              <w:pStyle w:val="af0"/>
-            </w:pPr>
-            <w:r>
-              <w:t xml:space="preserve">        p++;</w:t>
-            </w:r>
-          </w:p>
-          <w:p>
-            <w:pPr>
-              <w:pStyle w:val="af0"/>
-            </w:pPr>
-            <w:r>
-              <w:t xml:space="preserve">    }</w:t>
-            </w:r>
-          </w:p>
-          <w:p>
-            <w:pPr>
-              <w:pStyle w:val="af0"/>
-            </w:pPr>
-            <w:r>
-              <w:t xml:space="preserve">    </w:t>
-            </w:r>
-            <w:r>
-              <w:rPr>
-                <w:color w:val="0000FF"/>
-              </w:rPr>
-              <w:t>if</w:t>
-            </w:r>
-            <w:r>
-              <w:t xml:space="preserve"> (T != 0) {</w:t>
-            </w:r>
-          </w:p>
-          <w:p>
-            <w:pPr>
-              <w:pStyle w:val="af0"/>
-            </w:pPr>
-            <w:r>
-              <w:t xml:space="preserve">        current2 = Search(</w:t>
-            </w:r>
-            <w:proofErr w:type="spellStart"/>
-            <w:r>
-              <w:rPr>
-                <w:color w:val="808080"/>
-              </w:rPr>
-              <w:t>sl</w:t>
-            </w:r>
-            <w:proofErr w:type="spellEnd"/>
-            <w:r>
-              <w:t>);</w:t>
-            </w:r>
-          </w:p>
-          <w:p>
-            <w:pPr>
-              <w:pStyle w:val="af0"/>
-            </w:pPr>
-            <w:r>
-              <w:t xml:space="preserve">        </w:t>
-            </w:r>
-            <w:r>
-              <w:rPr>
-                <w:color w:val="0000FF"/>
-              </w:rPr>
-              <w:t>if</w:t>
-            </w:r>
-            <w:r>
-              <w:t xml:space="preserve"> (current2 != </w:t>
-            </w:r>
-            <w:r>
-              <w:rPr>
-                <w:color w:val="6F008A"/>
-              </w:rPr>
-              <w:t>NULL</w:t>
-            </w:r>
-            <w:r>
-              <w:t xml:space="preserve"> &amp;&amp; current2-&gt;</w:t>
-            </w:r>
-            <w:proofErr w:type="spellStart"/>
-            <w:r>
-              <w:t>end_of_word</w:t>
-            </w:r>
-            <w:proofErr w:type="spellEnd"/>
-            <w:r>
-              <w:t xml:space="preserve"> == </w:t>
-            </w:r>
-            <w:r>
-              <w:rPr>
-                <w:color w:val="0000FF"/>
-              </w:rPr>
-              <w:t>true</w:t>
-            </w:r>
-            <w:r>
-              <w:t>) {</w:t>
-            </w:r>
-          </w:p>
-          <w:p>
-            <w:pPr>
-              <w:pStyle w:val="af0"/>
-            </w:pPr>
-            <w:r>
-              <w:t xml:space="preserve">            </w:t>
-            </w:r>
-            <w:proofErr w:type="spellStart"/>
-            <w:r>
-              <w:t>masi</w:t>
-            </w:r>
-            <w:proofErr w:type="spellEnd"/>
-            <w:r>
-              <w:t xml:space="preserve"> = </w:t>
-            </w:r>
-            <w:proofErr w:type="spellStart"/>
-            <w:r>
-              <w:t>massa_sl</w:t>
-            </w:r>
-            <w:proofErr w:type="spellEnd"/>
-            <w:r>
-              <w:t>(</w:t>
-            </w:r>
-            <w:r>
-              <w:rPr>
-                <w:color w:val="808080"/>
-              </w:rPr>
-              <w:t>number</w:t>
-            </w:r>
-            <w:r>
-              <w:t xml:space="preserve">, </w:t>
-            </w:r>
-            <w:r>
-              <w:rPr>
-                <w:color w:val="808080"/>
-              </w:rPr>
-              <w:t>I</w:t>
-            </w:r>
-            <w:r>
-              <w:t xml:space="preserve">, </w:t>
-            </w:r>
-            <w:r>
-              <w:rPr>
-                <w:color w:val="808080"/>
-              </w:rPr>
-              <w:t>J</w:t>
-            </w:r>
-            <w:r>
-              <w:t xml:space="preserve">, </w:t>
-            </w:r>
-            <w:proofErr w:type="spellStart"/>
-            <w:r>
-              <w:rPr>
-                <w:color w:val="808080"/>
-              </w:rPr>
-              <w:t>sl</w:t>
-            </w:r>
-            <w:proofErr w:type="spellEnd"/>
-            <w:r>
-              <w:t>);</w:t>
-            </w:r>
-          </w:p>
-          <w:p>
-            <w:pPr>
-              <w:pStyle w:val="af0"/>
-            </w:pPr>
-            <w:r>
-              <w:t xml:space="preserve">            PutIn1(</w:t>
-            </w:r>
-            <w:proofErr w:type="spellStart"/>
-            <w:r>
-              <w:rPr>
-                <w:color w:val="808080"/>
-              </w:rPr>
-              <w:t>st</w:t>
-            </w:r>
-            <w:proofErr w:type="spellEnd"/>
-            <w:r>
-              <w:t xml:space="preserve">, </w:t>
-            </w:r>
-            <w:r>
-              <w:rPr>
-                <w:color w:val="808080"/>
-              </w:rPr>
-              <w:t>number</w:t>
-            </w:r>
-            <w:r>
-              <w:t xml:space="preserve">, </w:t>
-            </w:r>
-            <w:r>
-              <w:rPr>
-                <w:color w:val="808080"/>
-              </w:rPr>
-              <w:t>I</w:t>
-            </w:r>
-            <w:r>
-              <w:t xml:space="preserve">, </w:t>
-            </w:r>
-            <w:r>
-              <w:rPr>
-                <w:color w:val="808080"/>
-              </w:rPr>
-              <w:t>J</w:t>
-            </w:r>
-            <w:r>
-              <w:t xml:space="preserve">, </w:t>
-            </w:r>
-            <w:proofErr w:type="spellStart"/>
-            <w:r>
-              <w:t>masi</w:t>
-            </w:r>
-            <w:proofErr w:type="spellEnd"/>
-            <w:r>
-              <w:t xml:space="preserve">, </w:t>
-            </w:r>
-            <w:proofErr w:type="spellStart"/>
-            <w:r>
-              <w:t>using_letters</w:t>
-            </w:r>
-            <w:proofErr w:type="spellEnd"/>
-            <w:r>
-              <w:t xml:space="preserve">, </w:t>
-            </w:r>
-            <w:proofErr w:type="spellStart"/>
-            <w:r>
-              <w:rPr>
-                <w:color w:val="808080"/>
-              </w:rPr>
-              <w:t>sl</w:t>
-            </w:r>
-            <w:proofErr w:type="spellEnd"/>
-            <w:r>
-              <w:t xml:space="preserve">, </w:t>
-            </w:r>
-            <w:proofErr w:type="spellStart"/>
-            <w:r>
-              <w:rPr>
-                <w:color w:val="808080"/>
-              </w:rPr>
-              <w:t>num_n_z</w:t>
-            </w:r>
-            <w:proofErr w:type="spellEnd"/>
-            <w:r>
-              <w:t>);</w:t>
-            </w:r>
-          </w:p>
-          <w:p>
-            <w:pPr>
-              <w:pStyle w:val="af0"/>
-            </w:pPr>
-            <w:r>
-              <w:t xml:space="preserve">            DOP -= 1;</w:t>
-            </w:r>
-          </w:p>
-          <w:p>
-            <w:pPr>
-              <w:pStyle w:val="af0"/>
-            </w:pPr>
-            <w:r>
-              <w:t xml:space="preserve">            </w:t>
-            </w:r>
-            <w:r>
-              <w:rPr>
-                <w:color w:val="0000FF"/>
-              </w:rPr>
-              <w:t>if</w:t>
-            </w:r>
-            <w:r>
-              <w:t xml:space="preserve"> (</w:t>
-            </w:r>
-            <w:proofErr w:type="spellStart"/>
-            <w:r>
-              <w:rPr>
-                <w:color w:val="808080"/>
-              </w:rPr>
-              <w:t>ukaz</w:t>
-            </w:r>
-            <w:proofErr w:type="spellEnd"/>
-            <w:r>
-              <w:t xml:space="preserve"> % 2 == 1 &amp;&amp; DOP == 0) {</w:t>
-            </w:r>
-          </w:p>
-          <w:p>
-            <w:pPr>
-              <w:pStyle w:val="af0"/>
-            </w:pPr>
-            <w:r>
-              <w:t xml:space="preserve">                </w:t>
-            </w:r>
-            <w:proofErr w:type="spellStart"/>
-            <w:r>
-              <w:t>printf</w:t>
-            </w:r>
-            <w:proofErr w:type="spellEnd"/>
-            <w:r>
-              <w:t>(</w:t>
-            </w:r>
-            <w:r>
-              <w:rPr>
-                <w:color w:val="A31515"/>
-              </w:rPr>
-              <w:t>"DOP 2: %d\n"</w:t>
-            </w:r>
-            <w:r>
-              <w:t>, DOP);</w:t>
-            </w:r>
-          </w:p>
-          <w:p>
-            <w:pPr>
-              <w:pStyle w:val="af0"/>
-            </w:pPr>
-            <w:r>
-              <w:t xml:space="preserve">                </w:t>
-            </w:r>
-            <w:r>
-              <w:rPr>
-                <w:color w:val="0000FF"/>
-              </w:rPr>
-              <w:t>return</w:t>
-            </w:r>
-            <w:r>
-              <w:t>;</w:t>
-            </w:r>
-          </w:p>
-          <w:p>
-            <w:pPr>
-              <w:pStyle w:val="af0"/>
-            </w:pPr>
-            <w:r>
-              <w:t xml:space="preserve">            }</w:t>
-            </w:r>
-          </w:p>
-          <w:p>
-            <w:pPr>
-              <w:pStyle w:val="af0"/>
-            </w:pPr>
-            <w:r>
-              <w:t xml:space="preserve">        }</w:t>
-            </w:r>
-          </w:p>
-          <w:p>
-            <w:pPr>
-              <w:pStyle w:val="af0"/>
-            </w:pPr>
-            <w:r>
-              <w:t xml:space="preserve">    }</w:t>
-            </w:r>
-          </w:p>
-          <w:p>
-            <w:pPr>
-              <w:pStyle w:val="af0"/>
-            </w:pPr>
-            <w:r>
-              <w:t xml:space="preserve">    </w:t>
-            </w:r>
-            <w:r>
-              <w:rPr>
-                <w:color w:val="0000FF"/>
-              </w:rPr>
-              <w:t>for</w:t>
-            </w:r>
-            <w:r>
-              <w:t xml:space="preserve"> (</w:t>
-            </w:r>
-            <w:r>
-              <w:rPr>
-                <w:color w:val="0000FF"/>
-              </w:rPr>
-              <w:t>int</w:t>
-            </w:r>
-            <w:r>
-              <w:t xml:space="preserve"> </w:t>
-            </w:r>
-            <w:proofErr w:type="spellStart"/>
-            <w:r>
-              <w:t>i</w:t>
-            </w:r>
-            <w:proofErr w:type="spellEnd"/>
-            <w:r>
-              <w:t xml:space="preserve"> = 0; </w:t>
-            </w:r>
-            <w:proofErr w:type="spellStart"/>
-            <w:r>
-              <w:t>i</w:t>
-            </w:r>
-            <w:proofErr w:type="spellEnd"/>
-            <w:r>
-              <w:t xml:space="preserve"> &lt; 7; </w:t>
-            </w:r>
-            <w:proofErr w:type="spellStart"/>
-            <w:r>
-              <w:t>i</w:t>
-            </w:r>
-            <w:proofErr w:type="spellEnd"/>
-            <w:r>
-              <w:t xml:space="preserve">++) { </w:t>
-            </w:r>
-            <w:proofErr w:type="spellStart"/>
-            <w:r>
-              <w:t>using_letters</w:t>
-            </w:r>
-            <w:proofErr w:type="spellEnd"/>
-            <w:r>
-              <w:t>[</w:t>
-            </w:r>
-            <w:proofErr w:type="spellStart"/>
-            <w:r>
-              <w:t>i</w:t>
-            </w:r>
-            <w:proofErr w:type="spellEnd"/>
-            <w:r>
-              <w:t xml:space="preserve">] = </w:t>
-            </w:r>
-            <w:r>
-              <w:rPr>
-                <w:color w:val="6F008A"/>
-              </w:rPr>
-              <w:t>NULL</w:t>
-            </w:r>
-            <w:r>
-              <w:t>; }</w:t>
-            </w:r>
-          </w:p>
-          <w:p>
-            <w:pPr>
-              <w:pStyle w:val="af0"/>
-            </w:pPr>
-            <w:r>
-              <w:t xml:space="preserve">    </w:t>
-            </w:r>
-            <w:r>
-              <w:rPr>
-                <w:color w:val="0000FF"/>
-              </w:rPr>
-              <w:t>while</w:t>
-            </w:r>
-            <w:r>
-              <w:t xml:space="preserve"> (</w:t>
-            </w:r>
-            <w:proofErr w:type="spellStart"/>
-            <w:r>
-              <w:t>NextSet</w:t>
-            </w:r>
-            <w:proofErr w:type="spellEnd"/>
-            <w:r>
-              <w:t xml:space="preserve">(7, </w:t>
-            </w:r>
-            <w:proofErr w:type="spellStart"/>
-            <w:r>
-              <w:t>num_z</w:t>
-            </w:r>
-            <w:proofErr w:type="spellEnd"/>
-            <w:r>
-              <w:t>)) {</w:t>
-            </w:r>
-          </w:p>
-          <w:p>
-            <w:pPr>
-              <w:pStyle w:val="af0"/>
-            </w:pPr>
-            <w:r>
-              <w:t xml:space="preserve">        c = 0;</w:t>
-            </w:r>
-          </w:p>
-          <w:p>
-            <w:pPr>
-              <w:pStyle w:val="af0"/>
-            </w:pPr>
-            <w:r>
-              <w:t xml:space="preserve">        T = 1;</w:t>
-            </w:r>
-          </w:p>
-          <w:p>
-            <w:pPr>
-              <w:pStyle w:val="af0"/>
-            </w:pPr>
-            <w:r>
-              <w:t xml:space="preserve">        </w:t>
-            </w:r>
-            <w:proofErr w:type="spellStart"/>
-            <w:r>
-              <w:t>strcpy</w:t>
-            </w:r>
-            <w:proofErr w:type="spellEnd"/>
-            <w:r>
-              <w:t>(</w:t>
-            </w:r>
-            <w:proofErr w:type="spellStart"/>
-            <w:r>
-              <w:rPr>
-                <w:color w:val="808080"/>
-              </w:rPr>
-              <w:t>sl</w:t>
-            </w:r>
-            <w:proofErr w:type="spellEnd"/>
-            <w:r>
-              <w:t>, sl2);</w:t>
-            </w:r>
-          </w:p>
-          <w:p>
-            <w:pPr>
-              <w:pStyle w:val="af0"/>
-            </w:pPr>
-            <w:r>
-              <w:t xml:space="preserve">        </w:t>
-            </w:r>
-            <w:r>
-              <w:rPr>
-                <w:color w:val="0000FF"/>
-              </w:rPr>
-              <w:t>for</w:t>
-            </w:r>
-            <w:r>
-              <w:t xml:space="preserve"> (</w:t>
-            </w:r>
-            <w:r>
-              <w:rPr>
-                <w:color w:val="0000FF"/>
-              </w:rPr>
-              <w:t>char</w:t>
-            </w:r>
-            <w:r>
-              <w:t xml:space="preserve">* </w:t>
-            </w:r>
-            <w:proofErr w:type="spellStart"/>
-            <w:r>
-              <w:t>sli</w:t>
-            </w:r>
-            <w:proofErr w:type="spellEnd"/>
-            <w:r>
-              <w:t xml:space="preserve"> = &amp;</w:t>
-            </w:r>
-            <w:proofErr w:type="spellStart"/>
-            <w:r>
-              <w:rPr>
-                <w:color w:val="808080"/>
-              </w:rPr>
-              <w:t>sl</w:t>
-            </w:r>
-            <w:proofErr w:type="spellEnd"/>
-            <w:r>
-              <w:t xml:space="preserve">[0]; </w:t>
-            </w:r>
-            <w:proofErr w:type="spellStart"/>
-            <w:r>
-              <w:t>sli</w:t>
-            </w:r>
-            <w:proofErr w:type="spellEnd"/>
-            <w:r>
-              <w:t xml:space="preserve"> &lt;= &amp;</w:t>
-            </w:r>
-            <w:proofErr w:type="spellStart"/>
-            <w:r>
-              <w:rPr>
-                <w:color w:val="808080"/>
-              </w:rPr>
-              <w:t>sl</w:t>
-            </w:r>
-            <w:proofErr w:type="spellEnd"/>
-            <w:r>
-              <w:t>[</w:t>
-            </w:r>
-            <w:r>
-              <w:rPr>
-                <w:color w:val="808080"/>
-              </w:rPr>
-              <w:t>J</w:t>
-            </w:r>
-            <w:r>
-              <w:t xml:space="preserve"> - </w:t>
-            </w:r>
-            <w:r>
-              <w:rPr>
-                <w:color w:val="808080"/>
-              </w:rPr>
-              <w:t>I</w:t>
-            </w:r>
-            <w:r>
-              <w:t xml:space="preserve">]; </w:t>
-            </w:r>
-            <w:proofErr w:type="spellStart"/>
-            <w:r>
-              <w:t>sli</w:t>
-            </w:r>
-            <w:proofErr w:type="spellEnd"/>
-            <w:r>
-              <w:t>++) {</w:t>
-            </w:r>
-          </w:p>
-          <w:p>
-            <w:pPr>
-              <w:pStyle w:val="af0"/>
-            </w:pPr>
-            <w:r>
-              <w:lastRenderedPageBreak/>
               <w:t xml:space="preserve">            </w:t>
             </w:r>
             <w:r>
@@ -12244,7 +12175,6 @@
           <w:sz w:val="28"/>
           <w:szCs w:val="28"/>
         </w:rPr>
-        <w:lastRenderedPageBreak/>
         <w:t>Таблица 2. Результат оптимизации алгоритма.</w:t>
       </w:r>
     </w:p>
@@ -12421,7 +12351,6 @@
           <w:sz w:val="28"/>
           <w:szCs w:val="28"/>
         </w:rPr>
-        <w:lastRenderedPageBreak/>
         <w:t>ОПТИМИЗАЦИЯ НА МАШИННО-НЕЗАВИСИМОМ УРОВНЕ</w:t>
       </w:r>
       <w:bookmarkEnd w:id="9"/>
@@ -12699,14 +12628,12 @@
             <w:r>
               <w:t xml:space="preserve">, </w:t>
             </w:r>
-            <w:proofErr w:type="spellStart"/>
             <w:r>
               <w:rPr>
                 <w:color w:val="0000FF"/>
               </w:rPr>
               <w:t>sizeof</w:t>
             </w:r>
-            <w:proofErr w:type="spellEnd"/>
             <w:r>
               <w:t xml:space="preserve"> A);</w:t>
             </w:r>
@@ -14668,7 +14595,6 @@
                 <w:szCs w:val="18"/>
                 <w:lang w:val="en-US" w:eastAsia="en-US"/>
               </w:rPr>
-              <w:lastRenderedPageBreak/>
               <w:t xml:space="preserve">        mas[</w:t>
             </w:r>
             <w:proofErr w:type="spellStart"/>
@@ -14988,7 +14914,6 @@
                 <w:szCs w:val="18"/>
                 <w:lang w:val="en-US" w:eastAsia="en-US"/>
               </w:rPr>
-              <w:lastRenderedPageBreak/>
               <w:t>if</w:t>
             </w:r>
             <w:r>
@@ -16760,7 +16685,6 @@
                 <w:szCs w:val="18"/>
                 <w:lang w:val="en-US" w:eastAsia="en-US"/>
               </w:rPr>
-              <w:lastRenderedPageBreak/>
               <w:t xml:space="preserve">        </w:t>
             </w:r>
             <w:r>
@@ -17042,7 +16966,6 @@
           <w:sz w:val="28"/>
           <w:szCs w:val="28"/>
         </w:rPr>
-        <w:lastRenderedPageBreak/>
         <w:t>Таблица 4</w:t>
       </w:r>
       <w:r>
@@ -21347,7 +21270,6 @@
           <w:sz w:val="28"/>
           <w:szCs w:val="28"/>
         </w:rPr>
-        <w:lastRenderedPageBreak/>
         <w:t>Удаление недостижимого кода.</w:t>
       </w:r>
       <w:bookmarkEnd w:id="13"/>
@@ -22023,18 +21945,219 @@
                 <w:szCs w:val="18"/>
                 <w:lang w:val="en-US" w:eastAsia="en-US"/>
               </w:rPr>
+              <w:t xml:space="preserve">    strcpy(</w:t>
+            </w:r>
+            <w:proofErr w:type="spellStart"/>
+            <w:r>
+              <w:rPr>
+                <w:rFonts w:asciiTheme="minorHAnsi" w:eastAsiaTheme="minorHAnsi" w:hAnsiTheme="minorHAnsi" w:cstheme="minorHAnsi"/>
+                <w:color w:val="000000"/>
+                <w:sz w:val="18"/>
+                <w:szCs w:val="18"/>
+                <w:lang w:val="en-US" w:eastAsia="en-US"/>
+              </w:rPr>
+              <w:t>comp_dop</w:t>
+            </w:r>
+            <w:proofErr w:type="spellEnd"/>
+            <w:r>
+              <w:rPr>
+                <w:rFonts w:asciiTheme="minorHAnsi" w:eastAsiaTheme="minorHAnsi" w:hAnsiTheme="minorHAnsi" w:cstheme="minorHAnsi"/>
+                <w:color w:val="000000"/>
+                <w:sz w:val="18"/>
+                <w:szCs w:val="18"/>
+                <w:lang w:val="en-US" w:eastAsia="en-US"/>
+              </w:rPr>
+              <w:t xml:space="preserve">, </w:t>
+            </w:r>
+            <w:proofErr w:type="spellStart"/>
+            <w:r>
+              <w:rPr>
+                <w:rFonts w:asciiTheme="minorHAnsi" w:eastAsiaTheme="minorHAnsi" w:hAnsiTheme="minorHAnsi" w:cstheme="minorHAnsi"/>
+                <w:color w:val="808080"/>
+                <w:sz w:val="18"/>
+                <w:szCs w:val="18"/>
+                <w:lang w:val="en-US" w:eastAsia="en-US"/>
+              </w:rPr>
+              <w:t>mas_sl</w:t>
+            </w:r>
+            <w:proofErr w:type="spellEnd"/>
+            <w:r>
+              <w:rPr>
+                <w:rFonts w:asciiTheme="minorHAnsi" w:eastAsiaTheme="minorHAnsi" w:hAnsiTheme="minorHAnsi" w:cstheme="minorHAnsi"/>
+                <w:color w:val="000000"/>
+                <w:sz w:val="18"/>
+                <w:szCs w:val="18"/>
+                <w:lang w:val="en-US" w:eastAsia="en-US"/>
+              </w:rPr>
+              <w:t>);</w:t>
+            </w:r>
+          </w:p>
+          <w:p>
+            <w:pPr>
+              <w:rPr>
+                <w:rFonts w:asciiTheme="minorHAnsi" w:eastAsiaTheme="minorHAnsi" w:hAnsiTheme="minorHAnsi" w:cstheme="minorHAnsi"/>
+                <w:color w:val="000000"/>
+                <w:sz w:val="18"/>
+                <w:szCs w:val="18"/>
+                <w:lang w:val="en-US" w:eastAsia="en-US"/>
+              </w:rPr>
+            </w:pPr>
+            <w:r>
+              <w:rPr>
+                <w:rFonts w:asciiTheme="minorHAnsi" w:eastAsiaTheme="minorHAnsi" w:hAnsiTheme="minorHAnsi" w:cstheme="minorHAnsi"/>
+                <w:color w:val="000000"/>
+                <w:sz w:val="18"/>
+                <w:szCs w:val="18"/>
+                <w:lang w:val="en-US" w:eastAsia="en-US"/>
+              </w:rPr>
               <w:t xml:space="preserve">    </w:t>
             </w:r>
-            <w:proofErr w:type="spellStart"/>
-            <w:r>
-              <w:rPr>
-                <w:rFonts w:asciiTheme="minorHAnsi" w:eastAsiaTheme="minorHAnsi" w:hAnsiTheme="minorHAnsi" w:cstheme="minorHAnsi"/>
-                <w:color w:val="000000"/>
-                <w:sz w:val="18"/>
-                <w:szCs w:val="18"/>
-                <w:lang w:val="en-US" w:eastAsia="en-US"/>
-              </w:rPr>
-              <w:t>strcpy</w:t>
+            <w:r>
+              <w:rPr>
+                <w:rFonts w:asciiTheme="minorHAnsi" w:eastAsiaTheme="minorHAnsi" w:hAnsiTheme="minorHAnsi" w:cstheme="minorHAnsi"/>
+                <w:color w:val="0000FF"/>
+                <w:sz w:val="18"/>
+                <w:szCs w:val="18"/>
+                <w:lang w:val="en-US" w:eastAsia="en-US"/>
+              </w:rPr>
+              <w:t>int</w:t>
+            </w:r>
+            <w:r>
+              <w:rPr>
+                <w:rFonts w:asciiTheme="minorHAnsi" w:eastAsiaTheme="minorHAnsi" w:hAnsiTheme="minorHAnsi" w:cstheme="minorHAnsi"/>
+                <w:color w:val="000000"/>
+                <w:sz w:val="18"/>
+                <w:szCs w:val="18"/>
+                <w:lang w:val="en-US" w:eastAsia="en-US"/>
+              </w:rPr>
+              <w:t xml:space="preserve"> t = 0;</w:t>
+            </w:r>
+          </w:p>
+          <w:p>
+            <w:pPr>
+              <w:rPr>
+                <w:rFonts w:asciiTheme="minorHAnsi" w:eastAsiaTheme="minorHAnsi" w:hAnsiTheme="minorHAnsi" w:cstheme="minorHAnsi"/>
+                <w:color w:val="000000"/>
+                <w:sz w:val="18"/>
+                <w:szCs w:val="18"/>
+                <w:lang w:val="en-US" w:eastAsia="en-US"/>
+              </w:rPr>
+            </w:pPr>
+          </w:p>
+          <w:p>
+            <w:pPr>
+              <w:rPr>
+                <w:rFonts w:asciiTheme="minorHAnsi" w:eastAsiaTheme="minorHAnsi" w:hAnsiTheme="minorHAnsi" w:cstheme="minorHAnsi"/>
+                <w:color w:val="000000"/>
+                <w:sz w:val="18"/>
+                <w:szCs w:val="18"/>
+                <w:lang w:val="en-US" w:eastAsia="en-US"/>
+              </w:rPr>
+            </w:pPr>
+            <w:r>
+              <w:rPr>
+                <w:rFonts w:asciiTheme="minorHAnsi" w:eastAsiaTheme="minorHAnsi" w:hAnsiTheme="minorHAnsi" w:cstheme="minorHAnsi"/>
+                <w:color w:val="000000"/>
+                <w:sz w:val="18"/>
+                <w:szCs w:val="18"/>
+                <w:lang w:val="en-US" w:eastAsia="en-US"/>
+              </w:rPr>
+              <w:t xml:space="preserve">    </w:t>
+            </w:r>
+            <w:r>
+              <w:rPr>
+                <w:rFonts w:asciiTheme="minorHAnsi" w:eastAsiaTheme="minorHAnsi" w:hAnsiTheme="minorHAnsi" w:cstheme="minorHAnsi"/>
+                <w:color w:val="0000FF"/>
+                <w:sz w:val="18"/>
+                <w:szCs w:val="18"/>
+                <w:lang w:val="en-US" w:eastAsia="en-US"/>
+              </w:rPr>
+              <w:t>for</w:t>
+            </w:r>
+            <w:r>
+              <w:rPr>
+                <w:rFonts w:asciiTheme="minorHAnsi" w:eastAsiaTheme="minorHAnsi" w:hAnsiTheme="minorHAnsi" w:cstheme="minorHAnsi"/>
+                <w:color w:val="000000"/>
+                <w:sz w:val="18"/>
+                <w:szCs w:val="18"/>
+                <w:lang w:val="en-US" w:eastAsia="en-US"/>
+              </w:rPr>
+              <w:t xml:space="preserve"> (</w:t>
+            </w:r>
+            <w:r>
+              <w:rPr>
+                <w:rFonts w:asciiTheme="minorHAnsi" w:eastAsiaTheme="minorHAnsi" w:hAnsiTheme="minorHAnsi" w:cstheme="minorHAnsi"/>
+                <w:color w:val="0000FF"/>
+                <w:sz w:val="18"/>
+                <w:szCs w:val="18"/>
+                <w:lang w:val="en-US" w:eastAsia="en-US"/>
+              </w:rPr>
+              <w:t>int</w:t>
+            </w:r>
+            <w:r>
+              <w:rPr>
+                <w:rFonts w:asciiTheme="minorHAnsi" w:eastAsiaTheme="minorHAnsi" w:hAnsiTheme="minorHAnsi" w:cstheme="minorHAnsi"/>
+                <w:color w:val="000000"/>
+                <w:sz w:val="18"/>
+                <w:szCs w:val="18"/>
+                <w:lang w:val="en-US" w:eastAsia="en-US"/>
+              </w:rPr>
+              <w:t xml:space="preserve"> </w:t>
+            </w:r>
+            <w:proofErr w:type="spellStart"/>
+            <w:r>
+              <w:rPr>
+                <w:rFonts w:asciiTheme="minorHAnsi" w:eastAsiaTheme="minorHAnsi" w:hAnsiTheme="minorHAnsi" w:cstheme="minorHAnsi"/>
+                <w:color w:val="000000"/>
+                <w:sz w:val="18"/>
+                <w:szCs w:val="18"/>
+                <w:lang w:val="en-US" w:eastAsia="en-US"/>
+              </w:rPr>
+              <w:t>i</w:t>
+            </w:r>
+            <w:proofErr w:type="spellEnd"/>
+            <w:r>
+              <w:rPr>
+                <w:rFonts w:asciiTheme="minorHAnsi" w:eastAsiaTheme="minorHAnsi" w:hAnsiTheme="minorHAnsi" w:cstheme="minorHAnsi"/>
+                <w:color w:val="000000"/>
+                <w:sz w:val="18"/>
+                <w:szCs w:val="18"/>
+                <w:lang w:val="en-US" w:eastAsia="en-US"/>
+              </w:rPr>
+              <w:t xml:space="preserve"> = 0; </w:t>
+            </w:r>
+            <w:proofErr w:type="spellStart"/>
+            <w:r>
+              <w:rPr>
+                <w:rFonts w:asciiTheme="minorHAnsi" w:eastAsiaTheme="minorHAnsi" w:hAnsiTheme="minorHAnsi" w:cstheme="minorHAnsi"/>
+                <w:color w:val="000000"/>
+                <w:sz w:val="18"/>
+                <w:szCs w:val="18"/>
+                <w:lang w:val="en-US" w:eastAsia="en-US"/>
+              </w:rPr>
+              <w:t>i</w:t>
+            </w:r>
+            <w:proofErr w:type="spellEnd"/>
+            <w:r>
+              <w:rPr>
+                <w:rFonts w:asciiTheme="minorHAnsi" w:eastAsiaTheme="minorHAnsi" w:hAnsiTheme="minorHAnsi" w:cstheme="minorHAnsi"/>
+                <w:color w:val="000000"/>
+                <w:sz w:val="18"/>
+                <w:szCs w:val="18"/>
+                <w:lang w:val="en-US" w:eastAsia="en-US"/>
+              </w:rPr>
+              <w:t xml:space="preserve"> &lt; </w:t>
+            </w:r>
+            <w:proofErr w:type="spellStart"/>
+            <w:r>
+              <w:rPr>
+                <w:rFonts w:asciiTheme="minorHAnsi" w:eastAsiaTheme="minorHAnsi" w:hAnsiTheme="minorHAnsi" w:cstheme="minorHAnsi"/>
+                <w:color w:val="000000"/>
+                <w:sz w:val="18"/>
+                <w:szCs w:val="18"/>
+                <w:lang w:val="en-US" w:eastAsia="en-US"/>
+              </w:rPr>
+              <w:t>strlen</w:t>
             </w:r>
             <w:proofErr w:type="spellEnd"/>
             <w:r>
@@ -22047,29 +22170,6 @@
               </w:rPr>
               <w:t>(</w:t>
             </w:r>
-            <w:proofErr w:type="spellStart"/>
-            <w:r>
-              <w:rPr>
-                <w:rFonts w:asciiTheme="minorHAnsi" w:eastAsiaTheme="minorHAnsi" w:hAnsiTheme="minorHAnsi" w:cstheme="minorHAnsi"/>
-                <w:color w:val="000000"/>
-                <w:sz w:val="18"/>
-                <w:szCs w:val="18"/>
-                <w:lang w:val="en-US" w:eastAsia="en-US"/>
-              </w:rPr>
-              <w:t>comp_dop</w:t>
-            </w:r>
-            <w:proofErr w:type="spellEnd"/>
-            <w:r>
-              <w:rPr>
-                <w:rFonts w:asciiTheme="minorHAnsi" w:eastAsiaTheme="minorHAnsi" w:hAnsiTheme="minorHAnsi" w:cstheme="minorHAnsi"/>
-                <w:color w:val="000000"/>
-                <w:sz w:val="18"/>
-                <w:szCs w:val="18"/>
-                <w:lang w:val="en-US" w:eastAsia="en-US"/>
-              </w:rPr>
-              <w:t xml:space="preserve">, </w:t>
-            </w:r>
-            <w:proofErr w:type="spellStart"/>
             <w:r>
               <w:rPr>
                 <w:rFonts w:asciiTheme="minorHAnsi" w:eastAsiaTheme="minorHAnsi" w:hAnsiTheme="minorHAnsi" w:cstheme="minorHAnsi"/>
@@ -22078,6 +22178,236 @@
                 <w:szCs w:val="18"/>
                 <w:lang w:val="en-US" w:eastAsia="en-US"/>
               </w:rPr>
+              <w:t>let</w:t>
+            </w:r>
+            <w:r>
+              <w:rPr>
+                <w:rFonts w:asciiTheme="minorHAnsi" w:eastAsiaTheme="minorHAnsi" w:hAnsiTheme="minorHAnsi" w:cstheme="minorHAnsi"/>
+                <w:color w:val="000000"/>
+                <w:sz w:val="18"/>
+                <w:szCs w:val="18"/>
+                <w:lang w:val="en-US" w:eastAsia="en-US"/>
+              </w:rPr>
+              <w:t xml:space="preserve">); </w:t>
+            </w:r>
+            <w:proofErr w:type="spellStart"/>
+            <w:r>
+              <w:rPr>
+                <w:rFonts w:asciiTheme="minorHAnsi" w:eastAsiaTheme="minorHAnsi" w:hAnsiTheme="minorHAnsi" w:cstheme="minorHAnsi"/>
+                <w:color w:val="000000"/>
+                <w:sz w:val="18"/>
+                <w:szCs w:val="18"/>
+                <w:lang w:val="en-US" w:eastAsia="en-US"/>
+              </w:rPr>
+              <w:t>i</w:t>
+            </w:r>
+            <w:proofErr w:type="spellEnd"/>
+            <w:r>
+              <w:rPr>
+                <w:rFonts w:asciiTheme="minorHAnsi" w:eastAsiaTheme="minorHAnsi" w:hAnsiTheme="minorHAnsi" w:cstheme="minorHAnsi"/>
+                <w:color w:val="000000"/>
+                <w:sz w:val="18"/>
+                <w:szCs w:val="18"/>
+                <w:lang w:val="en-US" w:eastAsia="en-US"/>
+              </w:rPr>
+              <w:t>++) {</w:t>
+            </w:r>
+          </w:p>
+          <w:p>
+            <w:pPr>
+              <w:rPr>
+                <w:rFonts w:asciiTheme="minorHAnsi" w:eastAsiaTheme="minorHAnsi" w:hAnsiTheme="minorHAnsi" w:cstheme="minorHAnsi"/>
+                <w:color w:val="000000"/>
+                <w:sz w:val="18"/>
+                <w:szCs w:val="18"/>
+                <w:lang w:val="en-US" w:eastAsia="en-US"/>
+              </w:rPr>
+            </w:pPr>
+            <w:r>
+              <w:rPr>
+                <w:rFonts w:asciiTheme="minorHAnsi" w:eastAsiaTheme="minorHAnsi" w:hAnsiTheme="minorHAnsi" w:cstheme="minorHAnsi"/>
+                <w:color w:val="000000"/>
+                <w:sz w:val="18"/>
+                <w:szCs w:val="18"/>
+                <w:lang w:val="en-US" w:eastAsia="en-US"/>
+              </w:rPr>
+              <w:t xml:space="preserve">        t = 0;</w:t>
+            </w:r>
+          </w:p>
+          <w:p>
+            <w:pPr>
+              <w:rPr>
+                <w:rFonts w:asciiTheme="minorHAnsi" w:eastAsiaTheme="minorHAnsi" w:hAnsiTheme="minorHAnsi" w:cstheme="minorHAnsi"/>
+                <w:color w:val="000000"/>
+                <w:sz w:val="18"/>
+                <w:szCs w:val="18"/>
+                <w:lang w:val="en-US" w:eastAsia="en-US"/>
+              </w:rPr>
+            </w:pPr>
+            <w:r>
+              <w:rPr>
+                <w:rFonts w:asciiTheme="minorHAnsi" w:eastAsiaTheme="minorHAnsi" w:hAnsiTheme="minorHAnsi" w:cstheme="minorHAnsi"/>
+                <w:color w:val="000000"/>
+                <w:sz w:val="18"/>
+                <w:szCs w:val="18"/>
+                <w:lang w:val="en-US" w:eastAsia="en-US"/>
+              </w:rPr>
+              <w:t xml:space="preserve">        </w:t>
+            </w:r>
+            <w:r>
+              <w:rPr>
+                <w:rFonts w:asciiTheme="minorHAnsi" w:eastAsiaTheme="minorHAnsi" w:hAnsiTheme="minorHAnsi" w:cstheme="minorHAnsi"/>
+                <w:color w:val="0000FF"/>
+                <w:sz w:val="18"/>
+                <w:szCs w:val="18"/>
+                <w:lang w:val="en-US" w:eastAsia="en-US"/>
+              </w:rPr>
+              <w:t>for</w:t>
+            </w:r>
+            <w:r>
+              <w:rPr>
+                <w:rFonts w:asciiTheme="minorHAnsi" w:eastAsiaTheme="minorHAnsi" w:hAnsiTheme="minorHAnsi" w:cstheme="minorHAnsi"/>
+                <w:color w:val="000000"/>
+                <w:sz w:val="18"/>
+                <w:szCs w:val="18"/>
+                <w:lang w:val="en-US" w:eastAsia="en-US"/>
+              </w:rPr>
+              <w:t xml:space="preserve"> (</w:t>
+            </w:r>
+            <w:r>
+              <w:rPr>
+                <w:rFonts w:asciiTheme="minorHAnsi" w:eastAsiaTheme="minorHAnsi" w:hAnsiTheme="minorHAnsi" w:cstheme="minorHAnsi"/>
+                <w:color w:val="0000FF"/>
+                <w:sz w:val="18"/>
+                <w:szCs w:val="18"/>
+                <w:lang w:val="en-US" w:eastAsia="en-US"/>
+              </w:rPr>
+              <w:t>int</w:t>
+            </w:r>
+            <w:r>
+              <w:rPr>
+                <w:rFonts w:asciiTheme="minorHAnsi" w:eastAsiaTheme="minorHAnsi" w:hAnsiTheme="minorHAnsi" w:cstheme="minorHAnsi"/>
+                <w:color w:val="000000"/>
+                <w:sz w:val="18"/>
+                <w:szCs w:val="18"/>
+                <w:lang w:val="en-US" w:eastAsia="en-US"/>
+              </w:rPr>
+              <w:t xml:space="preserve"> j = 0; j &lt; 7; </w:t>
+            </w:r>
+            <w:proofErr w:type="spellStart"/>
+            <w:r>
+              <w:rPr>
+                <w:rFonts w:asciiTheme="minorHAnsi" w:eastAsiaTheme="minorHAnsi" w:hAnsiTheme="minorHAnsi" w:cstheme="minorHAnsi"/>
+                <w:color w:val="000000"/>
+                <w:sz w:val="18"/>
+                <w:szCs w:val="18"/>
+                <w:lang w:val="en-US" w:eastAsia="en-US"/>
+              </w:rPr>
+              <w:t>j++</w:t>
+            </w:r>
+            <w:proofErr w:type="spellEnd"/>
+            <w:r>
+              <w:rPr>
+                <w:rFonts w:asciiTheme="minorHAnsi" w:eastAsiaTheme="minorHAnsi" w:hAnsiTheme="minorHAnsi" w:cstheme="minorHAnsi"/>
+                <w:color w:val="000000"/>
+                <w:sz w:val="18"/>
+                <w:szCs w:val="18"/>
+                <w:lang w:val="en-US" w:eastAsia="en-US"/>
+              </w:rPr>
+              <w:t>) {</w:t>
+            </w:r>
+          </w:p>
+          <w:p>
+            <w:pPr>
+              <w:rPr>
+                <w:rFonts w:asciiTheme="minorHAnsi" w:eastAsiaTheme="minorHAnsi" w:hAnsiTheme="minorHAnsi" w:cstheme="minorHAnsi"/>
+                <w:color w:val="000000"/>
+                <w:sz w:val="18"/>
+                <w:szCs w:val="18"/>
+                <w:lang w:val="en-US" w:eastAsia="en-US"/>
+              </w:rPr>
+            </w:pPr>
+            <w:r>
+              <w:rPr>
+                <w:rFonts w:asciiTheme="minorHAnsi" w:eastAsiaTheme="minorHAnsi" w:hAnsiTheme="minorHAnsi" w:cstheme="minorHAnsi"/>
+                <w:color w:val="000000"/>
+                <w:sz w:val="18"/>
+                <w:szCs w:val="18"/>
+                <w:lang w:val="en-US" w:eastAsia="en-US"/>
+              </w:rPr>
+              <w:t xml:space="preserve">            </w:t>
+            </w:r>
+            <w:r>
+              <w:rPr>
+                <w:rFonts w:asciiTheme="minorHAnsi" w:eastAsiaTheme="minorHAnsi" w:hAnsiTheme="minorHAnsi" w:cstheme="minorHAnsi"/>
+                <w:color w:val="0000FF"/>
+                <w:sz w:val="18"/>
+                <w:szCs w:val="18"/>
+                <w:lang w:val="en-US" w:eastAsia="en-US"/>
+              </w:rPr>
+              <w:t>if</w:t>
+            </w:r>
+            <w:r>
+              <w:rPr>
+                <w:rFonts w:asciiTheme="minorHAnsi" w:eastAsiaTheme="minorHAnsi" w:hAnsiTheme="minorHAnsi" w:cstheme="minorHAnsi"/>
+                <w:color w:val="000000"/>
+                <w:sz w:val="18"/>
+                <w:szCs w:val="18"/>
+                <w:lang w:val="en-US" w:eastAsia="en-US"/>
+              </w:rPr>
+              <w:t xml:space="preserve"> (</w:t>
+            </w:r>
+            <w:r>
+              <w:rPr>
+                <w:rFonts w:asciiTheme="minorHAnsi" w:eastAsiaTheme="minorHAnsi" w:hAnsiTheme="minorHAnsi" w:cstheme="minorHAnsi"/>
+                <w:color w:val="808080"/>
+                <w:sz w:val="18"/>
+                <w:szCs w:val="18"/>
+                <w:lang w:val="en-US" w:eastAsia="en-US"/>
+              </w:rPr>
+              <w:t>let</w:t>
+            </w:r>
+            <w:r>
+              <w:rPr>
+                <w:rFonts w:asciiTheme="minorHAnsi" w:eastAsiaTheme="minorHAnsi" w:hAnsiTheme="minorHAnsi" w:cstheme="minorHAnsi"/>
+                <w:color w:val="000000"/>
+                <w:sz w:val="18"/>
+                <w:szCs w:val="18"/>
+                <w:lang w:val="en-US" w:eastAsia="en-US"/>
+              </w:rPr>
+              <w:t>[</w:t>
+            </w:r>
+            <w:proofErr w:type="spellStart"/>
+            <w:r>
+              <w:rPr>
+                <w:rFonts w:asciiTheme="minorHAnsi" w:eastAsiaTheme="minorHAnsi" w:hAnsiTheme="minorHAnsi" w:cstheme="minorHAnsi"/>
+                <w:color w:val="000000"/>
+                <w:sz w:val="18"/>
+                <w:szCs w:val="18"/>
+                <w:lang w:val="en-US" w:eastAsia="en-US"/>
+              </w:rPr>
+              <w:t>i</w:t>
+            </w:r>
+            <w:proofErr w:type="spellEnd"/>
+            <w:r>
+              <w:rPr>
+                <w:rFonts w:asciiTheme="minorHAnsi" w:eastAsiaTheme="minorHAnsi" w:hAnsiTheme="minorHAnsi" w:cstheme="minorHAnsi"/>
+                <w:color w:val="000000"/>
+                <w:sz w:val="18"/>
+                <w:szCs w:val="18"/>
+                <w:lang w:val="en-US" w:eastAsia="en-US"/>
+              </w:rPr>
+              <w:t xml:space="preserve">] == </w:t>
+            </w:r>
+            <w:proofErr w:type="spellStart"/>
+            <w:r>
+              <w:rPr>
+                <w:rFonts w:asciiTheme="minorHAnsi" w:eastAsiaTheme="minorHAnsi" w:hAnsiTheme="minorHAnsi" w:cstheme="minorHAnsi"/>
+                <w:color w:val="808080"/>
+                <w:sz w:val="18"/>
+                <w:szCs w:val="18"/>
+                <w:lang w:val="en-US" w:eastAsia="en-US"/>
+              </w:rPr>
               <w:t>mas_sl</w:t>
             </w:r>
             <w:proofErr w:type="spellEnd"/>
@@ -22089,28 +22419,112 @@
                 <w:szCs w:val="18"/>
                 <w:lang w:val="en-US" w:eastAsia="en-US"/>
               </w:rPr>
-              <w:t>);</w:t>
-            </w:r>
-          </w:p>
-          <w:p>
-            <w:pPr>
-              <w:rPr>
-                <w:rFonts w:asciiTheme="minorHAnsi" w:eastAsiaTheme="minorHAnsi" w:hAnsiTheme="minorHAnsi" w:cstheme="minorHAnsi"/>
-                <w:color w:val="000000"/>
-                <w:sz w:val="18"/>
-                <w:szCs w:val="18"/>
-                <w:lang w:val="en-US" w:eastAsia="en-US"/>
-              </w:rPr>
-            </w:pPr>
-            <w:r>
-              <w:rPr>
-                <w:rFonts w:asciiTheme="minorHAnsi" w:eastAsiaTheme="minorHAnsi" w:hAnsiTheme="minorHAnsi" w:cstheme="minorHAnsi"/>
-                <w:color w:val="000000"/>
-                <w:sz w:val="18"/>
-                <w:szCs w:val="18"/>
-                <w:lang w:val="en-US" w:eastAsia="en-US"/>
-              </w:rPr>
-              <w:t xml:space="preserve">    </w:t>
+              <w:t>[j]) {</w:t>
+            </w:r>
+          </w:p>
+          <w:p>
+            <w:pPr>
+              <w:rPr>
+                <w:rFonts w:asciiTheme="minorHAnsi" w:eastAsiaTheme="minorHAnsi" w:hAnsiTheme="minorHAnsi" w:cstheme="minorHAnsi"/>
+                <w:color w:val="000000"/>
+                <w:sz w:val="18"/>
+                <w:szCs w:val="18"/>
+                <w:lang w:val="en-US" w:eastAsia="en-US"/>
+              </w:rPr>
+            </w:pPr>
+            <w:r>
+              <w:rPr>
+                <w:rFonts w:asciiTheme="minorHAnsi" w:eastAsiaTheme="minorHAnsi" w:hAnsiTheme="minorHAnsi" w:cstheme="minorHAnsi"/>
+                <w:color w:val="000000"/>
+                <w:sz w:val="18"/>
+                <w:szCs w:val="18"/>
+                <w:lang w:val="en-US" w:eastAsia="en-US"/>
+              </w:rPr>
+              <w:t xml:space="preserve">                </w:t>
+            </w:r>
+            <w:proofErr w:type="spellStart"/>
+            <w:r>
+              <w:rPr>
+                <w:rFonts w:asciiTheme="minorHAnsi" w:eastAsiaTheme="minorHAnsi" w:hAnsiTheme="minorHAnsi" w:cstheme="minorHAnsi"/>
+                <w:color w:val="808080"/>
+                <w:sz w:val="18"/>
+                <w:szCs w:val="18"/>
+                <w:lang w:val="en-US" w:eastAsia="en-US"/>
+              </w:rPr>
+              <w:t>mas_sl</w:t>
+            </w:r>
+            <w:proofErr w:type="spellEnd"/>
+            <w:r>
+              <w:rPr>
+                <w:rFonts w:asciiTheme="minorHAnsi" w:eastAsiaTheme="minorHAnsi" w:hAnsiTheme="minorHAnsi" w:cstheme="minorHAnsi"/>
+                <w:color w:val="000000"/>
+                <w:sz w:val="18"/>
+                <w:szCs w:val="18"/>
+                <w:lang w:val="en-US" w:eastAsia="en-US"/>
+              </w:rPr>
+              <w:t xml:space="preserve">[j] = </w:t>
+            </w:r>
+            <w:r>
+              <w:rPr>
+                <w:rFonts w:asciiTheme="minorHAnsi" w:eastAsiaTheme="minorHAnsi" w:hAnsiTheme="minorHAnsi" w:cstheme="minorHAnsi"/>
+                <w:color w:val="A31515"/>
+                <w:sz w:val="18"/>
+                <w:szCs w:val="18"/>
+                <w:lang w:val="en-US" w:eastAsia="en-US"/>
+              </w:rPr>
+              <w:t>'z'</w:t>
+            </w:r>
+            <w:r>
+              <w:rPr>
+                <w:rFonts w:asciiTheme="minorHAnsi" w:eastAsiaTheme="minorHAnsi" w:hAnsiTheme="minorHAnsi" w:cstheme="minorHAnsi"/>
+                <w:color w:val="000000"/>
+                <w:sz w:val="18"/>
+                <w:szCs w:val="18"/>
+                <w:lang w:val="en-US" w:eastAsia="en-US"/>
+              </w:rPr>
+              <w:t>;</w:t>
+            </w:r>
+          </w:p>
+          <w:p>
+            <w:pPr>
+              <w:rPr>
+                <w:rFonts w:asciiTheme="minorHAnsi" w:eastAsiaTheme="minorHAnsi" w:hAnsiTheme="minorHAnsi" w:cstheme="minorHAnsi"/>
+                <w:color w:val="000000"/>
+                <w:sz w:val="18"/>
+                <w:szCs w:val="18"/>
+                <w:lang w:val="en-US" w:eastAsia="en-US"/>
+              </w:rPr>
+            </w:pPr>
+            <w:r>
+              <w:rPr>
+                <w:rFonts w:asciiTheme="minorHAnsi" w:eastAsiaTheme="minorHAnsi" w:hAnsiTheme="minorHAnsi" w:cstheme="minorHAnsi"/>
+                <w:color w:val="000000"/>
+                <w:sz w:val="18"/>
+                <w:szCs w:val="18"/>
+                <w:lang w:val="en-US" w:eastAsia="en-US"/>
+              </w:rPr>
+              <w:t xml:space="preserve">                t = 1;</w:t>
+            </w:r>
+          </w:p>
+          <w:p>
+            <w:pPr>
+              <w:rPr>
+                <w:rFonts w:asciiTheme="minorHAnsi" w:eastAsiaTheme="minorHAnsi" w:hAnsiTheme="minorHAnsi" w:cstheme="minorHAnsi"/>
+                <w:color w:val="000000"/>
+                <w:sz w:val="18"/>
+                <w:szCs w:val="18"/>
+                <w:lang w:val="en-US" w:eastAsia="en-US"/>
+              </w:rPr>
+            </w:pPr>
+            <w:r>
+              <w:rPr>
+                <w:rFonts w:asciiTheme="minorHAnsi" w:eastAsiaTheme="minorHAnsi" w:hAnsiTheme="minorHAnsi" w:cstheme="minorHAnsi"/>
+                <w:color w:val="000000"/>
+                <w:sz w:val="18"/>
+                <w:szCs w:val="18"/>
+                <w:lang w:val="en-US" w:eastAsia="en-US"/>
+              </w:rPr>
+              <w:t xml:space="preserve">                </w:t>
             </w:r>
             <w:r>
               <w:rPr>
@@ -22120,49 +22534,80 @@
                 <w:szCs w:val="18"/>
                 <w:lang w:val="en-US" w:eastAsia="en-US"/>
               </w:rPr>
-              <w:t>int</w:t>
-            </w:r>
-            <w:r>
-              <w:rPr>
-                <w:rFonts w:asciiTheme="minorHAnsi" w:eastAsiaTheme="minorHAnsi" w:hAnsiTheme="minorHAnsi" w:cstheme="minorHAnsi"/>
-                <w:color w:val="000000"/>
-                <w:sz w:val="18"/>
-                <w:szCs w:val="18"/>
-                <w:lang w:val="en-US" w:eastAsia="en-US"/>
-              </w:rPr>
-              <w:t xml:space="preserve"> t = 0;</w:t>
-            </w:r>
-          </w:p>
-          <w:p>
-            <w:pPr>
-              <w:rPr>
-                <w:rFonts w:asciiTheme="minorHAnsi" w:eastAsiaTheme="minorHAnsi" w:hAnsiTheme="minorHAnsi" w:cstheme="minorHAnsi"/>
-                <w:color w:val="000000"/>
-                <w:sz w:val="18"/>
-                <w:szCs w:val="18"/>
-                <w:lang w:val="en-US" w:eastAsia="en-US"/>
-              </w:rPr>
-            </w:pPr>
-          </w:p>
-          <w:p>
-            <w:pPr>
-              <w:rPr>
-                <w:rFonts w:asciiTheme="minorHAnsi" w:eastAsiaTheme="minorHAnsi" w:hAnsiTheme="minorHAnsi" w:cstheme="minorHAnsi"/>
-                <w:color w:val="000000"/>
-                <w:sz w:val="18"/>
-                <w:szCs w:val="18"/>
-                <w:lang w:val="en-US" w:eastAsia="en-US"/>
-              </w:rPr>
-            </w:pPr>
-            <w:r>
-              <w:rPr>
-                <w:rFonts w:asciiTheme="minorHAnsi" w:eastAsiaTheme="minorHAnsi" w:hAnsiTheme="minorHAnsi" w:cstheme="minorHAnsi"/>
-                <w:color w:val="000000"/>
-                <w:sz w:val="18"/>
-                <w:szCs w:val="18"/>
-                <w:lang w:val="en-US" w:eastAsia="en-US"/>
-              </w:rPr>
-              <w:t xml:space="preserve">    </w:t>
+              <w:t>break</w:t>
+            </w:r>
+            <w:r>
+              <w:rPr>
+                <w:rFonts w:asciiTheme="minorHAnsi" w:eastAsiaTheme="minorHAnsi" w:hAnsiTheme="minorHAnsi" w:cstheme="minorHAnsi"/>
+                <w:color w:val="000000"/>
+                <w:sz w:val="18"/>
+                <w:szCs w:val="18"/>
+                <w:lang w:val="en-US" w:eastAsia="en-US"/>
+              </w:rPr>
+              <w:t>;</w:t>
+            </w:r>
+          </w:p>
+          <w:p>
+            <w:pPr>
+              <w:rPr>
+                <w:rFonts w:asciiTheme="minorHAnsi" w:eastAsiaTheme="minorHAnsi" w:hAnsiTheme="minorHAnsi" w:cstheme="minorHAnsi"/>
+                <w:color w:val="000000"/>
+                <w:sz w:val="18"/>
+                <w:szCs w:val="18"/>
+                <w:lang w:val="en-US" w:eastAsia="en-US"/>
+              </w:rPr>
+            </w:pPr>
+            <w:r>
+              <w:rPr>
+                <w:rFonts w:asciiTheme="minorHAnsi" w:eastAsiaTheme="minorHAnsi" w:hAnsiTheme="minorHAnsi" w:cstheme="minorHAnsi"/>
+                <w:color w:val="000000"/>
+                <w:sz w:val="18"/>
+                <w:szCs w:val="18"/>
+                <w:lang w:val="en-US" w:eastAsia="en-US"/>
+              </w:rPr>
+              <w:t xml:space="preserve">            }</w:t>
+            </w:r>
+          </w:p>
+          <w:p>
+            <w:pPr>
+              <w:rPr>
+                <w:rFonts w:asciiTheme="minorHAnsi" w:eastAsiaTheme="minorHAnsi" w:hAnsiTheme="minorHAnsi" w:cstheme="minorHAnsi"/>
+                <w:color w:val="000000"/>
+                <w:sz w:val="18"/>
+                <w:szCs w:val="18"/>
+                <w:lang w:val="en-US" w:eastAsia="en-US"/>
+              </w:rPr>
+            </w:pPr>
+            <w:r>
+              <w:rPr>
+                <w:rFonts w:asciiTheme="minorHAnsi" w:eastAsiaTheme="minorHAnsi" w:hAnsiTheme="minorHAnsi" w:cstheme="minorHAnsi"/>
+                <w:color w:val="000000"/>
+                <w:sz w:val="18"/>
+                <w:szCs w:val="18"/>
+                <w:lang w:val="en-US" w:eastAsia="en-US"/>
+              </w:rPr>
+              <w:t xml:space="preserve">        }</w:t>
+            </w:r>
+          </w:p>
+          <w:p>
+            <w:pPr>
+              <w:rPr>
+                <w:rFonts w:asciiTheme="minorHAnsi" w:eastAsiaTheme="minorHAnsi" w:hAnsiTheme="minorHAnsi" w:cstheme="minorHAnsi"/>
+                <w:color w:val="000000"/>
+                <w:sz w:val="18"/>
+                <w:szCs w:val="18"/>
+                <w:lang w:val="en-US" w:eastAsia="en-US"/>
+              </w:rPr>
+            </w:pPr>
+            <w:r>
+              <w:rPr>
+                <w:rFonts w:asciiTheme="minorHAnsi" w:eastAsiaTheme="minorHAnsi" w:hAnsiTheme="minorHAnsi" w:cstheme="minorHAnsi"/>
+                <w:color w:val="000000"/>
+                <w:sz w:val="18"/>
+                <w:szCs w:val="18"/>
+                <w:lang w:val="en-US" w:eastAsia="en-US"/>
+              </w:rPr>
+              <w:t xml:space="preserve">        </w:t>
             </w:r>
             <w:r>
               <w:rPr>
@@ -22172,279 +22617,6 @@
                 <w:szCs w:val="18"/>
                 <w:lang w:val="en-US" w:eastAsia="en-US"/>
               </w:rPr>
-              <w:t>for</w:t>
-            </w:r>
-            <w:r>
-              <w:rPr>
-                <w:rFonts w:asciiTheme="minorHAnsi" w:eastAsiaTheme="minorHAnsi" w:hAnsiTheme="minorHAnsi" w:cstheme="minorHAnsi"/>
-                <w:color w:val="000000"/>
-                <w:sz w:val="18"/>
-                <w:szCs w:val="18"/>
-                <w:lang w:val="en-US" w:eastAsia="en-US"/>
-              </w:rPr>
-              <w:t xml:space="preserve"> (</w:t>
-            </w:r>
-            <w:r>
-              <w:rPr>
-                <w:rFonts w:asciiTheme="minorHAnsi" w:eastAsiaTheme="minorHAnsi" w:hAnsiTheme="minorHAnsi" w:cstheme="minorHAnsi"/>
-                <w:color w:val="0000FF"/>
-                <w:sz w:val="18"/>
-                <w:szCs w:val="18"/>
-                <w:lang w:val="en-US" w:eastAsia="en-US"/>
-              </w:rPr>
-              <w:t>int</w:t>
-            </w:r>
-            <w:r>
-              <w:rPr>
-                <w:rFonts w:asciiTheme="minorHAnsi" w:eastAsiaTheme="minorHAnsi" w:hAnsiTheme="minorHAnsi" w:cstheme="minorHAnsi"/>
-                <w:color w:val="000000"/>
-                <w:sz w:val="18"/>
-                <w:szCs w:val="18"/>
-                <w:lang w:val="en-US" w:eastAsia="en-US"/>
-              </w:rPr>
-              <w:t xml:space="preserve"> </w:t>
-            </w:r>
-            <w:proofErr w:type="spellStart"/>
-            <w:r>
-              <w:rPr>
-                <w:rFonts w:asciiTheme="minorHAnsi" w:eastAsiaTheme="minorHAnsi" w:hAnsiTheme="minorHAnsi" w:cstheme="minorHAnsi"/>
-                <w:color w:val="000000"/>
-                <w:sz w:val="18"/>
-                <w:szCs w:val="18"/>
-                <w:lang w:val="en-US" w:eastAsia="en-US"/>
-              </w:rPr>
-              <w:t>i</w:t>
-            </w:r>
-            <w:proofErr w:type="spellEnd"/>
-            <w:r>
-              <w:rPr>
-                <w:rFonts w:asciiTheme="minorHAnsi" w:eastAsiaTheme="minorHAnsi" w:hAnsiTheme="minorHAnsi" w:cstheme="minorHAnsi"/>
-                <w:color w:val="000000"/>
-                <w:sz w:val="18"/>
-                <w:szCs w:val="18"/>
-                <w:lang w:val="en-US" w:eastAsia="en-US"/>
-              </w:rPr>
-              <w:t xml:space="preserve"> = 0; </w:t>
-            </w:r>
-            <w:proofErr w:type="spellStart"/>
-            <w:r>
-              <w:rPr>
-                <w:rFonts w:asciiTheme="minorHAnsi" w:eastAsiaTheme="minorHAnsi" w:hAnsiTheme="minorHAnsi" w:cstheme="minorHAnsi"/>
-                <w:color w:val="000000"/>
-                <w:sz w:val="18"/>
-                <w:szCs w:val="18"/>
-                <w:lang w:val="en-US" w:eastAsia="en-US"/>
-              </w:rPr>
-              <w:t>i</w:t>
-            </w:r>
-            <w:proofErr w:type="spellEnd"/>
-            <w:r>
-              <w:rPr>
-                <w:rFonts w:asciiTheme="minorHAnsi" w:eastAsiaTheme="minorHAnsi" w:hAnsiTheme="minorHAnsi" w:cstheme="minorHAnsi"/>
-                <w:color w:val="000000"/>
-                <w:sz w:val="18"/>
-                <w:szCs w:val="18"/>
-                <w:lang w:val="en-US" w:eastAsia="en-US"/>
-              </w:rPr>
-              <w:t xml:space="preserve"> &lt; </w:t>
-            </w:r>
-            <w:proofErr w:type="spellStart"/>
-            <w:r>
-              <w:rPr>
-                <w:rFonts w:asciiTheme="minorHAnsi" w:eastAsiaTheme="minorHAnsi" w:hAnsiTheme="minorHAnsi" w:cstheme="minorHAnsi"/>
-                <w:color w:val="000000"/>
-                <w:sz w:val="18"/>
-                <w:szCs w:val="18"/>
-                <w:lang w:val="en-US" w:eastAsia="en-US"/>
-              </w:rPr>
-              <w:t>strlen</w:t>
-            </w:r>
-            <w:proofErr w:type="spellEnd"/>
-            <w:r>
-              <w:rPr>
-                <w:rFonts w:asciiTheme="minorHAnsi" w:eastAsiaTheme="minorHAnsi" w:hAnsiTheme="minorHAnsi" w:cstheme="minorHAnsi"/>
-                <w:color w:val="000000"/>
-                <w:sz w:val="18"/>
-                <w:szCs w:val="18"/>
-                <w:lang w:val="en-US" w:eastAsia="en-US"/>
-              </w:rPr>
-              <w:t>(</w:t>
-            </w:r>
-            <w:r>
-              <w:rPr>
-                <w:rFonts w:asciiTheme="minorHAnsi" w:eastAsiaTheme="minorHAnsi" w:hAnsiTheme="minorHAnsi" w:cstheme="minorHAnsi"/>
-                <w:color w:val="808080"/>
-                <w:sz w:val="18"/>
-                <w:szCs w:val="18"/>
-                <w:lang w:val="en-US" w:eastAsia="en-US"/>
-              </w:rPr>
-              <w:t>let</w:t>
-            </w:r>
-            <w:r>
-              <w:rPr>
-                <w:rFonts w:asciiTheme="minorHAnsi" w:eastAsiaTheme="minorHAnsi" w:hAnsiTheme="minorHAnsi" w:cstheme="minorHAnsi"/>
-                <w:color w:val="000000"/>
-                <w:sz w:val="18"/>
-                <w:szCs w:val="18"/>
-                <w:lang w:val="en-US" w:eastAsia="en-US"/>
-              </w:rPr>
-              <w:t xml:space="preserve">); </w:t>
-            </w:r>
-            <w:proofErr w:type="spellStart"/>
-            <w:r>
-              <w:rPr>
-                <w:rFonts w:asciiTheme="minorHAnsi" w:eastAsiaTheme="minorHAnsi" w:hAnsiTheme="minorHAnsi" w:cstheme="minorHAnsi"/>
-                <w:color w:val="000000"/>
-                <w:sz w:val="18"/>
-                <w:szCs w:val="18"/>
-                <w:lang w:val="en-US" w:eastAsia="en-US"/>
-              </w:rPr>
-              <w:t>i</w:t>
-            </w:r>
-            <w:proofErr w:type="spellEnd"/>
-            <w:r>
-              <w:rPr>
-                <w:rFonts w:asciiTheme="minorHAnsi" w:eastAsiaTheme="minorHAnsi" w:hAnsiTheme="minorHAnsi" w:cstheme="minorHAnsi"/>
-                <w:color w:val="000000"/>
-                <w:sz w:val="18"/>
-                <w:szCs w:val="18"/>
-                <w:lang w:val="en-US" w:eastAsia="en-US"/>
-              </w:rPr>
-              <w:t>++) {</w:t>
-            </w:r>
-          </w:p>
-          <w:p>
-            <w:pPr>
-              <w:rPr>
-                <w:rFonts w:asciiTheme="minorHAnsi" w:eastAsiaTheme="minorHAnsi" w:hAnsiTheme="minorHAnsi" w:cstheme="minorHAnsi"/>
-                <w:color w:val="000000"/>
-                <w:sz w:val="18"/>
-                <w:szCs w:val="18"/>
-                <w:lang w:val="en-US" w:eastAsia="en-US"/>
-              </w:rPr>
-            </w:pPr>
-            <w:r>
-              <w:rPr>
-                <w:rFonts w:asciiTheme="minorHAnsi" w:eastAsiaTheme="minorHAnsi" w:hAnsiTheme="minorHAnsi" w:cstheme="minorHAnsi"/>
-                <w:color w:val="000000"/>
-                <w:sz w:val="18"/>
-                <w:szCs w:val="18"/>
-                <w:lang w:val="en-US" w:eastAsia="en-US"/>
-              </w:rPr>
-              <w:t xml:space="preserve">        t = 0;</w:t>
-            </w:r>
-          </w:p>
-          <w:p>
-            <w:pPr>
-              <w:rPr>
-                <w:rFonts w:asciiTheme="minorHAnsi" w:eastAsiaTheme="minorHAnsi" w:hAnsiTheme="minorHAnsi" w:cstheme="minorHAnsi"/>
-                <w:color w:val="000000"/>
-                <w:sz w:val="18"/>
-                <w:szCs w:val="18"/>
-                <w:lang w:val="en-US" w:eastAsia="en-US"/>
-              </w:rPr>
-            </w:pPr>
-            <w:r>
-              <w:rPr>
-                <w:rFonts w:asciiTheme="minorHAnsi" w:eastAsiaTheme="minorHAnsi" w:hAnsiTheme="minorHAnsi" w:cstheme="minorHAnsi"/>
-                <w:color w:val="000000"/>
-                <w:sz w:val="18"/>
-                <w:szCs w:val="18"/>
-                <w:lang w:val="en-US" w:eastAsia="en-US"/>
-              </w:rPr>
-              <w:t xml:space="preserve">        </w:t>
-            </w:r>
-            <w:r>
-              <w:rPr>
-                <w:rFonts w:asciiTheme="minorHAnsi" w:eastAsiaTheme="minorHAnsi" w:hAnsiTheme="minorHAnsi" w:cstheme="minorHAnsi"/>
-                <w:color w:val="0000FF"/>
-                <w:sz w:val="18"/>
-                <w:szCs w:val="18"/>
-                <w:lang w:val="en-US" w:eastAsia="en-US"/>
-              </w:rPr>
-              <w:t>for</w:t>
-            </w:r>
-            <w:r>
-              <w:rPr>
-                <w:rFonts w:asciiTheme="minorHAnsi" w:eastAsiaTheme="minorHAnsi" w:hAnsiTheme="minorHAnsi" w:cstheme="minorHAnsi"/>
-                <w:color w:val="000000"/>
-                <w:sz w:val="18"/>
-                <w:szCs w:val="18"/>
-                <w:lang w:val="en-US" w:eastAsia="en-US"/>
-              </w:rPr>
-              <w:t xml:space="preserve"> (</w:t>
-            </w:r>
-            <w:r>
-              <w:rPr>
-                <w:rFonts w:asciiTheme="minorHAnsi" w:eastAsiaTheme="minorHAnsi" w:hAnsiTheme="minorHAnsi" w:cstheme="minorHAnsi"/>
-                <w:color w:val="0000FF"/>
-                <w:sz w:val="18"/>
-                <w:szCs w:val="18"/>
-                <w:lang w:val="en-US" w:eastAsia="en-US"/>
-              </w:rPr>
-              <w:t>int</w:t>
-            </w:r>
-            <w:r>
-              <w:rPr>
-                <w:rFonts w:asciiTheme="minorHAnsi" w:eastAsiaTheme="minorHAnsi" w:hAnsiTheme="minorHAnsi" w:cstheme="minorHAnsi"/>
-                <w:color w:val="000000"/>
-                <w:sz w:val="18"/>
-                <w:szCs w:val="18"/>
-                <w:lang w:val="en-US" w:eastAsia="en-US"/>
-              </w:rPr>
-              <w:t xml:space="preserve"> j = 0; j &lt; 7; </w:t>
-            </w:r>
-            <w:proofErr w:type="spellStart"/>
-            <w:r>
-              <w:rPr>
-                <w:rFonts w:asciiTheme="minorHAnsi" w:eastAsiaTheme="minorHAnsi" w:hAnsiTheme="minorHAnsi" w:cstheme="minorHAnsi"/>
-                <w:color w:val="000000"/>
-                <w:sz w:val="18"/>
-                <w:szCs w:val="18"/>
-                <w:lang w:val="en-US" w:eastAsia="en-US"/>
-              </w:rPr>
-              <w:t>j++</w:t>
-            </w:r>
-            <w:proofErr w:type="spellEnd"/>
-            <w:r>
-              <w:rPr>
-                <w:rFonts w:asciiTheme="minorHAnsi" w:eastAsiaTheme="minorHAnsi" w:hAnsiTheme="minorHAnsi" w:cstheme="minorHAnsi"/>
-                <w:color w:val="000000"/>
-                <w:sz w:val="18"/>
-                <w:szCs w:val="18"/>
-                <w:lang w:val="en-US" w:eastAsia="en-US"/>
-              </w:rPr>
-              <w:t>) {</w:t>
-            </w:r>
-          </w:p>
-          <w:p>
-            <w:pPr>
-              <w:rPr>
-                <w:rFonts w:asciiTheme="minorHAnsi" w:eastAsiaTheme="minorHAnsi" w:hAnsiTheme="minorHAnsi" w:cstheme="minorHAnsi"/>
-                <w:color w:val="000000"/>
-                <w:sz w:val="18"/>
-                <w:szCs w:val="18"/>
-                <w:lang w:val="en-US" w:eastAsia="en-US"/>
-              </w:rPr>
-            </w:pPr>
-            <w:r>
-              <w:rPr>
-                <w:rFonts w:asciiTheme="minorHAnsi" w:eastAsiaTheme="minorHAnsi" w:hAnsiTheme="minorHAnsi" w:cstheme="minorHAnsi"/>
-                <w:color w:val="000000"/>
-                <w:sz w:val="18"/>
-                <w:szCs w:val="18"/>
-                <w:lang w:val="en-US" w:eastAsia="en-US"/>
-              </w:rPr>
-              <w:t xml:space="preserve">            </w:t>
-            </w:r>
-            <w:r>
-              <w:rPr>
-                <w:rFonts w:asciiTheme="minorHAnsi" w:eastAsiaTheme="minorHAnsi" w:hAnsiTheme="minorHAnsi" w:cstheme="minorHAnsi"/>
-                <w:color w:val="0000FF"/>
-                <w:sz w:val="18"/>
-                <w:szCs w:val="18"/>
-                <w:lang w:val="en-US" w:eastAsia="en-US"/>
-              </w:rPr>
               <w:t>if</w:t>
             </w:r>
             <w:r>
@@ -22455,278 +22627,6 @@
                 <w:szCs w:val="18"/>
                 <w:lang w:val="en-US" w:eastAsia="en-US"/>
               </w:rPr>
-              <w:t xml:space="preserve"> (</w:t>
-            </w:r>
-            <w:r>
-              <w:rPr>
-                <w:rFonts w:asciiTheme="minorHAnsi" w:eastAsiaTheme="minorHAnsi" w:hAnsiTheme="minorHAnsi" w:cstheme="minorHAnsi"/>
-                <w:color w:val="808080"/>
-                <w:sz w:val="18"/>
-                <w:szCs w:val="18"/>
-                <w:lang w:val="en-US" w:eastAsia="en-US"/>
-              </w:rPr>
-              <w:t>let</w:t>
-            </w:r>
-            <w:r>
-              <w:rPr>
-                <w:rFonts w:asciiTheme="minorHAnsi" w:eastAsiaTheme="minorHAnsi" w:hAnsiTheme="minorHAnsi" w:cstheme="minorHAnsi"/>
-                <w:color w:val="000000"/>
-                <w:sz w:val="18"/>
-                <w:szCs w:val="18"/>
-                <w:lang w:val="en-US" w:eastAsia="en-US"/>
-              </w:rPr>
-              <w:t>[</w:t>
-            </w:r>
-            <w:proofErr w:type="spellStart"/>
-            <w:r>
-              <w:rPr>
-                <w:rFonts w:asciiTheme="minorHAnsi" w:eastAsiaTheme="minorHAnsi" w:hAnsiTheme="minorHAnsi" w:cstheme="minorHAnsi"/>
-                <w:color w:val="000000"/>
-                <w:sz w:val="18"/>
-                <w:szCs w:val="18"/>
-                <w:lang w:val="en-US" w:eastAsia="en-US"/>
-              </w:rPr>
-              <w:t>i</w:t>
-            </w:r>
-            <w:proofErr w:type="spellEnd"/>
-            <w:r>
-              <w:rPr>
-                <w:rFonts w:asciiTheme="minorHAnsi" w:eastAsiaTheme="minorHAnsi" w:hAnsiTheme="minorHAnsi" w:cstheme="minorHAnsi"/>
-                <w:color w:val="000000"/>
-                <w:sz w:val="18"/>
-                <w:szCs w:val="18"/>
-                <w:lang w:val="en-US" w:eastAsia="en-US"/>
-              </w:rPr>
-              <w:t xml:space="preserve">] == </w:t>
-            </w:r>
-            <w:proofErr w:type="spellStart"/>
-            <w:r>
-              <w:rPr>
-                <w:rFonts w:asciiTheme="minorHAnsi" w:eastAsiaTheme="minorHAnsi" w:hAnsiTheme="minorHAnsi" w:cstheme="minorHAnsi"/>
-                <w:color w:val="808080"/>
-                <w:sz w:val="18"/>
-                <w:szCs w:val="18"/>
-                <w:lang w:val="en-US" w:eastAsia="en-US"/>
-              </w:rPr>
-              <w:t>mas_sl</w:t>
-            </w:r>
-            <w:proofErr w:type="spellEnd"/>
-            <w:r>
-              <w:rPr>
-                <w:rFonts w:asciiTheme="minorHAnsi" w:eastAsiaTheme="minorHAnsi" w:hAnsiTheme="minorHAnsi" w:cstheme="minorHAnsi"/>
-                <w:color w:val="000000"/>
-                <w:sz w:val="18"/>
-                <w:szCs w:val="18"/>
-                <w:lang w:val="en-US" w:eastAsia="en-US"/>
-              </w:rPr>
-              <w:t>[j]) {</w:t>
-            </w:r>
-          </w:p>
-          <w:p>
-            <w:pPr>
-              <w:rPr>
-                <w:rFonts w:asciiTheme="minorHAnsi" w:eastAsiaTheme="minorHAnsi" w:hAnsiTheme="minorHAnsi" w:cstheme="minorHAnsi"/>
-                <w:color w:val="000000"/>
-                <w:sz w:val="18"/>
-                <w:szCs w:val="18"/>
-                <w:lang w:val="en-US" w:eastAsia="en-US"/>
-              </w:rPr>
-            </w:pPr>
-            <w:r>
-              <w:rPr>
-                <w:rFonts w:asciiTheme="minorHAnsi" w:eastAsiaTheme="minorHAnsi" w:hAnsiTheme="minorHAnsi" w:cstheme="minorHAnsi"/>
-                <w:color w:val="000000"/>
-                <w:sz w:val="18"/>
-                <w:szCs w:val="18"/>
-                <w:lang w:val="en-US" w:eastAsia="en-US"/>
-              </w:rPr>
-              <w:t xml:space="preserve">                </w:t>
-            </w:r>
-            <w:proofErr w:type="spellStart"/>
-            <w:r>
-              <w:rPr>
-                <w:rFonts w:asciiTheme="minorHAnsi" w:eastAsiaTheme="minorHAnsi" w:hAnsiTheme="minorHAnsi" w:cstheme="minorHAnsi"/>
-                <w:color w:val="808080"/>
-                <w:sz w:val="18"/>
-                <w:szCs w:val="18"/>
-                <w:lang w:val="en-US" w:eastAsia="en-US"/>
-              </w:rPr>
-              <w:t>mas_sl</w:t>
-            </w:r>
-            <w:proofErr w:type="spellEnd"/>
-            <w:r>
-              <w:rPr>
-                <w:rFonts w:asciiTheme="minorHAnsi" w:eastAsiaTheme="minorHAnsi" w:hAnsiTheme="minorHAnsi" w:cstheme="minorHAnsi"/>
-                <w:color w:val="000000"/>
-                <w:sz w:val="18"/>
-                <w:szCs w:val="18"/>
-                <w:lang w:val="en-US" w:eastAsia="en-US"/>
-              </w:rPr>
-              <w:t xml:space="preserve">[j] = </w:t>
-            </w:r>
-            <w:r>
-              <w:rPr>
-                <w:rFonts w:asciiTheme="minorHAnsi" w:eastAsiaTheme="minorHAnsi" w:hAnsiTheme="minorHAnsi" w:cstheme="minorHAnsi"/>
-                <w:color w:val="A31515"/>
-                <w:sz w:val="18"/>
-                <w:szCs w:val="18"/>
-                <w:lang w:val="en-US" w:eastAsia="en-US"/>
-              </w:rPr>
-              <w:t>'z'</w:t>
-            </w:r>
-            <w:r>
-              <w:rPr>
-                <w:rFonts w:asciiTheme="minorHAnsi" w:eastAsiaTheme="minorHAnsi" w:hAnsiTheme="minorHAnsi" w:cstheme="minorHAnsi"/>
-                <w:color w:val="000000"/>
-                <w:sz w:val="18"/>
-                <w:szCs w:val="18"/>
-                <w:lang w:val="en-US" w:eastAsia="en-US"/>
-              </w:rPr>
-              <w:t>;</w:t>
-            </w:r>
-          </w:p>
-          <w:p>
-            <w:pPr>
-              <w:rPr>
-                <w:rFonts w:asciiTheme="minorHAnsi" w:eastAsiaTheme="minorHAnsi" w:hAnsiTheme="minorHAnsi" w:cstheme="minorHAnsi"/>
-                <w:color w:val="000000"/>
-                <w:sz w:val="18"/>
-                <w:szCs w:val="18"/>
-                <w:lang w:val="en-US" w:eastAsia="en-US"/>
-              </w:rPr>
-            </w:pPr>
-            <w:r>
-              <w:rPr>
-                <w:rFonts w:asciiTheme="minorHAnsi" w:eastAsiaTheme="minorHAnsi" w:hAnsiTheme="minorHAnsi" w:cstheme="minorHAnsi"/>
-                <w:color w:val="000000"/>
-                <w:sz w:val="18"/>
-                <w:szCs w:val="18"/>
-                <w:lang w:val="en-US" w:eastAsia="en-US"/>
-              </w:rPr>
-              <w:t xml:space="preserve">                t = 1;</w:t>
-            </w:r>
-          </w:p>
-          <w:p>
-            <w:pPr>
-              <w:rPr>
-                <w:rFonts w:asciiTheme="minorHAnsi" w:eastAsiaTheme="minorHAnsi" w:hAnsiTheme="minorHAnsi" w:cstheme="minorHAnsi"/>
-                <w:color w:val="000000"/>
-                <w:sz w:val="18"/>
-                <w:szCs w:val="18"/>
-                <w:lang w:val="en-US" w:eastAsia="en-US"/>
-              </w:rPr>
-            </w:pPr>
-            <w:r>
-              <w:rPr>
-                <w:rFonts w:asciiTheme="minorHAnsi" w:eastAsiaTheme="minorHAnsi" w:hAnsiTheme="minorHAnsi" w:cstheme="minorHAnsi"/>
-                <w:color w:val="000000"/>
-                <w:sz w:val="18"/>
-                <w:szCs w:val="18"/>
-                <w:lang w:val="en-US" w:eastAsia="en-US"/>
-              </w:rPr>
-              <w:t xml:space="preserve">                </w:t>
-            </w:r>
-            <w:r>
-              <w:rPr>
-                <w:rFonts w:asciiTheme="minorHAnsi" w:eastAsiaTheme="minorHAnsi" w:hAnsiTheme="minorHAnsi" w:cstheme="minorHAnsi"/>
-                <w:color w:val="0000FF"/>
-                <w:sz w:val="18"/>
-                <w:szCs w:val="18"/>
-                <w:lang w:val="en-US" w:eastAsia="en-US"/>
-              </w:rPr>
-              <w:t>break</w:t>
-            </w:r>
-            <w:r>
-              <w:rPr>
-                <w:rFonts w:asciiTheme="minorHAnsi" w:eastAsiaTheme="minorHAnsi" w:hAnsiTheme="minorHAnsi" w:cstheme="minorHAnsi"/>
-                <w:color w:val="000000"/>
-                <w:sz w:val="18"/>
-                <w:szCs w:val="18"/>
-                <w:lang w:val="en-US" w:eastAsia="en-US"/>
-              </w:rPr>
-              <w:t>;</w:t>
-            </w:r>
-          </w:p>
-          <w:p>
-            <w:pPr>
-              <w:rPr>
-                <w:rFonts w:asciiTheme="minorHAnsi" w:eastAsiaTheme="minorHAnsi" w:hAnsiTheme="minorHAnsi" w:cstheme="minorHAnsi"/>
-                <w:color w:val="000000"/>
-                <w:sz w:val="18"/>
-                <w:szCs w:val="18"/>
-                <w:lang w:val="en-US" w:eastAsia="en-US"/>
-              </w:rPr>
-            </w:pPr>
-            <w:r>
-              <w:rPr>
-                <w:rFonts w:asciiTheme="minorHAnsi" w:eastAsiaTheme="minorHAnsi" w:hAnsiTheme="minorHAnsi" w:cstheme="minorHAnsi"/>
-                <w:color w:val="000000"/>
-                <w:sz w:val="18"/>
-                <w:szCs w:val="18"/>
-                <w:lang w:val="en-US" w:eastAsia="en-US"/>
-              </w:rPr>
-              <w:t xml:space="preserve">            }</w:t>
-            </w:r>
-          </w:p>
-          <w:p>
-            <w:pPr>
-              <w:rPr>
-                <w:rFonts w:asciiTheme="minorHAnsi" w:eastAsiaTheme="minorHAnsi" w:hAnsiTheme="minorHAnsi" w:cstheme="minorHAnsi"/>
-                <w:color w:val="000000"/>
-                <w:sz w:val="18"/>
-                <w:szCs w:val="18"/>
-                <w:lang w:val="en-US" w:eastAsia="en-US"/>
-              </w:rPr>
-            </w:pPr>
-            <w:r>
-              <w:rPr>
-                <w:rFonts w:asciiTheme="minorHAnsi" w:eastAsiaTheme="minorHAnsi" w:hAnsiTheme="minorHAnsi" w:cstheme="minorHAnsi"/>
-                <w:color w:val="000000"/>
-                <w:sz w:val="18"/>
-                <w:szCs w:val="18"/>
-                <w:lang w:val="en-US" w:eastAsia="en-US"/>
-              </w:rPr>
-              <w:t xml:space="preserve">        }</w:t>
-            </w:r>
-          </w:p>
-          <w:p>
-            <w:pPr>
-              <w:rPr>
-                <w:rFonts w:asciiTheme="minorHAnsi" w:eastAsiaTheme="minorHAnsi" w:hAnsiTheme="minorHAnsi" w:cstheme="minorHAnsi"/>
-                <w:color w:val="000000"/>
-                <w:sz w:val="18"/>
-                <w:szCs w:val="18"/>
-                <w:lang w:val="en-US" w:eastAsia="en-US"/>
-              </w:rPr>
-            </w:pPr>
-            <w:r>
-              <w:rPr>
-                <w:rFonts w:asciiTheme="minorHAnsi" w:eastAsiaTheme="minorHAnsi" w:hAnsiTheme="minorHAnsi" w:cstheme="minorHAnsi"/>
-                <w:color w:val="000000"/>
-                <w:sz w:val="18"/>
-                <w:szCs w:val="18"/>
-                <w:lang w:val="en-US" w:eastAsia="en-US"/>
-              </w:rPr>
-              <w:t xml:space="preserve">        </w:t>
-            </w:r>
-            <w:r>
-              <w:rPr>
-                <w:rFonts w:asciiTheme="minorHAnsi" w:eastAsiaTheme="minorHAnsi" w:hAnsiTheme="minorHAnsi" w:cstheme="minorHAnsi"/>
-                <w:color w:val="0000FF"/>
-                <w:sz w:val="18"/>
-                <w:szCs w:val="18"/>
-                <w:lang w:val="en-US" w:eastAsia="en-US"/>
-              </w:rPr>
-              <w:t>if</w:t>
-            </w:r>
-            <w:r>
-              <w:rPr>
-                <w:rFonts w:asciiTheme="minorHAnsi" w:eastAsiaTheme="minorHAnsi" w:hAnsiTheme="minorHAnsi" w:cstheme="minorHAnsi"/>
-                <w:color w:val="000000"/>
-                <w:sz w:val="18"/>
-                <w:szCs w:val="18"/>
-                <w:lang w:val="en-US" w:eastAsia="en-US"/>
-              </w:rPr>
               <w:t xml:space="preserve"> (t != 1) {</w:t>
             </w:r>
           </w:p>
@@ -22748,29 +22648,7 @@
                 <w:szCs w:val="18"/>
                 <w:lang w:val="en-US" w:eastAsia="en-US"/>
               </w:rPr>
-              <w:t xml:space="preserve">            </w:t>
-            </w:r>
-            <w:proofErr w:type="spellStart"/>
-            <w:r>
-              <w:rPr>
-                <w:rFonts w:asciiTheme="minorHAnsi" w:eastAsiaTheme="minorHAnsi" w:hAnsiTheme="minorHAnsi" w:cstheme="minorHAnsi"/>
-                <w:color w:val="000000"/>
-                <w:sz w:val="18"/>
-                <w:szCs w:val="18"/>
-                <w:lang w:val="en-US" w:eastAsia="en-US"/>
-              </w:rPr>
-              <w:t>strcpy</w:t>
-            </w:r>
-            <w:proofErr w:type="spellEnd"/>
-            <w:r>
-              <w:rPr>
-                <w:rFonts w:asciiTheme="minorHAnsi" w:eastAsiaTheme="minorHAnsi" w:hAnsiTheme="minorHAnsi" w:cstheme="minorHAnsi"/>
-                <w:color w:val="000000"/>
-                <w:sz w:val="18"/>
-                <w:szCs w:val="18"/>
-                <w:lang w:val="en-US" w:eastAsia="en-US"/>
-              </w:rPr>
-              <w:t>(</w:t>
+              <w:t xml:space="preserve">            strcpy(</w:t>
             </w:r>
             <w:proofErr w:type="spellStart"/>
             <w:r>
@@ -23164,18 +23042,167 @@
                 <w:szCs w:val="18"/>
                 <w:lang w:val="en-US" w:eastAsia="en-US"/>
               </w:rPr>
+              <w:t xml:space="preserve">    strcpy(</w:t>
+            </w:r>
+            <w:proofErr w:type="spellStart"/>
+            <w:r>
+              <w:rPr>
+                <w:rFonts w:asciiTheme="minorHAnsi" w:eastAsiaTheme="minorHAnsi" w:hAnsiTheme="minorHAnsi" w:cstheme="minorHAnsi"/>
+                <w:color w:val="000000"/>
+                <w:sz w:val="18"/>
+                <w:szCs w:val="18"/>
+                <w:lang w:val="en-US" w:eastAsia="en-US"/>
+              </w:rPr>
+              <w:t>comp_dop</w:t>
+            </w:r>
+            <w:proofErr w:type="spellEnd"/>
+            <w:r>
+              <w:rPr>
+                <w:rFonts w:asciiTheme="minorHAnsi" w:eastAsiaTheme="minorHAnsi" w:hAnsiTheme="minorHAnsi" w:cstheme="minorHAnsi"/>
+                <w:color w:val="000000"/>
+                <w:sz w:val="18"/>
+                <w:szCs w:val="18"/>
+                <w:lang w:val="en-US" w:eastAsia="en-US"/>
+              </w:rPr>
+              <w:t xml:space="preserve">, </w:t>
+            </w:r>
+            <w:proofErr w:type="spellStart"/>
+            <w:r>
+              <w:rPr>
+                <w:rFonts w:asciiTheme="minorHAnsi" w:eastAsiaTheme="minorHAnsi" w:hAnsiTheme="minorHAnsi" w:cstheme="minorHAnsi"/>
+                <w:color w:val="808080"/>
+                <w:sz w:val="18"/>
+                <w:szCs w:val="18"/>
+                <w:lang w:val="en-US" w:eastAsia="en-US"/>
+              </w:rPr>
+              <w:t>mas_sl</w:t>
+            </w:r>
+            <w:proofErr w:type="spellEnd"/>
+            <w:r>
+              <w:rPr>
+                <w:rFonts w:asciiTheme="minorHAnsi" w:eastAsiaTheme="minorHAnsi" w:hAnsiTheme="minorHAnsi" w:cstheme="minorHAnsi"/>
+                <w:color w:val="000000"/>
+                <w:sz w:val="18"/>
+                <w:szCs w:val="18"/>
+                <w:lang w:val="en-US" w:eastAsia="en-US"/>
+              </w:rPr>
+              <w:t>);</w:t>
+            </w:r>
+          </w:p>
+          <w:p>
+            <w:pPr>
+              <w:rPr>
+                <w:rFonts w:asciiTheme="minorHAnsi" w:eastAsiaTheme="minorHAnsi" w:hAnsiTheme="minorHAnsi" w:cstheme="minorHAnsi"/>
+                <w:color w:val="000000"/>
+                <w:sz w:val="18"/>
+                <w:szCs w:val="18"/>
+                <w:lang w:val="en-US" w:eastAsia="en-US"/>
+              </w:rPr>
+            </w:pPr>
+            <w:r>
+              <w:rPr>
+                <w:rFonts w:asciiTheme="minorHAnsi" w:eastAsiaTheme="minorHAnsi" w:hAnsiTheme="minorHAnsi" w:cstheme="minorHAnsi"/>
+                <w:color w:val="000000"/>
+                <w:sz w:val="18"/>
+                <w:szCs w:val="18"/>
+                <w:lang w:val="en-US" w:eastAsia="en-US"/>
+              </w:rPr>
               <w:t xml:space="preserve">    </w:t>
             </w:r>
-            <w:proofErr w:type="spellStart"/>
-            <w:r>
-              <w:rPr>
-                <w:rFonts w:asciiTheme="minorHAnsi" w:eastAsiaTheme="minorHAnsi" w:hAnsiTheme="minorHAnsi" w:cstheme="minorHAnsi"/>
-                <w:color w:val="000000"/>
-                <w:sz w:val="18"/>
-                <w:szCs w:val="18"/>
-                <w:lang w:val="en-US" w:eastAsia="en-US"/>
-              </w:rPr>
-              <w:t>strcpy</w:t>
+            <w:r>
+              <w:rPr>
+                <w:rFonts w:asciiTheme="minorHAnsi" w:eastAsiaTheme="minorHAnsi" w:hAnsiTheme="minorHAnsi" w:cstheme="minorHAnsi"/>
+                <w:color w:val="0000FF"/>
+                <w:sz w:val="18"/>
+                <w:szCs w:val="18"/>
+                <w:lang w:val="en-US" w:eastAsia="en-US"/>
+              </w:rPr>
+              <w:t>for</w:t>
+            </w:r>
+            <w:r>
+              <w:rPr>
+                <w:rFonts w:asciiTheme="minorHAnsi" w:eastAsiaTheme="minorHAnsi" w:hAnsiTheme="minorHAnsi" w:cstheme="minorHAnsi"/>
+                <w:color w:val="000000"/>
+                <w:sz w:val="18"/>
+                <w:szCs w:val="18"/>
+                <w:lang w:val="en-US" w:eastAsia="en-US"/>
+              </w:rPr>
+              <w:t xml:space="preserve"> (</w:t>
+            </w:r>
+            <w:r>
+              <w:rPr>
+                <w:rFonts w:asciiTheme="minorHAnsi" w:eastAsiaTheme="minorHAnsi" w:hAnsiTheme="minorHAnsi" w:cstheme="minorHAnsi"/>
+                <w:color w:val="0000FF"/>
+                <w:sz w:val="18"/>
+                <w:szCs w:val="18"/>
+                <w:lang w:val="en-US" w:eastAsia="en-US"/>
+              </w:rPr>
+              <w:t>int</w:t>
+            </w:r>
+            <w:r>
+              <w:rPr>
+                <w:rFonts w:asciiTheme="minorHAnsi" w:eastAsiaTheme="minorHAnsi" w:hAnsiTheme="minorHAnsi" w:cstheme="minorHAnsi"/>
+                <w:color w:val="000000"/>
+                <w:sz w:val="18"/>
+                <w:szCs w:val="18"/>
+                <w:lang w:val="en-US" w:eastAsia="en-US"/>
+              </w:rPr>
+              <w:t xml:space="preserve"> </w:t>
+            </w:r>
+            <w:proofErr w:type="spellStart"/>
+            <w:r>
+              <w:rPr>
+                <w:rFonts w:asciiTheme="minorHAnsi" w:eastAsiaTheme="minorHAnsi" w:hAnsiTheme="minorHAnsi" w:cstheme="minorHAnsi"/>
+                <w:color w:val="000000"/>
+                <w:sz w:val="18"/>
+                <w:szCs w:val="18"/>
+                <w:lang w:val="en-US" w:eastAsia="en-US"/>
+              </w:rPr>
+              <w:t>i</w:t>
+            </w:r>
+            <w:proofErr w:type="spellEnd"/>
+            <w:r>
+              <w:rPr>
+                <w:rFonts w:asciiTheme="minorHAnsi" w:eastAsiaTheme="minorHAnsi" w:hAnsiTheme="minorHAnsi" w:cstheme="minorHAnsi"/>
+                <w:color w:val="000000"/>
+                <w:sz w:val="18"/>
+                <w:szCs w:val="18"/>
+                <w:lang w:val="en-US" w:eastAsia="en-US"/>
+              </w:rPr>
+              <w:t xml:space="preserve"> = 0; </w:t>
+            </w:r>
+            <w:proofErr w:type="spellStart"/>
+            <w:r>
+              <w:rPr>
+                <w:rFonts w:asciiTheme="minorHAnsi" w:eastAsiaTheme="minorHAnsi" w:hAnsiTheme="minorHAnsi" w:cstheme="minorHAnsi"/>
+                <w:color w:val="000000"/>
+                <w:sz w:val="18"/>
+                <w:szCs w:val="18"/>
+                <w:lang w:val="en-US" w:eastAsia="en-US"/>
+              </w:rPr>
+              <w:t>i</w:t>
+            </w:r>
+            <w:proofErr w:type="spellEnd"/>
+            <w:r>
+              <w:rPr>
+                <w:rFonts w:asciiTheme="minorHAnsi" w:eastAsiaTheme="minorHAnsi" w:hAnsiTheme="minorHAnsi" w:cstheme="minorHAnsi"/>
+                <w:color w:val="000000"/>
+                <w:sz w:val="18"/>
+                <w:szCs w:val="18"/>
+                <w:lang w:val="en-US" w:eastAsia="en-US"/>
+              </w:rPr>
+              <w:t xml:space="preserve"> &lt; </w:t>
+            </w:r>
+            <w:proofErr w:type="spellStart"/>
+            <w:r>
+              <w:rPr>
+                <w:rFonts w:asciiTheme="minorHAnsi" w:eastAsiaTheme="minorHAnsi" w:hAnsiTheme="minorHAnsi" w:cstheme="minorHAnsi"/>
+                <w:color w:val="000000"/>
+                <w:sz w:val="18"/>
+                <w:szCs w:val="18"/>
+                <w:lang w:val="en-US" w:eastAsia="en-US"/>
+              </w:rPr>
+              <w:t>strlen</w:t>
             </w:r>
             <w:proofErr w:type="spellEnd"/>
             <w:r>
@@ -23188,29 +23215,6 @@
               </w:rPr>
               <w:t>(</w:t>
             </w:r>
-            <w:proofErr w:type="spellStart"/>
-            <w:r>
-              <w:rPr>
-                <w:rFonts w:asciiTheme="minorHAnsi" w:eastAsiaTheme="minorHAnsi" w:hAnsiTheme="minorHAnsi" w:cstheme="minorHAnsi"/>
-                <w:color w:val="000000"/>
-                <w:sz w:val="18"/>
-                <w:szCs w:val="18"/>
-                <w:lang w:val="en-US" w:eastAsia="en-US"/>
-              </w:rPr>
-              <w:t>comp_dop</w:t>
-            </w:r>
-            <w:proofErr w:type="spellEnd"/>
-            <w:r>
-              <w:rPr>
-                <w:rFonts w:asciiTheme="minorHAnsi" w:eastAsiaTheme="minorHAnsi" w:hAnsiTheme="minorHAnsi" w:cstheme="minorHAnsi"/>
-                <w:color w:val="000000"/>
-                <w:sz w:val="18"/>
-                <w:szCs w:val="18"/>
-                <w:lang w:val="en-US" w:eastAsia="en-US"/>
-              </w:rPr>
-              <w:t xml:space="preserve">, </w:t>
-            </w:r>
-            <w:proofErr w:type="spellStart"/>
             <w:r>
               <w:rPr>
                 <w:rFonts w:asciiTheme="minorHAnsi" w:eastAsiaTheme="minorHAnsi" w:hAnsiTheme="minorHAnsi" w:cstheme="minorHAnsi"/>
@@ -23219,6 +23223,132 @@
                 <w:szCs w:val="18"/>
                 <w:lang w:val="en-US" w:eastAsia="en-US"/>
               </w:rPr>
+              <w:t>let</w:t>
+            </w:r>
+            <w:r>
+              <w:rPr>
+                <w:rFonts w:asciiTheme="minorHAnsi" w:eastAsiaTheme="minorHAnsi" w:hAnsiTheme="minorHAnsi" w:cstheme="minorHAnsi"/>
+                <w:color w:val="000000"/>
+                <w:sz w:val="18"/>
+                <w:szCs w:val="18"/>
+                <w:lang w:val="en-US" w:eastAsia="en-US"/>
+              </w:rPr>
+              <w:t xml:space="preserve">); </w:t>
+            </w:r>
+            <w:proofErr w:type="spellStart"/>
+            <w:r>
+              <w:rPr>
+                <w:rFonts w:asciiTheme="minorHAnsi" w:eastAsiaTheme="minorHAnsi" w:hAnsiTheme="minorHAnsi" w:cstheme="minorHAnsi"/>
+                <w:color w:val="000000"/>
+                <w:sz w:val="18"/>
+                <w:szCs w:val="18"/>
+                <w:lang w:val="en-US" w:eastAsia="en-US"/>
+              </w:rPr>
+              <w:t>i</w:t>
+            </w:r>
+            <w:proofErr w:type="spellEnd"/>
+            <w:r>
+              <w:rPr>
+                <w:rFonts w:asciiTheme="minorHAnsi" w:eastAsiaTheme="minorHAnsi" w:hAnsiTheme="minorHAnsi" w:cstheme="minorHAnsi"/>
+                <w:color w:val="000000"/>
+                <w:sz w:val="18"/>
+                <w:szCs w:val="18"/>
+                <w:lang w:val="en-US" w:eastAsia="en-US"/>
+              </w:rPr>
+              <w:t>++) {</w:t>
+            </w:r>
+          </w:p>
+          <w:p>
+            <w:pPr>
+              <w:rPr>
+                <w:rFonts w:asciiTheme="minorHAnsi" w:eastAsiaTheme="minorHAnsi" w:hAnsiTheme="minorHAnsi" w:cstheme="minorHAnsi"/>
+                <w:color w:val="000000"/>
+                <w:sz w:val="18"/>
+                <w:szCs w:val="18"/>
+                <w:lang w:val="en-US" w:eastAsia="en-US"/>
+              </w:rPr>
+            </w:pPr>
+            <w:r>
+              <w:rPr>
+                <w:rFonts w:asciiTheme="minorHAnsi" w:eastAsiaTheme="minorHAnsi" w:hAnsiTheme="minorHAnsi" w:cstheme="minorHAnsi"/>
+                <w:color w:val="000000"/>
+                <w:sz w:val="18"/>
+                <w:szCs w:val="18"/>
+                <w:lang w:val="en-US" w:eastAsia="en-US"/>
+              </w:rPr>
+              <w:t xml:space="preserve">        </w:t>
+            </w:r>
+            <w:r>
+              <w:rPr>
+                <w:rFonts w:asciiTheme="minorHAnsi" w:eastAsiaTheme="minorHAnsi" w:hAnsiTheme="minorHAnsi" w:cstheme="minorHAnsi"/>
+                <w:color w:val="0000FF"/>
+                <w:sz w:val="18"/>
+                <w:szCs w:val="18"/>
+                <w:lang w:val="en-US" w:eastAsia="en-US"/>
+              </w:rPr>
+              <w:t>if</w:t>
+            </w:r>
+            <w:r>
+              <w:rPr>
+                <w:rFonts w:asciiTheme="minorHAnsi" w:eastAsiaTheme="minorHAnsi" w:hAnsiTheme="minorHAnsi" w:cstheme="minorHAnsi"/>
+                <w:color w:val="000000"/>
+                <w:sz w:val="18"/>
+                <w:szCs w:val="18"/>
+                <w:lang w:val="en-US" w:eastAsia="en-US"/>
+              </w:rPr>
+              <w:t xml:space="preserve"> (</w:t>
+            </w:r>
+            <w:r>
+              <w:rPr>
+                <w:rFonts w:asciiTheme="minorHAnsi" w:eastAsiaTheme="minorHAnsi" w:hAnsiTheme="minorHAnsi" w:cstheme="minorHAnsi"/>
+                <w:color w:val="808080"/>
+                <w:sz w:val="18"/>
+                <w:szCs w:val="18"/>
+                <w:lang w:val="en-US" w:eastAsia="en-US"/>
+              </w:rPr>
+              <w:t>let</w:t>
+            </w:r>
+            <w:r>
+              <w:rPr>
+                <w:rFonts w:asciiTheme="minorHAnsi" w:eastAsiaTheme="minorHAnsi" w:hAnsiTheme="minorHAnsi" w:cstheme="minorHAnsi"/>
+                <w:color w:val="000000"/>
+                <w:sz w:val="18"/>
+                <w:szCs w:val="18"/>
+                <w:lang w:val="en-US" w:eastAsia="en-US"/>
+              </w:rPr>
+              <w:t>[</w:t>
+            </w:r>
+            <w:proofErr w:type="spellStart"/>
+            <w:r>
+              <w:rPr>
+                <w:rFonts w:asciiTheme="minorHAnsi" w:eastAsiaTheme="minorHAnsi" w:hAnsiTheme="minorHAnsi" w:cstheme="minorHAnsi"/>
+                <w:color w:val="000000"/>
+                <w:sz w:val="18"/>
+                <w:szCs w:val="18"/>
+                <w:lang w:val="en-US" w:eastAsia="en-US"/>
+              </w:rPr>
+              <w:t>i</w:t>
+            </w:r>
+            <w:proofErr w:type="spellEnd"/>
+            <w:r>
+              <w:rPr>
+                <w:rFonts w:asciiTheme="minorHAnsi" w:eastAsiaTheme="minorHAnsi" w:hAnsiTheme="minorHAnsi" w:cstheme="minorHAnsi"/>
+                <w:color w:val="000000"/>
+                <w:sz w:val="18"/>
+                <w:szCs w:val="18"/>
+                <w:lang w:val="en-US" w:eastAsia="en-US"/>
+              </w:rPr>
+              <w:t xml:space="preserve">] == </w:t>
+            </w:r>
+            <w:proofErr w:type="spellStart"/>
+            <w:r>
+              <w:rPr>
+                <w:rFonts w:asciiTheme="minorHAnsi" w:eastAsiaTheme="minorHAnsi" w:hAnsiTheme="minorHAnsi" w:cstheme="minorHAnsi"/>
+                <w:color w:val="808080"/>
+                <w:sz w:val="18"/>
+                <w:szCs w:val="18"/>
+                <w:lang w:val="en-US" w:eastAsia="en-US"/>
+              </w:rPr>
               <w:t>mas_sl</w:t>
             </w:r>
             <w:proofErr w:type="spellEnd"/>
@@ -23230,28 +23360,91 @@
                 <w:szCs w:val="18"/>
                 <w:lang w:val="en-US" w:eastAsia="en-US"/>
               </w:rPr>
-              <w:t>);</w:t>
-            </w:r>
-          </w:p>
-          <w:p>
-            <w:pPr>
-              <w:rPr>
-                <w:rFonts w:asciiTheme="minorHAnsi" w:eastAsiaTheme="minorHAnsi" w:hAnsiTheme="minorHAnsi" w:cstheme="minorHAnsi"/>
-                <w:color w:val="000000"/>
-                <w:sz w:val="18"/>
-                <w:szCs w:val="18"/>
-                <w:lang w:val="en-US" w:eastAsia="en-US"/>
-              </w:rPr>
-            </w:pPr>
-            <w:r>
-              <w:rPr>
-                <w:rFonts w:asciiTheme="minorHAnsi" w:eastAsiaTheme="minorHAnsi" w:hAnsiTheme="minorHAnsi" w:cstheme="minorHAnsi"/>
-                <w:color w:val="000000"/>
-                <w:sz w:val="18"/>
-                <w:szCs w:val="18"/>
-                <w:lang w:val="en-US" w:eastAsia="en-US"/>
-              </w:rPr>
-              <w:t xml:space="preserve">    </w:t>
+              <w:t>[0]) {</w:t>
+            </w:r>
+          </w:p>
+          <w:p>
+            <w:pPr>
+              <w:rPr>
+                <w:rFonts w:asciiTheme="minorHAnsi" w:eastAsiaTheme="minorHAnsi" w:hAnsiTheme="minorHAnsi" w:cstheme="minorHAnsi"/>
+                <w:color w:val="000000"/>
+                <w:sz w:val="18"/>
+                <w:szCs w:val="18"/>
+                <w:lang w:val="en-US" w:eastAsia="en-US"/>
+              </w:rPr>
+            </w:pPr>
+            <w:r>
+              <w:rPr>
+                <w:rFonts w:asciiTheme="minorHAnsi" w:eastAsiaTheme="minorHAnsi" w:hAnsiTheme="minorHAnsi" w:cstheme="minorHAnsi"/>
+                <w:color w:val="000000"/>
+                <w:sz w:val="18"/>
+                <w:szCs w:val="18"/>
+                <w:lang w:val="en-US" w:eastAsia="en-US"/>
+              </w:rPr>
+              <w:t xml:space="preserve">            </w:t>
+            </w:r>
+            <w:proofErr w:type="spellStart"/>
+            <w:r>
+              <w:rPr>
+                <w:rFonts w:asciiTheme="minorHAnsi" w:eastAsiaTheme="minorHAnsi" w:hAnsiTheme="minorHAnsi" w:cstheme="minorHAnsi"/>
+                <w:color w:val="808080"/>
+                <w:sz w:val="18"/>
+                <w:szCs w:val="18"/>
+                <w:lang w:val="en-US" w:eastAsia="en-US"/>
+              </w:rPr>
+              <w:t>mas_sl</w:t>
+            </w:r>
+            <w:proofErr w:type="spellEnd"/>
+            <w:r>
+              <w:rPr>
+                <w:rFonts w:asciiTheme="minorHAnsi" w:eastAsiaTheme="minorHAnsi" w:hAnsiTheme="minorHAnsi" w:cstheme="minorHAnsi"/>
+                <w:color w:val="000000"/>
+                <w:sz w:val="18"/>
+                <w:szCs w:val="18"/>
+                <w:lang w:val="en-US" w:eastAsia="en-US"/>
+              </w:rPr>
+              <w:t xml:space="preserve">[0] = </w:t>
+            </w:r>
+            <w:r>
+              <w:rPr>
+                <w:rFonts w:asciiTheme="minorHAnsi" w:eastAsiaTheme="minorHAnsi" w:hAnsiTheme="minorHAnsi" w:cstheme="minorHAnsi"/>
+                <w:color w:val="A31515"/>
+                <w:sz w:val="18"/>
+                <w:szCs w:val="18"/>
+                <w:lang w:val="en-US" w:eastAsia="en-US"/>
+              </w:rPr>
+              <w:t>'z'</w:t>
+            </w:r>
+            <w:r>
+              <w:rPr>
+                <w:rFonts w:asciiTheme="minorHAnsi" w:eastAsiaTheme="minorHAnsi" w:hAnsiTheme="minorHAnsi" w:cstheme="minorHAnsi"/>
+                <w:color w:val="000000"/>
+                <w:sz w:val="18"/>
+                <w:szCs w:val="18"/>
+                <w:lang w:val="en-US" w:eastAsia="en-US"/>
+              </w:rPr>
+              <w:t>;</w:t>
+            </w:r>
+          </w:p>
+          <w:p>
+            <w:pPr>
+              <w:rPr>
+                <w:rFonts w:asciiTheme="minorHAnsi" w:eastAsiaTheme="minorHAnsi" w:hAnsiTheme="minorHAnsi" w:cstheme="minorHAnsi"/>
+                <w:color w:val="000000"/>
+                <w:sz w:val="18"/>
+                <w:szCs w:val="18"/>
+                <w:lang w:val="en-US" w:eastAsia="en-US"/>
+              </w:rPr>
+            </w:pPr>
+            <w:r>
+              <w:rPr>
+                <w:rFonts w:asciiTheme="minorHAnsi" w:eastAsiaTheme="minorHAnsi" w:hAnsiTheme="minorHAnsi" w:cstheme="minorHAnsi"/>
+                <w:color w:val="000000"/>
+                <w:sz w:val="18"/>
+                <w:szCs w:val="18"/>
+                <w:lang w:val="en-US" w:eastAsia="en-US"/>
+              </w:rPr>
+              <w:t xml:space="preserve">            </w:t>
             </w:r>
             <w:r>
               <w:rPr>
@@ -23261,7 +23454,69 @@
                 <w:szCs w:val="18"/>
                 <w:lang w:val="en-US" w:eastAsia="en-US"/>
               </w:rPr>
-              <w:t>for</w:t>
+              <w:t>break</w:t>
+            </w:r>
+            <w:r>
+              <w:rPr>
+                <w:rFonts w:asciiTheme="minorHAnsi" w:eastAsiaTheme="minorHAnsi" w:hAnsiTheme="minorHAnsi" w:cstheme="minorHAnsi"/>
+                <w:color w:val="000000"/>
+                <w:sz w:val="18"/>
+                <w:szCs w:val="18"/>
+                <w:lang w:val="en-US" w:eastAsia="en-US"/>
+              </w:rPr>
+              <w:t>;</w:t>
+            </w:r>
+          </w:p>
+          <w:p>
+            <w:pPr>
+              <w:rPr>
+                <w:rFonts w:asciiTheme="minorHAnsi" w:eastAsiaTheme="minorHAnsi" w:hAnsiTheme="minorHAnsi" w:cstheme="minorHAnsi"/>
+                <w:color w:val="000000"/>
+                <w:sz w:val="18"/>
+                <w:szCs w:val="18"/>
+                <w:lang w:val="en-US" w:eastAsia="en-US"/>
+              </w:rPr>
+            </w:pPr>
+            <w:r>
+              <w:rPr>
+                <w:rFonts w:asciiTheme="minorHAnsi" w:eastAsiaTheme="minorHAnsi" w:hAnsiTheme="minorHAnsi" w:cstheme="minorHAnsi"/>
+                <w:color w:val="000000"/>
+                <w:sz w:val="18"/>
+                <w:szCs w:val="18"/>
+                <w:lang w:val="en-US" w:eastAsia="en-US"/>
+              </w:rPr>
+              <w:t xml:space="preserve">        }</w:t>
+            </w:r>
+          </w:p>
+          <w:p>
+            <w:pPr>
+              <w:rPr>
+                <w:rFonts w:asciiTheme="minorHAnsi" w:eastAsiaTheme="minorHAnsi" w:hAnsiTheme="minorHAnsi" w:cstheme="minorHAnsi"/>
+                <w:color w:val="000000"/>
+                <w:sz w:val="18"/>
+                <w:szCs w:val="18"/>
+                <w:lang w:val="en-US" w:eastAsia="en-US"/>
+              </w:rPr>
+            </w:pPr>
+            <w:r>
+              <w:rPr>
+                <w:rFonts w:asciiTheme="minorHAnsi" w:eastAsiaTheme="minorHAnsi" w:hAnsiTheme="minorHAnsi" w:cstheme="minorHAnsi"/>
+                <w:color w:val="000000"/>
+                <w:sz w:val="18"/>
+                <w:szCs w:val="18"/>
+                <w:lang w:val="en-US" w:eastAsia="en-US"/>
+              </w:rPr>
+              <w:t xml:space="preserve">        </w:t>
+            </w:r>
+            <w:r>
+              <w:rPr>
+                <w:rFonts w:asciiTheme="minorHAnsi" w:eastAsiaTheme="minorHAnsi" w:hAnsiTheme="minorHAnsi" w:cstheme="minorHAnsi"/>
+                <w:color w:val="0000FF"/>
+                <w:sz w:val="18"/>
+                <w:szCs w:val="18"/>
+                <w:lang w:val="en-US" w:eastAsia="en-US"/>
+              </w:rPr>
+              <w:t>if</w:t>
             </w:r>
             <w:r>
               <w:rPr>
@@ -23276,22 +23531,252 @@
             <w:r>
               <w:rPr>
                 <w:rFonts w:asciiTheme="minorHAnsi" w:eastAsiaTheme="minorHAnsi" w:hAnsiTheme="minorHAnsi" w:cstheme="minorHAnsi"/>
+                <w:color w:val="808080"/>
+                <w:sz w:val="18"/>
+                <w:szCs w:val="18"/>
+                <w:lang w:val="en-US" w:eastAsia="en-US"/>
+              </w:rPr>
+              <w:t>let</w:t>
+            </w:r>
+            <w:r>
+              <w:rPr>
+                <w:rFonts w:asciiTheme="minorHAnsi" w:eastAsiaTheme="minorHAnsi" w:hAnsiTheme="minorHAnsi" w:cstheme="minorHAnsi"/>
+                <w:color w:val="000000"/>
+                <w:sz w:val="18"/>
+                <w:szCs w:val="18"/>
+                <w:lang w:val="en-US" w:eastAsia="en-US"/>
+              </w:rPr>
+              <w:t>[</w:t>
+            </w:r>
+            <w:proofErr w:type="spellStart"/>
+            <w:r>
+              <w:rPr>
+                <w:rFonts w:asciiTheme="minorHAnsi" w:eastAsiaTheme="minorHAnsi" w:hAnsiTheme="minorHAnsi" w:cstheme="minorHAnsi"/>
+                <w:color w:val="000000"/>
+                <w:sz w:val="18"/>
+                <w:szCs w:val="18"/>
+                <w:lang w:val="en-US" w:eastAsia="en-US"/>
+              </w:rPr>
+              <w:t>i</w:t>
+            </w:r>
+            <w:proofErr w:type="spellEnd"/>
+            <w:r>
+              <w:rPr>
+                <w:rFonts w:asciiTheme="minorHAnsi" w:eastAsiaTheme="minorHAnsi" w:hAnsiTheme="minorHAnsi" w:cstheme="minorHAnsi"/>
+                <w:color w:val="000000"/>
+                <w:sz w:val="18"/>
+                <w:szCs w:val="18"/>
+                <w:lang w:val="en-US" w:eastAsia="en-US"/>
+              </w:rPr>
+              <w:t xml:space="preserve">] == </w:t>
+            </w:r>
+            <w:proofErr w:type="spellStart"/>
+            <w:r>
+              <w:rPr>
+                <w:rFonts w:asciiTheme="minorHAnsi" w:eastAsiaTheme="minorHAnsi" w:hAnsiTheme="minorHAnsi" w:cstheme="minorHAnsi"/>
+                <w:color w:val="808080"/>
+                <w:sz w:val="18"/>
+                <w:szCs w:val="18"/>
+                <w:lang w:val="en-US" w:eastAsia="en-US"/>
+              </w:rPr>
+              <w:t>mas_sl</w:t>
+            </w:r>
+            <w:proofErr w:type="spellEnd"/>
+            <w:r>
+              <w:rPr>
+                <w:rFonts w:asciiTheme="minorHAnsi" w:eastAsiaTheme="minorHAnsi" w:hAnsiTheme="minorHAnsi" w:cstheme="minorHAnsi"/>
+                <w:color w:val="000000"/>
+                <w:sz w:val="18"/>
+                <w:szCs w:val="18"/>
+                <w:lang w:val="en-US" w:eastAsia="en-US"/>
+              </w:rPr>
+              <w:t>[1]) {</w:t>
+            </w:r>
+          </w:p>
+          <w:p>
+            <w:pPr>
+              <w:rPr>
+                <w:rFonts w:asciiTheme="minorHAnsi" w:eastAsiaTheme="minorHAnsi" w:hAnsiTheme="minorHAnsi" w:cstheme="minorHAnsi"/>
+                <w:color w:val="000000"/>
+                <w:sz w:val="18"/>
+                <w:szCs w:val="18"/>
+                <w:lang w:val="en-US" w:eastAsia="en-US"/>
+              </w:rPr>
+            </w:pPr>
+            <w:r>
+              <w:rPr>
+                <w:rFonts w:asciiTheme="minorHAnsi" w:eastAsiaTheme="minorHAnsi" w:hAnsiTheme="minorHAnsi" w:cstheme="minorHAnsi"/>
+                <w:color w:val="000000"/>
+                <w:sz w:val="18"/>
+                <w:szCs w:val="18"/>
+                <w:lang w:val="en-US" w:eastAsia="en-US"/>
+              </w:rPr>
+              <w:t xml:space="preserve">            </w:t>
+            </w:r>
+            <w:proofErr w:type="spellStart"/>
+            <w:r>
+              <w:rPr>
+                <w:rFonts w:asciiTheme="minorHAnsi" w:eastAsiaTheme="minorHAnsi" w:hAnsiTheme="minorHAnsi" w:cstheme="minorHAnsi"/>
+                <w:color w:val="808080"/>
+                <w:sz w:val="18"/>
+                <w:szCs w:val="18"/>
+                <w:lang w:val="en-US" w:eastAsia="en-US"/>
+              </w:rPr>
+              <w:t>mas_sl</w:t>
+            </w:r>
+            <w:proofErr w:type="spellEnd"/>
+            <w:r>
+              <w:rPr>
+                <w:rFonts w:asciiTheme="minorHAnsi" w:eastAsiaTheme="minorHAnsi" w:hAnsiTheme="minorHAnsi" w:cstheme="minorHAnsi"/>
+                <w:color w:val="000000"/>
+                <w:sz w:val="18"/>
+                <w:szCs w:val="18"/>
+                <w:lang w:val="en-US" w:eastAsia="en-US"/>
+              </w:rPr>
+              <w:t xml:space="preserve">[1] = </w:t>
+            </w:r>
+            <w:r>
+              <w:rPr>
+                <w:rFonts w:asciiTheme="minorHAnsi" w:eastAsiaTheme="minorHAnsi" w:hAnsiTheme="minorHAnsi" w:cstheme="minorHAnsi"/>
+                <w:color w:val="A31515"/>
+                <w:sz w:val="18"/>
+                <w:szCs w:val="18"/>
+                <w:lang w:val="en-US" w:eastAsia="en-US"/>
+              </w:rPr>
+              <w:t>'z'</w:t>
+            </w:r>
+            <w:r>
+              <w:rPr>
+                <w:rFonts w:asciiTheme="minorHAnsi" w:eastAsiaTheme="minorHAnsi" w:hAnsiTheme="minorHAnsi" w:cstheme="minorHAnsi"/>
+                <w:color w:val="000000"/>
+                <w:sz w:val="18"/>
+                <w:szCs w:val="18"/>
+                <w:lang w:val="en-US" w:eastAsia="en-US"/>
+              </w:rPr>
+              <w:t>;</w:t>
+            </w:r>
+          </w:p>
+          <w:p>
+            <w:pPr>
+              <w:rPr>
+                <w:rFonts w:asciiTheme="minorHAnsi" w:eastAsiaTheme="minorHAnsi" w:hAnsiTheme="minorHAnsi" w:cstheme="minorHAnsi"/>
+                <w:color w:val="000000"/>
+                <w:sz w:val="18"/>
+                <w:szCs w:val="18"/>
+                <w:lang w:val="en-US" w:eastAsia="en-US"/>
+              </w:rPr>
+            </w:pPr>
+            <w:r>
+              <w:rPr>
+                <w:rFonts w:asciiTheme="minorHAnsi" w:eastAsiaTheme="minorHAnsi" w:hAnsiTheme="minorHAnsi" w:cstheme="minorHAnsi"/>
+                <w:color w:val="000000"/>
+                <w:sz w:val="18"/>
+                <w:szCs w:val="18"/>
+                <w:lang w:val="en-US" w:eastAsia="en-US"/>
+              </w:rPr>
+              <w:t xml:space="preserve">            </w:t>
+            </w:r>
+            <w:r>
+              <w:rPr>
+                <w:rFonts w:asciiTheme="minorHAnsi" w:eastAsiaTheme="minorHAnsi" w:hAnsiTheme="minorHAnsi" w:cstheme="minorHAnsi"/>
                 <w:color w:val="0000FF"/>
                 <w:sz w:val="18"/>
                 <w:szCs w:val="18"/>
                 <w:lang w:val="en-US" w:eastAsia="en-US"/>
               </w:rPr>
-              <w:t>int</w:t>
-            </w:r>
-            <w:r>
-              <w:rPr>
-                <w:rFonts w:asciiTheme="minorHAnsi" w:eastAsiaTheme="minorHAnsi" w:hAnsiTheme="minorHAnsi" w:cstheme="minorHAnsi"/>
-                <w:color w:val="000000"/>
-                <w:sz w:val="18"/>
-                <w:szCs w:val="18"/>
-                <w:lang w:val="en-US" w:eastAsia="en-US"/>
-              </w:rPr>
-              <w:t xml:space="preserve"> </w:t>
+              <w:t>break</w:t>
+            </w:r>
+            <w:r>
+              <w:rPr>
+                <w:rFonts w:asciiTheme="minorHAnsi" w:eastAsiaTheme="minorHAnsi" w:hAnsiTheme="minorHAnsi" w:cstheme="minorHAnsi"/>
+                <w:color w:val="000000"/>
+                <w:sz w:val="18"/>
+                <w:szCs w:val="18"/>
+                <w:lang w:val="en-US" w:eastAsia="en-US"/>
+              </w:rPr>
+              <w:t>;</w:t>
+            </w:r>
+          </w:p>
+          <w:p>
+            <w:pPr>
+              <w:rPr>
+                <w:rFonts w:asciiTheme="minorHAnsi" w:eastAsiaTheme="minorHAnsi" w:hAnsiTheme="minorHAnsi" w:cstheme="minorHAnsi"/>
+                <w:color w:val="000000"/>
+                <w:sz w:val="18"/>
+                <w:szCs w:val="18"/>
+                <w:lang w:val="en-US" w:eastAsia="en-US"/>
+              </w:rPr>
+            </w:pPr>
+            <w:r>
+              <w:rPr>
+                <w:rFonts w:asciiTheme="minorHAnsi" w:eastAsiaTheme="minorHAnsi" w:hAnsiTheme="minorHAnsi" w:cstheme="minorHAnsi"/>
+                <w:color w:val="000000"/>
+                <w:sz w:val="18"/>
+                <w:szCs w:val="18"/>
+                <w:lang w:val="en-US" w:eastAsia="en-US"/>
+              </w:rPr>
+              <w:t xml:space="preserve">        }</w:t>
+            </w:r>
+          </w:p>
+          <w:p>
+            <w:pPr>
+              <w:rPr>
+                <w:rFonts w:asciiTheme="minorHAnsi" w:eastAsiaTheme="minorHAnsi" w:hAnsiTheme="minorHAnsi" w:cstheme="minorHAnsi"/>
+                <w:color w:val="000000"/>
+                <w:sz w:val="18"/>
+                <w:szCs w:val="18"/>
+                <w:lang w:val="en-US" w:eastAsia="en-US"/>
+              </w:rPr>
+            </w:pPr>
+            <w:r>
+              <w:rPr>
+                <w:rFonts w:asciiTheme="minorHAnsi" w:eastAsiaTheme="minorHAnsi" w:hAnsiTheme="minorHAnsi" w:cstheme="minorHAnsi"/>
+                <w:color w:val="000000"/>
+                <w:sz w:val="18"/>
+                <w:szCs w:val="18"/>
+                <w:lang w:val="en-US" w:eastAsia="en-US"/>
+              </w:rPr>
+              <w:t xml:space="preserve">        </w:t>
+            </w:r>
+            <w:r>
+              <w:rPr>
+                <w:rFonts w:asciiTheme="minorHAnsi" w:eastAsiaTheme="minorHAnsi" w:hAnsiTheme="minorHAnsi" w:cstheme="minorHAnsi"/>
+                <w:color w:val="0000FF"/>
+                <w:sz w:val="18"/>
+                <w:szCs w:val="18"/>
+                <w:lang w:val="en-US" w:eastAsia="en-US"/>
+              </w:rPr>
+              <w:t>if</w:t>
+            </w:r>
+            <w:r>
+              <w:rPr>
+                <w:rFonts w:asciiTheme="minorHAnsi" w:eastAsiaTheme="minorHAnsi" w:hAnsiTheme="minorHAnsi" w:cstheme="minorHAnsi"/>
+                <w:color w:val="000000"/>
+                <w:sz w:val="18"/>
+                <w:szCs w:val="18"/>
+                <w:lang w:val="en-US" w:eastAsia="en-US"/>
+              </w:rPr>
+              <w:t xml:space="preserve"> (</w:t>
+            </w:r>
+            <w:r>
+              <w:rPr>
+                <w:rFonts w:asciiTheme="minorHAnsi" w:eastAsiaTheme="minorHAnsi" w:hAnsiTheme="minorHAnsi" w:cstheme="minorHAnsi"/>
+                <w:color w:val="808080"/>
+                <w:sz w:val="18"/>
+                <w:szCs w:val="18"/>
+                <w:lang w:val="en-US" w:eastAsia="en-US"/>
+              </w:rPr>
+              <w:t>let</w:t>
+            </w:r>
+            <w:r>
+              <w:rPr>
+                <w:rFonts w:asciiTheme="minorHAnsi" w:eastAsiaTheme="minorHAnsi" w:hAnsiTheme="minorHAnsi" w:cstheme="minorHAnsi"/>
+                <w:color w:val="000000"/>
+                <w:sz w:val="18"/>
+                <w:szCs w:val="18"/>
+                <w:lang w:val="en-US" w:eastAsia="en-US"/>
+              </w:rPr>
+              <w:t>[</w:t>
             </w:r>
             <w:proofErr w:type="spellStart"/>
             <w:r>
@@ -23313,7 +23798,215 @@
                 <w:szCs w:val="18"/>
                 <w:lang w:val="en-US" w:eastAsia="en-US"/>
               </w:rPr>
-              <w:t xml:space="preserve"> = 0; </w:t>
+              <w:t xml:space="preserve">] == </w:t>
+            </w:r>
+            <w:proofErr w:type="spellStart"/>
+            <w:r>
+              <w:rPr>
+                <w:rFonts w:asciiTheme="minorHAnsi" w:eastAsiaTheme="minorHAnsi" w:hAnsiTheme="minorHAnsi" w:cstheme="minorHAnsi"/>
+                <w:color w:val="808080"/>
+                <w:sz w:val="18"/>
+                <w:szCs w:val="18"/>
+                <w:lang w:val="en-US" w:eastAsia="en-US"/>
+              </w:rPr>
+              <w:t>mas_sl</w:t>
+            </w:r>
+            <w:proofErr w:type="spellEnd"/>
+            <w:r>
+              <w:rPr>
+                <w:rFonts w:asciiTheme="minorHAnsi" w:eastAsiaTheme="minorHAnsi" w:hAnsiTheme="minorHAnsi" w:cstheme="minorHAnsi"/>
+                <w:color w:val="000000"/>
+                <w:sz w:val="18"/>
+                <w:szCs w:val="18"/>
+                <w:lang w:val="en-US" w:eastAsia="en-US"/>
+              </w:rPr>
+              <w:t>[2]) {</w:t>
+            </w:r>
+          </w:p>
+          <w:p>
+            <w:pPr>
+              <w:rPr>
+                <w:rFonts w:asciiTheme="minorHAnsi" w:eastAsiaTheme="minorHAnsi" w:hAnsiTheme="minorHAnsi" w:cstheme="minorHAnsi"/>
+                <w:color w:val="000000"/>
+                <w:sz w:val="18"/>
+                <w:szCs w:val="18"/>
+                <w:lang w:val="en-US" w:eastAsia="en-US"/>
+              </w:rPr>
+            </w:pPr>
+            <w:r>
+              <w:rPr>
+                <w:rFonts w:asciiTheme="minorHAnsi" w:eastAsiaTheme="minorHAnsi" w:hAnsiTheme="minorHAnsi" w:cstheme="minorHAnsi"/>
+                <w:color w:val="000000"/>
+                <w:sz w:val="18"/>
+                <w:szCs w:val="18"/>
+                <w:lang w:val="en-US" w:eastAsia="en-US"/>
+              </w:rPr>
+              <w:t xml:space="preserve">            </w:t>
+            </w:r>
+            <w:proofErr w:type="spellStart"/>
+            <w:r>
+              <w:rPr>
+                <w:rFonts w:asciiTheme="minorHAnsi" w:eastAsiaTheme="minorHAnsi" w:hAnsiTheme="minorHAnsi" w:cstheme="minorHAnsi"/>
+                <w:color w:val="808080"/>
+                <w:sz w:val="18"/>
+                <w:szCs w:val="18"/>
+                <w:lang w:val="en-US" w:eastAsia="en-US"/>
+              </w:rPr>
+              <w:t>mas_sl</w:t>
+            </w:r>
+            <w:proofErr w:type="spellEnd"/>
+            <w:r>
+              <w:rPr>
+                <w:rFonts w:asciiTheme="minorHAnsi" w:eastAsiaTheme="minorHAnsi" w:hAnsiTheme="minorHAnsi" w:cstheme="minorHAnsi"/>
+                <w:color w:val="000000"/>
+                <w:sz w:val="18"/>
+                <w:szCs w:val="18"/>
+                <w:lang w:val="en-US" w:eastAsia="en-US"/>
+              </w:rPr>
+              <w:t xml:space="preserve">[2] = </w:t>
+            </w:r>
+            <w:r>
+              <w:rPr>
+                <w:rFonts w:asciiTheme="minorHAnsi" w:eastAsiaTheme="minorHAnsi" w:hAnsiTheme="minorHAnsi" w:cstheme="minorHAnsi"/>
+                <w:color w:val="A31515"/>
+                <w:sz w:val="18"/>
+                <w:szCs w:val="18"/>
+                <w:lang w:val="en-US" w:eastAsia="en-US"/>
+              </w:rPr>
+              <w:t>'z'</w:t>
+            </w:r>
+            <w:r>
+              <w:rPr>
+                <w:rFonts w:asciiTheme="minorHAnsi" w:eastAsiaTheme="minorHAnsi" w:hAnsiTheme="minorHAnsi" w:cstheme="minorHAnsi"/>
+                <w:color w:val="000000"/>
+                <w:sz w:val="18"/>
+                <w:szCs w:val="18"/>
+                <w:lang w:val="en-US" w:eastAsia="en-US"/>
+              </w:rPr>
+              <w:t>;</w:t>
+            </w:r>
+          </w:p>
+          <w:p>
+            <w:pPr>
+              <w:rPr>
+                <w:rFonts w:asciiTheme="minorHAnsi" w:eastAsiaTheme="minorHAnsi" w:hAnsiTheme="minorHAnsi" w:cstheme="minorHAnsi"/>
+                <w:color w:val="000000"/>
+                <w:sz w:val="18"/>
+                <w:szCs w:val="18"/>
+                <w:lang w:val="en-US" w:eastAsia="en-US"/>
+              </w:rPr>
+            </w:pPr>
+            <w:r>
+              <w:rPr>
+                <w:rFonts w:asciiTheme="minorHAnsi" w:eastAsiaTheme="minorHAnsi" w:hAnsiTheme="minorHAnsi" w:cstheme="minorHAnsi"/>
+                <w:color w:val="000000"/>
+                <w:sz w:val="18"/>
+                <w:szCs w:val="18"/>
+                <w:lang w:val="en-US" w:eastAsia="en-US"/>
+              </w:rPr>
+              <w:t xml:space="preserve">            </w:t>
+            </w:r>
+            <w:r>
+              <w:rPr>
+                <w:rFonts w:asciiTheme="minorHAnsi" w:eastAsiaTheme="minorHAnsi" w:hAnsiTheme="minorHAnsi" w:cstheme="minorHAnsi"/>
+                <w:color w:val="0000FF"/>
+                <w:sz w:val="18"/>
+                <w:szCs w:val="18"/>
+                <w:lang w:val="en-US" w:eastAsia="en-US"/>
+              </w:rPr>
+              <w:t>break</w:t>
+            </w:r>
+            <w:r>
+              <w:rPr>
+                <w:rFonts w:asciiTheme="minorHAnsi" w:eastAsiaTheme="minorHAnsi" w:hAnsiTheme="minorHAnsi" w:cstheme="minorHAnsi"/>
+                <w:color w:val="000000"/>
+                <w:sz w:val="18"/>
+                <w:szCs w:val="18"/>
+                <w:lang w:val="en-US" w:eastAsia="en-US"/>
+              </w:rPr>
+              <w:t>;</w:t>
+            </w:r>
+          </w:p>
+          <w:p>
+            <w:pPr>
+              <w:rPr>
+                <w:rFonts w:asciiTheme="minorHAnsi" w:eastAsiaTheme="minorHAnsi" w:hAnsiTheme="minorHAnsi" w:cstheme="minorHAnsi"/>
+                <w:color w:val="000000"/>
+                <w:sz w:val="18"/>
+                <w:szCs w:val="18"/>
+                <w:lang w:val="en-US" w:eastAsia="en-US"/>
+              </w:rPr>
+            </w:pPr>
+            <w:r>
+              <w:rPr>
+                <w:rFonts w:asciiTheme="minorHAnsi" w:eastAsiaTheme="minorHAnsi" w:hAnsiTheme="minorHAnsi" w:cstheme="minorHAnsi"/>
+                <w:color w:val="000000"/>
+                <w:sz w:val="18"/>
+                <w:szCs w:val="18"/>
+                <w:lang w:val="en-US" w:eastAsia="en-US"/>
+              </w:rPr>
+              <w:t xml:space="preserve">        }</w:t>
+            </w:r>
+          </w:p>
+          <w:p>
+            <w:pPr>
+              <w:rPr>
+                <w:rFonts w:asciiTheme="minorHAnsi" w:eastAsiaTheme="minorHAnsi" w:hAnsiTheme="minorHAnsi" w:cstheme="minorHAnsi"/>
+                <w:color w:val="000000"/>
+                <w:sz w:val="18"/>
+                <w:szCs w:val="18"/>
+                <w:lang w:val="en-US" w:eastAsia="en-US"/>
+              </w:rPr>
+            </w:pPr>
+            <w:r>
+              <w:rPr>
+                <w:rFonts w:asciiTheme="minorHAnsi" w:eastAsiaTheme="minorHAnsi" w:hAnsiTheme="minorHAnsi" w:cstheme="minorHAnsi"/>
+                <w:color w:val="000000"/>
+                <w:sz w:val="18"/>
+                <w:szCs w:val="18"/>
+                <w:lang w:val="en-US" w:eastAsia="en-US"/>
+              </w:rPr>
+              <w:t xml:space="preserve">        </w:t>
+            </w:r>
+            <w:r>
+              <w:rPr>
+                <w:rFonts w:asciiTheme="minorHAnsi" w:eastAsiaTheme="minorHAnsi" w:hAnsiTheme="minorHAnsi" w:cstheme="minorHAnsi"/>
+                <w:color w:val="0000FF"/>
+                <w:sz w:val="18"/>
+                <w:szCs w:val="18"/>
+                <w:lang w:val="en-US" w:eastAsia="en-US"/>
+              </w:rPr>
+              <w:t>if</w:t>
+            </w:r>
+            <w:r>
+              <w:rPr>
+                <w:rFonts w:asciiTheme="minorHAnsi" w:eastAsiaTheme="minorHAnsi" w:hAnsiTheme="minorHAnsi" w:cstheme="minorHAnsi"/>
+                <w:color w:val="000000"/>
+                <w:sz w:val="18"/>
+                <w:szCs w:val="18"/>
+                <w:lang w:val="en-US" w:eastAsia="en-US"/>
+              </w:rPr>
+              <w:t xml:space="preserve"> (</w:t>
+            </w:r>
+            <w:r>
+              <w:rPr>
+                <w:rFonts w:asciiTheme="minorHAnsi" w:eastAsiaTheme="minorHAnsi" w:hAnsiTheme="minorHAnsi" w:cstheme="minorHAnsi"/>
+                <w:color w:val="808080"/>
+                <w:sz w:val="18"/>
+                <w:szCs w:val="18"/>
+                <w:lang w:val="en-US" w:eastAsia="en-US"/>
+              </w:rPr>
+              <w:t>let</w:t>
+            </w:r>
+            <w:r>
+              <w:rPr>
+                <w:rFonts w:asciiTheme="minorHAnsi" w:eastAsiaTheme="minorHAnsi" w:hAnsiTheme="minorHAnsi" w:cstheme="minorHAnsi"/>
+                <w:color w:val="000000"/>
+                <w:sz w:val="18"/>
+                <w:szCs w:val="18"/>
+                <w:lang w:val="en-US" w:eastAsia="en-US"/>
+              </w:rPr>
+              <w:t>[</w:t>
             </w:r>
             <w:proofErr w:type="spellStart"/>
             <w:r>
@@ -23335,30 +24028,9 @@
                 <w:szCs w:val="18"/>
                 <w:lang w:val="en-US" w:eastAsia="en-US"/>
               </w:rPr>
-              <w:t xml:space="preserve"> &lt; </w:t>
-            </w:r>
-            <w:proofErr w:type="spellStart"/>
-            <w:r>
-              <w:rPr>
-                <w:rFonts w:asciiTheme="minorHAnsi" w:eastAsiaTheme="minorHAnsi" w:hAnsiTheme="minorHAnsi" w:cstheme="minorHAnsi"/>
-                <w:color w:val="000000"/>
-                <w:sz w:val="18"/>
-                <w:szCs w:val="18"/>
-                <w:lang w:val="en-US" w:eastAsia="en-US"/>
-              </w:rPr>
-              <w:t>strlen</w:t>
-            </w:r>
-            <w:proofErr w:type="spellEnd"/>
-            <w:r>
-              <w:rPr>
-                <w:rFonts w:asciiTheme="minorHAnsi" w:eastAsiaTheme="minorHAnsi" w:hAnsiTheme="minorHAnsi" w:cstheme="minorHAnsi"/>
-                <w:color w:val="000000"/>
-                <w:sz w:val="18"/>
-                <w:szCs w:val="18"/>
-                <w:lang w:val="en-US" w:eastAsia="en-US"/>
-              </w:rPr>
-              <w:t>(</w:t>
-            </w:r>
+              <w:t xml:space="preserve">] == </w:t>
+            </w:r>
+            <w:proofErr w:type="spellStart"/>
             <w:r>
               <w:rPr>
                 <w:rFonts w:asciiTheme="minorHAnsi" w:eastAsiaTheme="minorHAnsi" w:hAnsiTheme="minorHAnsi" w:cstheme="minorHAnsi"/>
@@ -23367,6 +24039,193 @@
                 <w:szCs w:val="18"/>
                 <w:lang w:val="en-US" w:eastAsia="en-US"/>
               </w:rPr>
+              <w:t>mas_sl</w:t>
+            </w:r>
+            <w:proofErr w:type="spellEnd"/>
+            <w:r>
+              <w:rPr>
+                <w:rFonts w:asciiTheme="minorHAnsi" w:eastAsiaTheme="minorHAnsi" w:hAnsiTheme="minorHAnsi" w:cstheme="minorHAnsi"/>
+                <w:color w:val="000000"/>
+                <w:sz w:val="18"/>
+                <w:szCs w:val="18"/>
+                <w:lang w:val="en-US" w:eastAsia="en-US"/>
+              </w:rPr>
+              <w:t>[3]) {</w:t>
+            </w:r>
+          </w:p>
+          <w:p>
+            <w:pPr>
+              <w:rPr>
+                <w:rFonts w:asciiTheme="minorHAnsi" w:eastAsiaTheme="minorHAnsi" w:hAnsiTheme="minorHAnsi" w:cstheme="minorHAnsi"/>
+                <w:color w:val="000000"/>
+                <w:sz w:val="18"/>
+                <w:szCs w:val="18"/>
+                <w:lang w:val="en-US" w:eastAsia="en-US"/>
+              </w:rPr>
+            </w:pPr>
+            <w:r>
+              <w:rPr>
+                <w:rFonts w:asciiTheme="minorHAnsi" w:eastAsiaTheme="minorHAnsi" w:hAnsiTheme="minorHAnsi" w:cstheme="minorHAnsi"/>
+                <w:color w:val="000000"/>
+                <w:sz w:val="18"/>
+                <w:szCs w:val="18"/>
+                <w:lang w:val="en-US" w:eastAsia="en-US"/>
+              </w:rPr>
+              <w:t xml:space="preserve">            </w:t>
+            </w:r>
+            <w:proofErr w:type="spellStart"/>
+            <w:r>
+              <w:rPr>
+                <w:rFonts w:asciiTheme="minorHAnsi" w:eastAsiaTheme="minorHAnsi" w:hAnsiTheme="minorHAnsi" w:cstheme="minorHAnsi"/>
+                <w:color w:val="808080"/>
+                <w:sz w:val="18"/>
+                <w:szCs w:val="18"/>
+                <w:lang w:val="en-US" w:eastAsia="en-US"/>
+              </w:rPr>
+              <w:t>mas_sl</w:t>
+            </w:r>
+            <w:proofErr w:type="spellEnd"/>
+            <w:r>
+              <w:rPr>
+                <w:rFonts w:asciiTheme="minorHAnsi" w:eastAsiaTheme="minorHAnsi" w:hAnsiTheme="minorHAnsi" w:cstheme="minorHAnsi"/>
+                <w:color w:val="000000"/>
+                <w:sz w:val="18"/>
+                <w:szCs w:val="18"/>
+                <w:lang w:val="en-US" w:eastAsia="en-US"/>
+              </w:rPr>
+              <w:t xml:space="preserve">[3] = </w:t>
+            </w:r>
+            <w:r>
+              <w:rPr>
+                <w:rFonts w:asciiTheme="minorHAnsi" w:eastAsiaTheme="minorHAnsi" w:hAnsiTheme="minorHAnsi" w:cstheme="minorHAnsi"/>
+                <w:color w:val="A31515"/>
+                <w:sz w:val="18"/>
+                <w:szCs w:val="18"/>
+                <w:lang w:val="en-US" w:eastAsia="en-US"/>
+              </w:rPr>
+              <w:t>'z'</w:t>
+            </w:r>
+            <w:r>
+              <w:rPr>
+                <w:rFonts w:asciiTheme="minorHAnsi" w:eastAsiaTheme="minorHAnsi" w:hAnsiTheme="minorHAnsi" w:cstheme="minorHAnsi"/>
+                <w:color w:val="000000"/>
+                <w:sz w:val="18"/>
+                <w:szCs w:val="18"/>
+                <w:lang w:val="en-US" w:eastAsia="en-US"/>
+              </w:rPr>
+              <w:t>;</w:t>
+            </w:r>
+          </w:p>
+          <w:p>
+            <w:pPr>
+              <w:rPr>
+                <w:rFonts w:asciiTheme="minorHAnsi" w:eastAsiaTheme="minorHAnsi" w:hAnsiTheme="minorHAnsi" w:cstheme="minorHAnsi"/>
+                <w:color w:val="000000"/>
+                <w:sz w:val="18"/>
+                <w:szCs w:val="18"/>
+                <w:lang w:val="en-US" w:eastAsia="en-US"/>
+              </w:rPr>
+            </w:pPr>
+            <w:r>
+              <w:rPr>
+                <w:rFonts w:asciiTheme="minorHAnsi" w:eastAsiaTheme="minorHAnsi" w:hAnsiTheme="minorHAnsi" w:cstheme="minorHAnsi"/>
+                <w:color w:val="000000"/>
+                <w:sz w:val="18"/>
+                <w:szCs w:val="18"/>
+                <w:lang w:val="en-US" w:eastAsia="en-US"/>
+              </w:rPr>
+              <w:t xml:space="preserve">            </w:t>
+            </w:r>
+            <w:r>
+              <w:rPr>
+                <w:rFonts w:asciiTheme="minorHAnsi" w:eastAsiaTheme="minorHAnsi" w:hAnsiTheme="minorHAnsi" w:cstheme="minorHAnsi"/>
+                <w:color w:val="0000FF"/>
+                <w:sz w:val="18"/>
+                <w:szCs w:val="18"/>
+                <w:lang w:val="en-US" w:eastAsia="en-US"/>
+              </w:rPr>
+              <w:t>break</w:t>
+            </w:r>
+            <w:r>
+              <w:rPr>
+                <w:rFonts w:asciiTheme="minorHAnsi" w:eastAsiaTheme="minorHAnsi" w:hAnsiTheme="minorHAnsi" w:cstheme="minorHAnsi"/>
+                <w:color w:val="000000"/>
+                <w:sz w:val="18"/>
+                <w:szCs w:val="18"/>
+                <w:lang w:val="en-US" w:eastAsia="en-US"/>
+              </w:rPr>
+              <w:t>;</w:t>
+            </w:r>
+          </w:p>
+          <w:p>
+            <w:pPr>
+              <w:rPr>
+                <w:rFonts w:asciiTheme="minorHAnsi" w:eastAsiaTheme="minorHAnsi" w:hAnsiTheme="minorHAnsi" w:cstheme="minorHAnsi"/>
+                <w:color w:val="000000"/>
+                <w:sz w:val="18"/>
+                <w:szCs w:val="18"/>
+                <w:lang w:val="en-US" w:eastAsia="en-US"/>
+              </w:rPr>
+            </w:pPr>
+            <w:r>
+              <w:rPr>
+                <w:rFonts w:asciiTheme="minorHAnsi" w:eastAsiaTheme="minorHAnsi" w:hAnsiTheme="minorHAnsi" w:cstheme="minorHAnsi"/>
+                <w:color w:val="000000"/>
+                <w:sz w:val="18"/>
+                <w:szCs w:val="18"/>
+                <w:lang w:val="en-US" w:eastAsia="en-US"/>
+              </w:rPr>
+              <w:t xml:space="preserve">        }</w:t>
+            </w:r>
+          </w:p>
+          <w:p>
+            <w:pPr>
+              <w:rPr>
+                <w:rFonts w:asciiTheme="minorHAnsi" w:eastAsiaTheme="minorHAnsi" w:hAnsiTheme="minorHAnsi" w:cstheme="minorHAnsi"/>
+                <w:color w:val="000000"/>
+                <w:sz w:val="18"/>
+                <w:szCs w:val="18"/>
+                <w:lang w:val="en-US" w:eastAsia="en-US"/>
+              </w:rPr>
+            </w:pPr>
+            <w:r>
+              <w:rPr>
+                <w:rFonts w:asciiTheme="minorHAnsi" w:eastAsiaTheme="minorHAnsi" w:hAnsiTheme="minorHAnsi" w:cstheme="minorHAnsi"/>
+                <w:color w:val="000000"/>
+                <w:sz w:val="18"/>
+                <w:szCs w:val="18"/>
+                <w:lang w:val="en-US" w:eastAsia="en-US"/>
+              </w:rPr>
+              <w:t xml:space="preserve">        </w:t>
+            </w:r>
+            <w:r>
+              <w:rPr>
+                <w:rFonts w:asciiTheme="minorHAnsi" w:eastAsiaTheme="minorHAnsi" w:hAnsiTheme="minorHAnsi" w:cstheme="minorHAnsi"/>
+                <w:color w:val="0000FF"/>
+                <w:sz w:val="18"/>
+                <w:szCs w:val="18"/>
+                <w:lang w:val="en-US" w:eastAsia="en-US"/>
+              </w:rPr>
+              <w:t>if</w:t>
+            </w:r>
+            <w:r>
+              <w:rPr>
+                <w:rFonts w:asciiTheme="minorHAnsi" w:eastAsiaTheme="minorHAnsi" w:hAnsiTheme="minorHAnsi" w:cstheme="minorHAnsi"/>
+                <w:color w:val="000000"/>
+                <w:sz w:val="18"/>
+                <w:szCs w:val="18"/>
+                <w:lang w:val="en-US" w:eastAsia="en-US"/>
+              </w:rPr>
+              <w:t xml:space="preserve"> (</w:t>
+            </w:r>
+            <w:r>
+              <w:rPr>
+                <w:rFonts w:asciiTheme="minorHAnsi" w:eastAsiaTheme="minorHAnsi" w:hAnsiTheme="minorHAnsi" w:cstheme="minorHAnsi"/>
+                <w:color w:val="808080"/>
+                <w:sz w:val="18"/>
+                <w:szCs w:val="18"/>
+                <w:lang w:val="en-US" w:eastAsia="en-US"/>
+              </w:rPr>
               <w:t>let</w:t>
             </w:r>
             <w:r>
@@ -23377,7 +24236,7 @@
                 <w:szCs w:val="18"/>
                 <w:lang w:val="en-US" w:eastAsia="en-US"/>
               </w:rPr>
-              <w:t xml:space="preserve">); </w:t>
+              <w:t>[</w:t>
             </w:r>
             <w:proofErr w:type="spellStart"/>
             <w:r>
@@ -23399,7 +24258,154 @@
                 <w:szCs w:val="18"/>
                 <w:lang w:val="en-US" w:eastAsia="en-US"/>
               </w:rPr>
-              <w:t>++) {</w:t>
+              <w:t xml:space="preserve">] == </w:t>
+            </w:r>
+            <w:proofErr w:type="spellStart"/>
+            <w:r>
+              <w:rPr>
+                <w:rFonts w:asciiTheme="minorHAnsi" w:eastAsiaTheme="minorHAnsi" w:hAnsiTheme="minorHAnsi" w:cstheme="minorHAnsi"/>
+                <w:color w:val="808080"/>
+                <w:sz w:val="18"/>
+                <w:szCs w:val="18"/>
+                <w:lang w:val="en-US" w:eastAsia="en-US"/>
+              </w:rPr>
+              <w:t>mas_sl</w:t>
+            </w:r>
+            <w:proofErr w:type="spellEnd"/>
+            <w:r>
+              <w:rPr>
+                <w:rFonts w:asciiTheme="minorHAnsi" w:eastAsiaTheme="minorHAnsi" w:hAnsiTheme="minorHAnsi" w:cstheme="minorHAnsi"/>
+                <w:color w:val="000000"/>
+                <w:sz w:val="18"/>
+                <w:szCs w:val="18"/>
+                <w:lang w:val="en-US" w:eastAsia="en-US"/>
+              </w:rPr>
+              <w:t>[4]) {</w:t>
+            </w:r>
+          </w:p>
+          <w:p>
+            <w:pPr>
+              <w:rPr>
+                <w:rFonts w:asciiTheme="minorHAnsi" w:eastAsiaTheme="minorHAnsi" w:hAnsiTheme="minorHAnsi" w:cstheme="minorHAnsi"/>
+                <w:color w:val="000000"/>
+                <w:sz w:val="18"/>
+                <w:szCs w:val="18"/>
+                <w:lang w:val="en-US" w:eastAsia="en-US"/>
+              </w:rPr>
+            </w:pPr>
+            <w:r>
+              <w:rPr>
+                <w:rFonts w:asciiTheme="minorHAnsi" w:eastAsiaTheme="minorHAnsi" w:hAnsiTheme="minorHAnsi" w:cstheme="minorHAnsi"/>
+                <w:color w:val="000000"/>
+                <w:sz w:val="18"/>
+                <w:szCs w:val="18"/>
+                <w:lang w:val="en-US" w:eastAsia="en-US"/>
+              </w:rPr>
+              <w:t xml:space="preserve">            </w:t>
+            </w:r>
+            <w:proofErr w:type="spellStart"/>
+            <w:r>
+              <w:rPr>
+                <w:rFonts w:asciiTheme="minorHAnsi" w:eastAsiaTheme="minorHAnsi" w:hAnsiTheme="minorHAnsi" w:cstheme="minorHAnsi"/>
+                <w:color w:val="808080"/>
+                <w:sz w:val="18"/>
+                <w:szCs w:val="18"/>
+                <w:lang w:val="en-US" w:eastAsia="en-US"/>
+              </w:rPr>
+              <w:t>mas_sl</w:t>
+            </w:r>
+            <w:proofErr w:type="spellEnd"/>
+            <w:r>
+              <w:rPr>
+                <w:rFonts w:asciiTheme="minorHAnsi" w:eastAsiaTheme="minorHAnsi" w:hAnsiTheme="minorHAnsi" w:cstheme="minorHAnsi"/>
+                <w:color w:val="000000"/>
+                <w:sz w:val="18"/>
+                <w:szCs w:val="18"/>
+                <w:lang w:val="en-US" w:eastAsia="en-US"/>
+              </w:rPr>
+              <w:t xml:space="preserve">[4] = </w:t>
+            </w:r>
+            <w:r>
+              <w:rPr>
+                <w:rFonts w:asciiTheme="minorHAnsi" w:eastAsiaTheme="minorHAnsi" w:hAnsiTheme="minorHAnsi" w:cstheme="minorHAnsi"/>
+                <w:color w:val="A31515"/>
+                <w:sz w:val="18"/>
+                <w:szCs w:val="18"/>
+                <w:lang w:val="en-US" w:eastAsia="en-US"/>
+              </w:rPr>
+              <w:t>'z'</w:t>
+            </w:r>
+            <w:r>
+              <w:rPr>
+                <w:rFonts w:asciiTheme="minorHAnsi" w:eastAsiaTheme="minorHAnsi" w:hAnsiTheme="minorHAnsi" w:cstheme="minorHAnsi"/>
+                <w:color w:val="000000"/>
+                <w:sz w:val="18"/>
+                <w:szCs w:val="18"/>
+                <w:lang w:val="en-US" w:eastAsia="en-US"/>
+              </w:rPr>
+              <w:t>;</w:t>
+            </w:r>
+          </w:p>
+          <w:p>
+            <w:pPr>
+              <w:rPr>
+                <w:rFonts w:asciiTheme="minorHAnsi" w:eastAsiaTheme="minorHAnsi" w:hAnsiTheme="minorHAnsi" w:cstheme="minorHAnsi"/>
+                <w:color w:val="000000"/>
+                <w:sz w:val="18"/>
+                <w:szCs w:val="18"/>
+                <w:lang w:val="en-US" w:eastAsia="en-US"/>
+              </w:rPr>
+            </w:pPr>
+            <w:r>
+              <w:rPr>
+                <w:rFonts w:asciiTheme="minorHAnsi" w:eastAsiaTheme="minorHAnsi" w:hAnsiTheme="minorHAnsi" w:cstheme="minorHAnsi"/>
+                <w:color w:val="000000"/>
+                <w:sz w:val="18"/>
+                <w:szCs w:val="18"/>
+                <w:lang w:val="en-US" w:eastAsia="en-US"/>
+              </w:rPr>
+              <w:t xml:space="preserve">            </w:t>
+            </w:r>
+            <w:r>
+              <w:rPr>
+                <w:rFonts w:asciiTheme="minorHAnsi" w:eastAsiaTheme="minorHAnsi" w:hAnsiTheme="minorHAnsi" w:cstheme="minorHAnsi"/>
+                <w:color w:val="0000FF"/>
+                <w:sz w:val="18"/>
+                <w:szCs w:val="18"/>
+                <w:lang w:val="en-US" w:eastAsia="en-US"/>
+              </w:rPr>
+              <w:t>break</w:t>
+            </w:r>
+            <w:r>
+              <w:rPr>
+                <w:rFonts w:asciiTheme="minorHAnsi" w:eastAsiaTheme="minorHAnsi" w:hAnsiTheme="minorHAnsi" w:cstheme="minorHAnsi"/>
+                <w:color w:val="000000"/>
+                <w:sz w:val="18"/>
+                <w:szCs w:val="18"/>
+                <w:lang w:val="en-US" w:eastAsia="en-US"/>
+              </w:rPr>
+              <w:t>;</w:t>
+            </w:r>
+          </w:p>
+          <w:p>
+            <w:pPr>
+              <w:rPr>
+                <w:rFonts w:asciiTheme="minorHAnsi" w:eastAsiaTheme="minorHAnsi" w:hAnsiTheme="minorHAnsi" w:cstheme="minorHAnsi"/>
+                <w:color w:val="000000"/>
+                <w:sz w:val="18"/>
+                <w:szCs w:val="18"/>
+                <w:lang w:val="en-US" w:eastAsia="en-US"/>
+              </w:rPr>
+            </w:pPr>
+            <w:r>
+              <w:rPr>
+                <w:rFonts w:asciiTheme="minorHAnsi" w:eastAsiaTheme="minorHAnsi" w:hAnsiTheme="minorHAnsi" w:cstheme="minorHAnsi"/>
+                <w:color w:val="000000"/>
+                <w:sz w:val="18"/>
+                <w:szCs w:val="18"/>
+                <w:lang w:val="en-US" w:eastAsia="en-US"/>
+              </w:rPr>
+              <w:t xml:space="preserve">        }</w:t>
             </w:r>
           </w:p>
           <w:p>
@@ -23504,7 +24510,7 @@
                 <w:szCs w:val="18"/>
                 <w:lang w:val="en-US" w:eastAsia="en-US"/>
               </w:rPr>
-              <w:t>[0]) {</w:t>
+              <w:t>[5]) {</w:t>
             </w:r>
           </w:p>
           <w:p>
@@ -23547,7 +24553,7 @@
                 <w:szCs w:val="18"/>
                 <w:lang w:val="en-US" w:eastAsia="en-US"/>
               </w:rPr>
-              <w:t xml:space="preserve">[0] = </w:t>
+              <w:t xml:space="preserve">[5] = </w:t>
             </w:r>
             <w:r>
               <w:rPr>
@@ -23734,7 +24740,7 @@
                 <w:szCs w:val="18"/>
                 <w:lang w:val="en-US" w:eastAsia="en-US"/>
               </w:rPr>
-              <w:t>[1]) {</w:t>
+              <w:t>[6]) {</w:t>
             </w:r>
           </w:p>
           <w:p>
@@ -23777,7 +24783,7 @@
                 <w:szCs w:val="18"/>
                 <w:lang w:val="en-US" w:eastAsia="en-US"/>
               </w:rPr>
-              <w:t xml:space="preserve">[1] = </w:t>
+              <w:t xml:space="preserve">[6] = </w:t>
             </w:r>
             <w:r>
               <w:rPr>
@@ -23789,6 +24795,37 @@
               </w:rPr>
               <w:t>'z'</w:t>
             </w:r>
+          </w:p>
+          <w:p>
+            <w:pPr>
+              <w:rPr>
+                <w:rFonts w:asciiTheme="minorHAnsi" w:eastAsiaTheme="minorHAnsi" w:hAnsiTheme="minorHAnsi" w:cstheme="minorHAnsi"/>
+                <w:color w:val="000000"/>
+                <w:sz w:val="18"/>
+                <w:szCs w:val="18"/>
+                <w:lang w:val="en-US" w:eastAsia="en-US"/>
+              </w:rPr>
+            </w:pPr>
+            <w:r>
+              <w:rPr>
+                <w:rFonts w:asciiTheme="minorHAnsi" w:eastAsiaTheme="minorHAnsi" w:hAnsiTheme="minorHAnsi" w:cstheme="minorHAnsi"/>
+                <w:color w:val="000000"/>
+                <w:sz w:val="18"/>
+                <w:szCs w:val="18"/>
+                <w:lang w:val="en-US" w:eastAsia="en-US"/>
+              </w:rPr>
+              <w:t xml:space="preserve">            </w:t>
+            </w:r>
+            <w:r>
+              <w:rPr>
+                <w:rFonts w:asciiTheme="minorHAnsi" w:eastAsiaTheme="minorHAnsi" w:hAnsiTheme="minorHAnsi" w:cstheme="minorHAnsi"/>
+                <w:color w:val="0000FF"/>
+                <w:sz w:val="18"/>
+                <w:szCs w:val="18"/>
+                <w:lang w:val="en-US" w:eastAsia="en-US"/>
+              </w:rPr>
+              <w:t>break</w:t>
+            </w:r>
             <w:r>
               <w:rPr>
                 <w:rFonts w:asciiTheme="minorHAnsi" w:eastAsiaTheme="minorHAnsi" w:hAnsiTheme="minorHAnsi" w:cstheme="minorHAnsi"/>
@@ -23818,47 +24855,6 @@
                 <w:szCs w:val="18"/>
                 <w:lang w:val="en-US" w:eastAsia="en-US"/>
               </w:rPr>
-              <w:t xml:space="preserve">            </w:t>
-            </w:r>
-            <w:r>
-              <w:rPr>
-                <w:rFonts w:asciiTheme="minorHAnsi" w:eastAsiaTheme="minorHAnsi" w:hAnsiTheme="minorHAnsi" w:cstheme="minorHAnsi"/>
-                <w:color w:val="0000FF"/>
-                <w:sz w:val="18"/>
-                <w:szCs w:val="18"/>
-                <w:lang w:val="en-US" w:eastAsia="en-US"/>
-              </w:rPr>
-              <w:t>break</w:t>
-            </w:r>
-            <w:r>
-              <w:rPr>
-                <w:rFonts w:asciiTheme="minorHAnsi" w:eastAsiaTheme="minorHAnsi" w:hAnsiTheme="minorHAnsi" w:cstheme="minorHAnsi"/>
-                <w:color w:val="000000"/>
-                <w:sz w:val="18"/>
-                <w:szCs w:val="18"/>
-                <w:lang w:val="en-US" w:eastAsia="en-US"/>
-              </w:rPr>
-              <w:t>;</w:t>
-            </w:r>
-          </w:p>
-          <w:p>
-            <w:pPr>
-              <w:rPr>
-                <w:rFonts w:asciiTheme="minorHAnsi" w:eastAsiaTheme="minorHAnsi" w:hAnsiTheme="minorHAnsi" w:cstheme="minorHAnsi"/>
-                <w:color w:val="000000"/>
-                <w:sz w:val="18"/>
-                <w:szCs w:val="18"/>
-                <w:lang w:val="en-US" w:eastAsia="en-US"/>
-              </w:rPr>
-            </w:pPr>
-            <w:r>
-              <w:rPr>
-                <w:rFonts w:asciiTheme="minorHAnsi" w:eastAsiaTheme="minorHAnsi" w:hAnsiTheme="minorHAnsi" w:cstheme="minorHAnsi"/>
-                <w:color w:val="000000"/>
-                <w:sz w:val="18"/>
-                <w:szCs w:val="18"/>
-                <w:lang w:val="en-US" w:eastAsia="en-US"/>
-              </w:rPr>
               <w:t xml:space="preserve">        }</w:t>
             </w:r>
           </w:p>
@@ -23880,1169 +24876,7 @@
                 <w:szCs w:val="18"/>
                 <w:lang w:val="en-US" w:eastAsia="en-US"/>
               </w:rPr>
-              <w:t xml:space="preserve">        </w:t>
-            </w:r>
-            <w:r>
-              <w:rPr>
-                <w:rFonts w:asciiTheme="minorHAnsi" w:eastAsiaTheme="minorHAnsi" w:hAnsiTheme="minorHAnsi" w:cstheme="minorHAnsi"/>
-                <w:color w:val="0000FF"/>
-                <w:sz w:val="18"/>
-                <w:szCs w:val="18"/>
-                <w:lang w:val="en-US" w:eastAsia="en-US"/>
-              </w:rPr>
-              <w:t>if</w:t>
-            </w:r>
-            <w:r>
-              <w:rPr>
-                <w:rFonts w:asciiTheme="minorHAnsi" w:eastAsiaTheme="minorHAnsi" w:hAnsiTheme="minorHAnsi" w:cstheme="minorHAnsi"/>
-                <w:color w:val="000000"/>
-                <w:sz w:val="18"/>
-                <w:szCs w:val="18"/>
-                <w:lang w:val="en-US" w:eastAsia="en-US"/>
-              </w:rPr>
-              <w:t xml:space="preserve"> (</w:t>
-            </w:r>
-            <w:r>
-              <w:rPr>
-                <w:rFonts w:asciiTheme="minorHAnsi" w:eastAsiaTheme="minorHAnsi" w:hAnsiTheme="minorHAnsi" w:cstheme="minorHAnsi"/>
-                <w:color w:val="808080"/>
-                <w:sz w:val="18"/>
-                <w:szCs w:val="18"/>
-                <w:lang w:val="en-US" w:eastAsia="en-US"/>
-              </w:rPr>
-              <w:t>let</w:t>
-            </w:r>
-            <w:r>
-              <w:rPr>
-                <w:rFonts w:asciiTheme="minorHAnsi" w:eastAsiaTheme="minorHAnsi" w:hAnsiTheme="minorHAnsi" w:cstheme="minorHAnsi"/>
-                <w:color w:val="000000"/>
-                <w:sz w:val="18"/>
-                <w:szCs w:val="18"/>
-                <w:lang w:val="en-US" w:eastAsia="en-US"/>
-              </w:rPr>
-              <w:t>[</w:t>
-            </w:r>
-            <w:proofErr w:type="spellStart"/>
-            <w:r>
-              <w:rPr>
-                <w:rFonts w:asciiTheme="minorHAnsi" w:eastAsiaTheme="minorHAnsi" w:hAnsiTheme="minorHAnsi" w:cstheme="minorHAnsi"/>
-                <w:color w:val="000000"/>
-                <w:sz w:val="18"/>
-                <w:szCs w:val="18"/>
-                <w:lang w:val="en-US" w:eastAsia="en-US"/>
-              </w:rPr>
-              <w:t>i</w:t>
-            </w:r>
-            <w:proofErr w:type="spellEnd"/>
-            <w:r>
-              <w:rPr>
-                <w:rFonts w:asciiTheme="minorHAnsi" w:eastAsiaTheme="minorHAnsi" w:hAnsiTheme="minorHAnsi" w:cstheme="minorHAnsi"/>
-                <w:color w:val="000000"/>
-                <w:sz w:val="18"/>
-                <w:szCs w:val="18"/>
-                <w:lang w:val="en-US" w:eastAsia="en-US"/>
-              </w:rPr>
-              <w:t xml:space="preserve">] == </w:t>
-            </w:r>
-            <w:proofErr w:type="spellStart"/>
-            <w:r>
-              <w:rPr>
-                <w:rFonts w:asciiTheme="minorHAnsi" w:eastAsiaTheme="minorHAnsi" w:hAnsiTheme="minorHAnsi" w:cstheme="minorHAnsi"/>
-                <w:color w:val="808080"/>
-                <w:sz w:val="18"/>
-                <w:szCs w:val="18"/>
-                <w:lang w:val="en-US" w:eastAsia="en-US"/>
-              </w:rPr>
-              <w:t>mas_sl</w:t>
-            </w:r>
-            <w:proofErr w:type="spellEnd"/>
-            <w:r>
-              <w:rPr>
-                <w:rFonts w:asciiTheme="minorHAnsi" w:eastAsiaTheme="minorHAnsi" w:hAnsiTheme="minorHAnsi" w:cstheme="minorHAnsi"/>
-                <w:color w:val="000000"/>
-                <w:sz w:val="18"/>
-                <w:szCs w:val="18"/>
-                <w:lang w:val="en-US" w:eastAsia="en-US"/>
-              </w:rPr>
-              <w:t>[2]) {</w:t>
-            </w:r>
-          </w:p>
-          <w:p>
-            <w:pPr>
-              <w:rPr>
-                <w:rFonts w:asciiTheme="minorHAnsi" w:eastAsiaTheme="minorHAnsi" w:hAnsiTheme="minorHAnsi" w:cstheme="minorHAnsi"/>
-                <w:color w:val="000000"/>
-                <w:sz w:val="18"/>
-                <w:szCs w:val="18"/>
-                <w:lang w:val="en-US" w:eastAsia="en-US"/>
-              </w:rPr>
-            </w:pPr>
-            <w:r>
-              <w:rPr>
-                <w:rFonts w:asciiTheme="minorHAnsi" w:eastAsiaTheme="minorHAnsi" w:hAnsiTheme="minorHAnsi" w:cstheme="minorHAnsi"/>
-                <w:color w:val="000000"/>
-                <w:sz w:val="18"/>
-                <w:szCs w:val="18"/>
-                <w:lang w:val="en-US" w:eastAsia="en-US"/>
-              </w:rPr>
-              <w:t xml:space="preserve">            </w:t>
-            </w:r>
-            <w:proofErr w:type="spellStart"/>
-            <w:r>
-              <w:rPr>
-                <w:rFonts w:asciiTheme="minorHAnsi" w:eastAsiaTheme="minorHAnsi" w:hAnsiTheme="minorHAnsi" w:cstheme="minorHAnsi"/>
-                <w:color w:val="808080"/>
-                <w:sz w:val="18"/>
-                <w:szCs w:val="18"/>
-                <w:lang w:val="en-US" w:eastAsia="en-US"/>
-              </w:rPr>
-              <w:t>mas_sl</w:t>
-            </w:r>
-            <w:proofErr w:type="spellEnd"/>
-            <w:r>
-              <w:rPr>
-                <w:rFonts w:asciiTheme="minorHAnsi" w:eastAsiaTheme="minorHAnsi" w:hAnsiTheme="minorHAnsi" w:cstheme="minorHAnsi"/>
-                <w:color w:val="000000"/>
-                <w:sz w:val="18"/>
-                <w:szCs w:val="18"/>
-                <w:lang w:val="en-US" w:eastAsia="en-US"/>
-              </w:rPr>
-              <w:t xml:space="preserve">[2] = </w:t>
-            </w:r>
-            <w:r>
-              <w:rPr>
-                <w:rFonts w:asciiTheme="minorHAnsi" w:eastAsiaTheme="minorHAnsi" w:hAnsiTheme="minorHAnsi" w:cstheme="minorHAnsi"/>
-                <w:color w:val="A31515"/>
-                <w:sz w:val="18"/>
-                <w:szCs w:val="18"/>
-                <w:lang w:val="en-US" w:eastAsia="en-US"/>
-              </w:rPr>
-              <w:t>'z'</w:t>
-            </w:r>
-            <w:r>
-              <w:rPr>
-                <w:rFonts w:asciiTheme="minorHAnsi" w:eastAsiaTheme="minorHAnsi" w:hAnsiTheme="minorHAnsi" w:cstheme="minorHAnsi"/>
-                <w:color w:val="000000"/>
-                <w:sz w:val="18"/>
-                <w:szCs w:val="18"/>
-                <w:lang w:val="en-US" w:eastAsia="en-US"/>
-              </w:rPr>
-              <w:t>;</w:t>
-            </w:r>
-          </w:p>
-          <w:p>
-            <w:pPr>
-              <w:rPr>
-                <w:rFonts w:asciiTheme="minorHAnsi" w:eastAsiaTheme="minorHAnsi" w:hAnsiTheme="minorHAnsi" w:cstheme="minorHAnsi"/>
-                <w:color w:val="000000"/>
-                <w:sz w:val="18"/>
-                <w:szCs w:val="18"/>
-                <w:lang w:val="en-US" w:eastAsia="en-US"/>
-              </w:rPr>
-            </w:pPr>
-            <w:r>
-              <w:rPr>
-                <w:rFonts w:asciiTheme="minorHAnsi" w:eastAsiaTheme="minorHAnsi" w:hAnsiTheme="minorHAnsi" w:cstheme="minorHAnsi"/>
-                <w:color w:val="000000"/>
-                <w:sz w:val="18"/>
-                <w:szCs w:val="18"/>
-                <w:lang w:val="en-US" w:eastAsia="en-US"/>
-              </w:rPr>
-              <w:t xml:space="preserve">            </w:t>
-            </w:r>
-            <w:r>
-              <w:rPr>
-                <w:rFonts w:asciiTheme="minorHAnsi" w:eastAsiaTheme="minorHAnsi" w:hAnsiTheme="minorHAnsi" w:cstheme="minorHAnsi"/>
-                <w:color w:val="0000FF"/>
-                <w:sz w:val="18"/>
-                <w:szCs w:val="18"/>
-                <w:lang w:val="en-US" w:eastAsia="en-US"/>
-              </w:rPr>
-              <w:t>break</w:t>
-            </w:r>
-            <w:r>
-              <w:rPr>
-                <w:rFonts w:asciiTheme="minorHAnsi" w:eastAsiaTheme="minorHAnsi" w:hAnsiTheme="minorHAnsi" w:cstheme="minorHAnsi"/>
-                <w:color w:val="000000"/>
-                <w:sz w:val="18"/>
-                <w:szCs w:val="18"/>
-                <w:lang w:val="en-US" w:eastAsia="en-US"/>
-              </w:rPr>
-              <w:t>;</w:t>
-            </w:r>
-          </w:p>
-          <w:p>
-            <w:pPr>
-              <w:rPr>
-                <w:rFonts w:asciiTheme="minorHAnsi" w:eastAsiaTheme="minorHAnsi" w:hAnsiTheme="minorHAnsi" w:cstheme="minorHAnsi"/>
-                <w:color w:val="000000"/>
-                <w:sz w:val="18"/>
-                <w:szCs w:val="18"/>
-                <w:lang w:val="en-US" w:eastAsia="en-US"/>
-              </w:rPr>
-            </w:pPr>
-            <w:r>
-              <w:rPr>
-                <w:rFonts w:asciiTheme="minorHAnsi" w:eastAsiaTheme="minorHAnsi" w:hAnsiTheme="minorHAnsi" w:cstheme="minorHAnsi"/>
-                <w:color w:val="000000"/>
-                <w:sz w:val="18"/>
-                <w:szCs w:val="18"/>
-                <w:lang w:val="en-US" w:eastAsia="en-US"/>
-              </w:rPr>
-              <w:t xml:space="preserve">        }</w:t>
-            </w:r>
-          </w:p>
-          <w:p>
-            <w:pPr>
-              <w:rPr>
-                <w:rFonts w:asciiTheme="minorHAnsi" w:eastAsiaTheme="minorHAnsi" w:hAnsiTheme="minorHAnsi" w:cstheme="minorHAnsi"/>
-                <w:color w:val="000000"/>
-                <w:sz w:val="18"/>
-                <w:szCs w:val="18"/>
-                <w:lang w:val="en-US" w:eastAsia="en-US"/>
-              </w:rPr>
-            </w:pPr>
-            <w:r>
-              <w:rPr>
-                <w:rFonts w:asciiTheme="minorHAnsi" w:eastAsiaTheme="minorHAnsi" w:hAnsiTheme="minorHAnsi" w:cstheme="minorHAnsi"/>
-                <w:color w:val="000000"/>
-                <w:sz w:val="18"/>
-                <w:szCs w:val="18"/>
-                <w:lang w:val="en-US" w:eastAsia="en-US"/>
-              </w:rPr>
-              <w:t xml:space="preserve">        </w:t>
-            </w:r>
-            <w:r>
-              <w:rPr>
-                <w:rFonts w:asciiTheme="minorHAnsi" w:eastAsiaTheme="minorHAnsi" w:hAnsiTheme="minorHAnsi" w:cstheme="minorHAnsi"/>
-                <w:color w:val="0000FF"/>
-                <w:sz w:val="18"/>
-                <w:szCs w:val="18"/>
-                <w:lang w:val="en-US" w:eastAsia="en-US"/>
-              </w:rPr>
-              <w:t>if</w:t>
-            </w:r>
-            <w:r>
-              <w:rPr>
-                <w:rFonts w:asciiTheme="minorHAnsi" w:eastAsiaTheme="minorHAnsi" w:hAnsiTheme="minorHAnsi" w:cstheme="minorHAnsi"/>
-                <w:color w:val="000000"/>
-                <w:sz w:val="18"/>
-                <w:szCs w:val="18"/>
-                <w:lang w:val="en-US" w:eastAsia="en-US"/>
-              </w:rPr>
-              <w:t xml:space="preserve"> (</w:t>
-            </w:r>
-            <w:r>
-              <w:rPr>
-                <w:rFonts w:asciiTheme="minorHAnsi" w:eastAsiaTheme="minorHAnsi" w:hAnsiTheme="minorHAnsi" w:cstheme="minorHAnsi"/>
-                <w:color w:val="808080"/>
-                <w:sz w:val="18"/>
-                <w:szCs w:val="18"/>
-                <w:lang w:val="en-US" w:eastAsia="en-US"/>
-              </w:rPr>
-              <w:t>let</w:t>
-            </w:r>
-            <w:r>
-              <w:rPr>
-                <w:rFonts w:asciiTheme="minorHAnsi" w:eastAsiaTheme="minorHAnsi" w:hAnsiTheme="minorHAnsi" w:cstheme="minorHAnsi"/>
-                <w:color w:val="000000"/>
-                <w:sz w:val="18"/>
-                <w:szCs w:val="18"/>
-                <w:lang w:val="en-US" w:eastAsia="en-US"/>
-              </w:rPr>
-              <w:t>[</w:t>
-            </w:r>
-            <w:proofErr w:type="spellStart"/>
-            <w:r>
-              <w:rPr>
-                <w:rFonts w:asciiTheme="minorHAnsi" w:eastAsiaTheme="minorHAnsi" w:hAnsiTheme="minorHAnsi" w:cstheme="minorHAnsi"/>
-                <w:color w:val="000000"/>
-                <w:sz w:val="18"/>
-                <w:szCs w:val="18"/>
-                <w:lang w:val="en-US" w:eastAsia="en-US"/>
-              </w:rPr>
-              <w:t>i</w:t>
-            </w:r>
-            <w:proofErr w:type="spellEnd"/>
-            <w:r>
-              <w:rPr>
-                <w:rFonts w:asciiTheme="minorHAnsi" w:eastAsiaTheme="minorHAnsi" w:hAnsiTheme="minorHAnsi" w:cstheme="minorHAnsi"/>
-                <w:color w:val="000000"/>
-                <w:sz w:val="18"/>
-                <w:szCs w:val="18"/>
-                <w:lang w:val="en-US" w:eastAsia="en-US"/>
-              </w:rPr>
-              <w:t xml:space="preserve">] == </w:t>
-            </w:r>
-            <w:proofErr w:type="spellStart"/>
-            <w:r>
-              <w:rPr>
-                <w:rFonts w:asciiTheme="minorHAnsi" w:eastAsiaTheme="minorHAnsi" w:hAnsiTheme="minorHAnsi" w:cstheme="minorHAnsi"/>
-                <w:color w:val="808080"/>
-                <w:sz w:val="18"/>
-                <w:szCs w:val="18"/>
-                <w:lang w:val="en-US" w:eastAsia="en-US"/>
-              </w:rPr>
-              <w:t>mas_sl</w:t>
-            </w:r>
-            <w:proofErr w:type="spellEnd"/>
-            <w:r>
-              <w:rPr>
-                <w:rFonts w:asciiTheme="minorHAnsi" w:eastAsiaTheme="minorHAnsi" w:hAnsiTheme="minorHAnsi" w:cstheme="minorHAnsi"/>
-                <w:color w:val="000000"/>
-                <w:sz w:val="18"/>
-                <w:szCs w:val="18"/>
-                <w:lang w:val="en-US" w:eastAsia="en-US"/>
-              </w:rPr>
-              <w:t>[3]) {</w:t>
-            </w:r>
-          </w:p>
-          <w:p>
-            <w:pPr>
-              <w:rPr>
-                <w:rFonts w:asciiTheme="minorHAnsi" w:eastAsiaTheme="minorHAnsi" w:hAnsiTheme="minorHAnsi" w:cstheme="minorHAnsi"/>
-                <w:color w:val="000000"/>
-                <w:sz w:val="18"/>
-                <w:szCs w:val="18"/>
-                <w:lang w:val="en-US" w:eastAsia="en-US"/>
-              </w:rPr>
-            </w:pPr>
-            <w:r>
-              <w:rPr>
-                <w:rFonts w:asciiTheme="minorHAnsi" w:eastAsiaTheme="minorHAnsi" w:hAnsiTheme="minorHAnsi" w:cstheme="minorHAnsi"/>
-                <w:color w:val="000000"/>
-                <w:sz w:val="18"/>
-                <w:szCs w:val="18"/>
-                <w:lang w:val="en-US" w:eastAsia="en-US"/>
-              </w:rPr>
-              <w:t xml:space="preserve">            </w:t>
-            </w:r>
-            <w:proofErr w:type="spellStart"/>
-            <w:r>
-              <w:rPr>
-                <w:rFonts w:asciiTheme="minorHAnsi" w:eastAsiaTheme="minorHAnsi" w:hAnsiTheme="minorHAnsi" w:cstheme="minorHAnsi"/>
-                <w:color w:val="808080"/>
-                <w:sz w:val="18"/>
-                <w:szCs w:val="18"/>
-                <w:lang w:val="en-US" w:eastAsia="en-US"/>
-              </w:rPr>
-              <w:t>mas_sl</w:t>
-            </w:r>
-            <w:proofErr w:type="spellEnd"/>
-            <w:r>
-              <w:rPr>
-                <w:rFonts w:asciiTheme="minorHAnsi" w:eastAsiaTheme="minorHAnsi" w:hAnsiTheme="minorHAnsi" w:cstheme="minorHAnsi"/>
-                <w:color w:val="000000"/>
-                <w:sz w:val="18"/>
-                <w:szCs w:val="18"/>
-                <w:lang w:val="en-US" w:eastAsia="en-US"/>
-              </w:rPr>
-              <w:t xml:space="preserve">[3] = </w:t>
-            </w:r>
-            <w:r>
-              <w:rPr>
-                <w:rFonts w:asciiTheme="minorHAnsi" w:eastAsiaTheme="minorHAnsi" w:hAnsiTheme="minorHAnsi" w:cstheme="minorHAnsi"/>
-                <w:color w:val="A31515"/>
-                <w:sz w:val="18"/>
-                <w:szCs w:val="18"/>
-                <w:lang w:val="en-US" w:eastAsia="en-US"/>
-              </w:rPr>
-              <w:t>'z'</w:t>
-            </w:r>
-            <w:r>
-              <w:rPr>
-                <w:rFonts w:asciiTheme="minorHAnsi" w:eastAsiaTheme="minorHAnsi" w:hAnsiTheme="minorHAnsi" w:cstheme="minorHAnsi"/>
-                <w:color w:val="000000"/>
-                <w:sz w:val="18"/>
-                <w:szCs w:val="18"/>
-                <w:lang w:val="en-US" w:eastAsia="en-US"/>
-              </w:rPr>
-              <w:t>;</w:t>
-            </w:r>
-          </w:p>
-          <w:p>
-            <w:pPr>
-              <w:rPr>
-                <w:rFonts w:asciiTheme="minorHAnsi" w:eastAsiaTheme="minorHAnsi" w:hAnsiTheme="minorHAnsi" w:cstheme="minorHAnsi"/>
-                <w:color w:val="000000"/>
-                <w:sz w:val="18"/>
-                <w:szCs w:val="18"/>
-                <w:lang w:val="en-US" w:eastAsia="en-US"/>
-              </w:rPr>
-            </w:pPr>
-            <w:r>
-              <w:rPr>
-                <w:rFonts w:asciiTheme="minorHAnsi" w:eastAsiaTheme="minorHAnsi" w:hAnsiTheme="minorHAnsi" w:cstheme="minorHAnsi"/>
-                <w:color w:val="000000"/>
-                <w:sz w:val="18"/>
-                <w:szCs w:val="18"/>
-                <w:lang w:val="en-US" w:eastAsia="en-US"/>
-              </w:rPr>
-              <w:t xml:space="preserve">            </w:t>
-            </w:r>
-            <w:r>
-              <w:rPr>
-                <w:rFonts w:asciiTheme="minorHAnsi" w:eastAsiaTheme="minorHAnsi" w:hAnsiTheme="minorHAnsi" w:cstheme="minorHAnsi"/>
-                <w:color w:val="0000FF"/>
-                <w:sz w:val="18"/>
-                <w:szCs w:val="18"/>
-                <w:lang w:val="en-US" w:eastAsia="en-US"/>
-              </w:rPr>
-              <w:t>break</w:t>
-            </w:r>
-            <w:r>
-              <w:rPr>
-                <w:rFonts w:asciiTheme="minorHAnsi" w:eastAsiaTheme="minorHAnsi" w:hAnsiTheme="minorHAnsi" w:cstheme="minorHAnsi"/>
-                <w:color w:val="000000"/>
-                <w:sz w:val="18"/>
-                <w:szCs w:val="18"/>
-                <w:lang w:val="en-US" w:eastAsia="en-US"/>
-              </w:rPr>
-              <w:t>;</w:t>
-            </w:r>
-          </w:p>
-          <w:p>
-            <w:pPr>
-              <w:rPr>
-                <w:rFonts w:asciiTheme="minorHAnsi" w:eastAsiaTheme="minorHAnsi" w:hAnsiTheme="minorHAnsi" w:cstheme="minorHAnsi"/>
-                <w:color w:val="000000"/>
-                <w:sz w:val="18"/>
-                <w:szCs w:val="18"/>
-                <w:lang w:val="en-US" w:eastAsia="en-US"/>
-              </w:rPr>
-            </w:pPr>
-            <w:r>
-              <w:rPr>
-                <w:rFonts w:asciiTheme="minorHAnsi" w:eastAsiaTheme="minorHAnsi" w:hAnsiTheme="minorHAnsi" w:cstheme="minorHAnsi"/>
-                <w:color w:val="000000"/>
-                <w:sz w:val="18"/>
-                <w:szCs w:val="18"/>
-                <w:lang w:val="en-US" w:eastAsia="en-US"/>
-              </w:rPr>
-              <w:t xml:space="preserve">        }</w:t>
-            </w:r>
-          </w:p>
-          <w:p>
-            <w:pPr>
-              <w:rPr>
-                <w:rFonts w:asciiTheme="minorHAnsi" w:eastAsiaTheme="minorHAnsi" w:hAnsiTheme="minorHAnsi" w:cstheme="minorHAnsi"/>
-                <w:color w:val="000000"/>
-                <w:sz w:val="18"/>
-                <w:szCs w:val="18"/>
-                <w:lang w:val="en-US" w:eastAsia="en-US"/>
-              </w:rPr>
-            </w:pPr>
-            <w:r>
-              <w:rPr>
-                <w:rFonts w:asciiTheme="minorHAnsi" w:eastAsiaTheme="minorHAnsi" w:hAnsiTheme="minorHAnsi" w:cstheme="minorHAnsi"/>
-                <w:color w:val="000000"/>
-                <w:sz w:val="18"/>
-                <w:szCs w:val="18"/>
-                <w:lang w:val="en-US" w:eastAsia="en-US"/>
-              </w:rPr>
-              <w:t xml:space="preserve">        </w:t>
-            </w:r>
-            <w:r>
-              <w:rPr>
-                <w:rFonts w:asciiTheme="minorHAnsi" w:eastAsiaTheme="minorHAnsi" w:hAnsiTheme="minorHAnsi" w:cstheme="minorHAnsi"/>
-                <w:color w:val="0000FF"/>
-                <w:sz w:val="18"/>
-                <w:szCs w:val="18"/>
-                <w:lang w:val="en-US" w:eastAsia="en-US"/>
-              </w:rPr>
-              <w:t>if</w:t>
-            </w:r>
-            <w:r>
-              <w:rPr>
-                <w:rFonts w:asciiTheme="minorHAnsi" w:eastAsiaTheme="minorHAnsi" w:hAnsiTheme="minorHAnsi" w:cstheme="minorHAnsi"/>
-                <w:color w:val="000000"/>
-                <w:sz w:val="18"/>
-                <w:szCs w:val="18"/>
-                <w:lang w:val="en-US" w:eastAsia="en-US"/>
-              </w:rPr>
-              <w:t xml:space="preserve"> (</w:t>
-            </w:r>
-            <w:r>
-              <w:rPr>
-                <w:rFonts w:asciiTheme="minorHAnsi" w:eastAsiaTheme="minorHAnsi" w:hAnsiTheme="minorHAnsi" w:cstheme="minorHAnsi"/>
-                <w:color w:val="808080"/>
-                <w:sz w:val="18"/>
-                <w:szCs w:val="18"/>
-                <w:lang w:val="en-US" w:eastAsia="en-US"/>
-              </w:rPr>
-              <w:t>let</w:t>
-            </w:r>
-            <w:r>
-              <w:rPr>
-                <w:rFonts w:asciiTheme="minorHAnsi" w:eastAsiaTheme="minorHAnsi" w:hAnsiTheme="minorHAnsi" w:cstheme="minorHAnsi"/>
-                <w:color w:val="000000"/>
-                <w:sz w:val="18"/>
-                <w:szCs w:val="18"/>
-                <w:lang w:val="en-US" w:eastAsia="en-US"/>
-              </w:rPr>
-              <w:t>[</w:t>
-            </w:r>
-            <w:proofErr w:type="spellStart"/>
-            <w:r>
-              <w:rPr>
-                <w:rFonts w:asciiTheme="minorHAnsi" w:eastAsiaTheme="minorHAnsi" w:hAnsiTheme="minorHAnsi" w:cstheme="minorHAnsi"/>
-                <w:color w:val="000000"/>
-                <w:sz w:val="18"/>
-                <w:szCs w:val="18"/>
-                <w:lang w:val="en-US" w:eastAsia="en-US"/>
-              </w:rPr>
-              <w:t>i</w:t>
-            </w:r>
-            <w:proofErr w:type="spellEnd"/>
-            <w:r>
-              <w:rPr>
-                <w:rFonts w:asciiTheme="minorHAnsi" w:eastAsiaTheme="minorHAnsi" w:hAnsiTheme="minorHAnsi" w:cstheme="minorHAnsi"/>
-                <w:color w:val="000000"/>
-                <w:sz w:val="18"/>
-                <w:szCs w:val="18"/>
-                <w:lang w:val="en-US" w:eastAsia="en-US"/>
-              </w:rPr>
-              <w:t xml:space="preserve">] == </w:t>
-            </w:r>
-            <w:proofErr w:type="spellStart"/>
-            <w:r>
-              <w:rPr>
-                <w:rFonts w:asciiTheme="minorHAnsi" w:eastAsiaTheme="minorHAnsi" w:hAnsiTheme="minorHAnsi" w:cstheme="minorHAnsi"/>
-                <w:color w:val="808080"/>
-                <w:sz w:val="18"/>
-                <w:szCs w:val="18"/>
-                <w:lang w:val="en-US" w:eastAsia="en-US"/>
-              </w:rPr>
-              <w:t>mas_sl</w:t>
-            </w:r>
-            <w:proofErr w:type="spellEnd"/>
-            <w:r>
-              <w:rPr>
-                <w:rFonts w:asciiTheme="minorHAnsi" w:eastAsiaTheme="minorHAnsi" w:hAnsiTheme="minorHAnsi" w:cstheme="minorHAnsi"/>
-                <w:color w:val="000000"/>
-                <w:sz w:val="18"/>
-                <w:szCs w:val="18"/>
-                <w:lang w:val="en-US" w:eastAsia="en-US"/>
-              </w:rPr>
-              <w:t>[4]) {</w:t>
-            </w:r>
-          </w:p>
-          <w:p>
-            <w:pPr>
-              <w:rPr>
-                <w:rFonts w:asciiTheme="minorHAnsi" w:eastAsiaTheme="minorHAnsi" w:hAnsiTheme="minorHAnsi" w:cstheme="minorHAnsi"/>
-                <w:color w:val="000000"/>
-                <w:sz w:val="18"/>
-                <w:szCs w:val="18"/>
-                <w:lang w:val="en-US" w:eastAsia="en-US"/>
-              </w:rPr>
-            </w:pPr>
-            <w:r>
-              <w:rPr>
-                <w:rFonts w:asciiTheme="minorHAnsi" w:eastAsiaTheme="minorHAnsi" w:hAnsiTheme="minorHAnsi" w:cstheme="minorHAnsi"/>
-                <w:color w:val="000000"/>
-                <w:sz w:val="18"/>
-                <w:szCs w:val="18"/>
-                <w:lang w:val="en-US" w:eastAsia="en-US"/>
-              </w:rPr>
-              <w:t xml:space="preserve">            </w:t>
-            </w:r>
-            <w:proofErr w:type="spellStart"/>
-            <w:r>
-              <w:rPr>
-                <w:rFonts w:asciiTheme="minorHAnsi" w:eastAsiaTheme="minorHAnsi" w:hAnsiTheme="minorHAnsi" w:cstheme="minorHAnsi"/>
-                <w:color w:val="808080"/>
-                <w:sz w:val="18"/>
-                <w:szCs w:val="18"/>
-                <w:lang w:val="en-US" w:eastAsia="en-US"/>
-              </w:rPr>
-              <w:t>mas_sl</w:t>
-            </w:r>
-            <w:proofErr w:type="spellEnd"/>
-            <w:r>
-              <w:rPr>
-                <w:rFonts w:asciiTheme="minorHAnsi" w:eastAsiaTheme="minorHAnsi" w:hAnsiTheme="minorHAnsi" w:cstheme="minorHAnsi"/>
-                <w:color w:val="000000"/>
-                <w:sz w:val="18"/>
-                <w:szCs w:val="18"/>
-                <w:lang w:val="en-US" w:eastAsia="en-US"/>
-              </w:rPr>
-              <w:t xml:space="preserve">[4] = </w:t>
-            </w:r>
-            <w:r>
-              <w:rPr>
-                <w:rFonts w:asciiTheme="minorHAnsi" w:eastAsiaTheme="minorHAnsi" w:hAnsiTheme="minorHAnsi" w:cstheme="minorHAnsi"/>
-                <w:color w:val="A31515"/>
-                <w:sz w:val="18"/>
-                <w:szCs w:val="18"/>
-                <w:lang w:val="en-US" w:eastAsia="en-US"/>
-              </w:rPr>
-              <w:t>'z'</w:t>
-            </w:r>
-            <w:r>
-              <w:rPr>
-                <w:rFonts w:asciiTheme="minorHAnsi" w:eastAsiaTheme="minorHAnsi" w:hAnsiTheme="minorHAnsi" w:cstheme="minorHAnsi"/>
-                <w:color w:val="000000"/>
-                <w:sz w:val="18"/>
-                <w:szCs w:val="18"/>
-                <w:lang w:val="en-US" w:eastAsia="en-US"/>
-              </w:rPr>
-              <w:t>;</w:t>
-            </w:r>
-          </w:p>
-          <w:p>
-            <w:pPr>
-              <w:rPr>
-                <w:rFonts w:asciiTheme="minorHAnsi" w:eastAsiaTheme="minorHAnsi" w:hAnsiTheme="minorHAnsi" w:cstheme="minorHAnsi"/>
-                <w:color w:val="000000"/>
-                <w:sz w:val="18"/>
-                <w:szCs w:val="18"/>
-                <w:lang w:val="en-US" w:eastAsia="en-US"/>
-              </w:rPr>
-            </w:pPr>
-            <w:r>
-              <w:rPr>
-                <w:rFonts w:asciiTheme="minorHAnsi" w:eastAsiaTheme="minorHAnsi" w:hAnsiTheme="minorHAnsi" w:cstheme="minorHAnsi"/>
-                <w:color w:val="000000"/>
-                <w:sz w:val="18"/>
-                <w:szCs w:val="18"/>
-                <w:lang w:val="en-US" w:eastAsia="en-US"/>
-              </w:rPr>
-              <w:t xml:space="preserve">            </w:t>
-            </w:r>
-            <w:r>
-              <w:rPr>
-                <w:rFonts w:asciiTheme="minorHAnsi" w:eastAsiaTheme="minorHAnsi" w:hAnsiTheme="minorHAnsi" w:cstheme="minorHAnsi"/>
-                <w:color w:val="0000FF"/>
-                <w:sz w:val="18"/>
-                <w:szCs w:val="18"/>
-                <w:lang w:val="en-US" w:eastAsia="en-US"/>
-              </w:rPr>
-              <w:t>break</w:t>
-            </w:r>
-            <w:r>
-              <w:rPr>
-                <w:rFonts w:asciiTheme="minorHAnsi" w:eastAsiaTheme="minorHAnsi" w:hAnsiTheme="minorHAnsi" w:cstheme="minorHAnsi"/>
-                <w:color w:val="000000"/>
-                <w:sz w:val="18"/>
-                <w:szCs w:val="18"/>
-                <w:lang w:val="en-US" w:eastAsia="en-US"/>
-              </w:rPr>
-              <w:t>;</w:t>
-            </w:r>
-          </w:p>
-          <w:p>
-            <w:pPr>
-              <w:rPr>
-                <w:rFonts w:asciiTheme="minorHAnsi" w:eastAsiaTheme="minorHAnsi" w:hAnsiTheme="minorHAnsi" w:cstheme="minorHAnsi"/>
-                <w:color w:val="000000"/>
-                <w:sz w:val="18"/>
-                <w:szCs w:val="18"/>
-                <w:lang w:val="en-US" w:eastAsia="en-US"/>
-              </w:rPr>
-            </w:pPr>
-            <w:r>
-              <w:rPr>
-                <w:rFonts w:asciiTheme="minorHAnsi" w:eastAsiaTheme="minorHAnsi" w:hAnsiTheme="minorHAnsi" w:cstheme="minorHAnsi"/>
-                <w:color w:val="000000"/>
-                <w:sz w:val="18"/>
-                <w:szCs w:val="18"/>
-                <w:lang w:val="en-US" w:eastAsia="en-US"/>
-              </w:rPr>
-              <w:t xml:space="preserve">        }</w:t>
-            </w:r>
-          </w:p>
-          <w:p>
-            <w:pPr>
-              <w:rPr>
-                <w:rFonts w:asciiTheme="minorHAnsi" w:eastAsiaTheme="minorHAnsi" w:hAnsiTheme="minorHAnsi" w:cstheme="minorHAnsi"/>
-                <w:color w:val="000000"/>
-                <w:sz w:val="18"/>
-                <w:szCs w:val="18"/>
-                <w:lang w:val="en-US" w:eastAsia="en-US"/>
-              </w:rPr>
-            </w:pPr>
-            <w:r>
-              <w:rPr>
-                <w:rFonts w:asciiTheme="minorHAnsi" w:eastAsiaTheme="minorHAnsi" w:hAnsiTheme="minorHAnsi" w:cstheme="minorHAnsi"/>
-                <w:color w:val="000000"/>
-                <w:sz w:val="18"/>
-                <w:szCs w:val="18"/>
-                <w:lang w:val="en-US" w:eastAsia="en-US"/>
-              </w:rPr>
-              <w:t xml:space="preserve">        </w:t>
-            </w:r>
-            <w:r>
-              <w:rPr>
-                <w:rFonts w:asciiTheme="minorHAnsi" w:eastAsiaTheme="minorHAnsi" w:hAnsiTheme="minorHAnsi" w:cstheme="minorHAnsi"/>
-                <w:color w:val="0000FF"/>
-                <w:sz w:val="18"/>
-                <w:szCs w:val="18"/>
-                <w:lang w:val="en-US" w:eastAsia="en-US"/>
-              </w:rPr>
-              <w:t>if</w:t>
-            </w:r>
-            <w:r>
-              <w:rPr>
-                <w:rFonts w:asciiTheme="minorHAnsi" w:eastAsiaTheme="minorHAnsi" w:hAnsiTheme="minorHAnsi" w:cstheme="minorHAnsi"/>
-                <w:color w:val="000000"/>
-                <w:sz w:val="18"/>
-                <w:szCs w:val="18"/>
-                <w:lang w:val="en-US" w:eastAsia="en-US"/>
-              </w:rPr>
-              <w:t xml:space="preserve"> (</w:t>
-            </w:r>
-            <w:r>
-              <w:rPr>
-                <w:rFonts w:asciiTheme="minorHAnsi" w:eastAsiaTheme="minorHAnsi" w:hAnsiTheme="minorHAnsi" w:cstheme="minorHAnsi"/>
-                <w:color w:val="808080"/>
-                <w:sz w:val="18"/>
-                <w:szCs w:val="18"/>
-                <w:lang w:val="en-US" w:eastAsia="en-US"/>
-              </w:rPr>
-              <w:t>let</w:t>
-            </w:r>
-            <w:r>
-              <w:rPr>
-                <w:rFonts w:asciiTheme="minorHAnsi" w:eastAsiaTheme="minorHAnsi" w:hAnsiTheme="minorHAnsi" w:cstheme="minorHAnsi"/>
-                <w:color w:val="000000"/>
-                <w:sz w:val="18"/>
-                <w:szCs w:val="18"/>
-                <w:lang w:val="en-US" w:eastAsia="en-US"/>
-              </w:rPr>
-              <w:t>[</w:t>
-            </w:r>
-            <w:proofErr w:type="spellStart"/>
-            <w:r>
-              <w:rPr>
-                <w:rFonts w:asciiTheme="minorHAnsi" w:eastAsiaTheme="minorHAnsi" w:hAnsiTheme="minorHAnsi" w:cstheme="minorHAnsi"/>
-                <w:color w:val="000000"/>
-                <w:sz w:val="18"/>
-                <w:szCs w:val="18"/>
-                <w:lang w:val="en-US" w:eastAsia="en-US"/>
-              </w:rPr>
-              <w:t>i</w:t>
-            </w:r>
-            <w:proofErr w:type="spellEnd"/>
-            <w:r>
-              <w:rPr>
-                <w:rFonts w:asciiTheme="minorHAnsi" w:eastAsiaTheme="minorHAnsi" w:hAnsiTheme="minorHAnsi" w:cstheme="minorHAnsi"/>
-                <w:color w:val="000000"/>
-                <w:sz w:val="18"/>
-                <w:szCs w:val="18"/>
-                <w:lang w:val="en-US" w:eastAsia="en-US"/>
-              </w:rPr>
-              <w:t xml:space="preserve">] == </w:t>
-            </w:r>
-            <w:proofErr w:type="spellStart"/>
-            <w:r>
-              <w:rPr>
-                <w:rFonts w:asciiTheme="minorHAnsi" w:eastAsiaTheme="minorHAnsi" w:hAnsiTheme="minorHAnsi" w:cstheme="minorHAnsi"/>
-                <w:color w:val="808080"/>
-                <w:sz w:val="18"/>
-                <w:szCs w:val="18"/>
-                <w:lang w:val="en-US" w:eastAsia="en-US"/>
-              </w:rPr>
-              <w:t>mas_sl</w:t>
-            </w:r>
-            <w:proofErr w:type="spellEnd"/>
-            <w:r>
-              <w:rPr>
-                <w:rFonts w:asciiTheme="minorHAnsi" w:eastAsiaTheme="minorHAnsi" w:hAnsiTheme="minorHAnsi" w:cstheme="minorHAnsi"/>
-                <w:color w:val="000000"/>
-                <w:sz w:val="18"/>
-                <w:szCs w:val="18"/>
-                <w:lang w:val="en-US" w:eastAsia="en-US"/>
-              </w:rPr>
-              <w:t>[5]) {</w:t>
-            </w:r>
-          </w:p>
-          <w:p>
-            <w:pPr>
-              <w:rPr>
-                <w:rFonts w:asciiTheme="minorHAnsi" w:eastAsiaTheme="minorHAnsi" w:hAnsiTheme="minorHAnsi" w:cstheme="minorHAnsi"/>
-                <w:color w:val="000000"/>
-                <w:sz w:val="18"/>
-                <w:szCs w:val="18"/>
-                <w:lang w:val="en-US" w:eastAsia="en-US"/>
-              </w:rPr>
-            </w:pPr>
-            <w:r>
-              <w:rPr>
-                <w:rFonts w:asciiTheme="minorHAnsi" w:eastAsiaTheme="minorHAnsi" w:hAnsiTheme="minorHAnsi" w:cstheme="minorHAnsi"/>
-                <w:color w:val="000000"/>
-                <w:sz w:val="18"/>
-                <w:szCs w:val="18"/>
-                <w:lang w:val="en-US" w:eastAsia="en-US"/>
-              </w:rPr>
-              <w:t xml:space="preserve">            </w:t>
-            </w:r>
-            <w:proofErr w:type="spellStart"/>
-            <w:r>
-              <w:rPr>
-                <w:rFonts w:asciiTheme="minorHAnsi" w:eastAsiaTheme="minorHAnsi" w:hAnsiTheme="minorHAnsi" w:cstheme="minorHAnsi"/>
-                <w:color w:val="808080"/>
-                <w:sz w:val="18"/>
-                <w:szCs w:val="18"/>
-                <w:lang w:val="en-US" w:eastAsia="en-US"/>
-              </w:rPr>
-              <w:t>mas_sl</w:t>
-            </w:r>
-            <w:proofErr w:type="spellEnd"/>
-            <w:r>
-              <w:rPr>
-                <w:rFonts w:asciiTheme="minorHAnsi" w:eastAsiaTheme="minorHAnsi" w:hAnsiTheme="minorHAnsi" w:cstheme="minorHAnsi"/>
-                <w:color w:val="000000"/>
-                <w:sz w:val="18"/>
-                <w:szCs w:val="18"/>
-                <w:lang w:val="en-US" w:eastAsia="en-US"/>
-              </w:rPr>
-              <w:t xml:space="preserve">[5] = </w:t>
-            </w:r>
-            <w:r>
-              <w:rPr>
-                <w:rFonts w:asciiTheme="minorHAnsi" w:eastAsiaTheme="minorHAnsi" w:hAnsiTheme="minorHAnsi" w:cstheme="minorHAnsi"/>
-                <w:color w:val="A31515"/>
-                <w:sz w:val="18"/>
-                <w:szCs w:val="18"/>
-                <w:lang w:val="en-US" w:eastAsia="en-US"/>
-              </w:rPr>
-              <w:t>'z'</w:t>
-            </w:r>
-            <w:r>
-              <w:rPr>
-                <w:rFonts w:asciiTheme="minorHAnsi" w:eastAsiaTheme="minorHAnsi" w:hAnsiTheme="minorHAnsi" w:cstheme="minorHAnsi"/>
-                <w:color w:val="000000"/>
-                <w:sz w:val="18"/>
-                <w:szCs w:val="18"/>
-                <w:lang w:val="en-US" w:eastAsia="en-US"/>
-              </w:rPr>
-              <w:t>;</w:t>
-            </w:r>
-          </w:p>
-          <w:p>
-            <w:pPr>
-              <w:rPr>
-                <w:rFonts w:asciiTheme="minorHAnsi" w:eastAsiaTheme="minorHAnsi" w:hAnsiTheme="minorHAnsi" w:cstheme="minorHAnsi"/>
-                <w:color w:val="000000"/>
-                <w:sz w:val="18"/>
-                <w:szCs w:val="18"/>
-                <w:lang w:val="en-US" w:eastAsia="en-US"/>
-              </w:rPr>
-            </w:pPr>
-            <w:r>
-              <w:rPr>
-                <w:rFonts w:asciiTheme="minorHAnsi" w:eastAsiaTheme="minorHAnsi" w:hAnsiTheme="minorHAnsi" w:cstheme="minorHAnsi"/>
-                <w:color w:val="000000"/>
-                <w:sz w:val="18"/>
-                <w:szCs w:val="18"/>
-                <w:lang w:val="en-US" w:eastAsia="en-US"/>
-              </w:rPr>
-              <w:t xml:space="preserve">            </w:t>
-            </w:r>
-            <w:r>
-              <w:rPr>
-                <w:rFonts w:asciiTheme="minorHAnsi" w:eastAsiaTheme="minorHAnsi" w:hAnsiTheme="minorHAnsi" w:cstheme="minorHAnsi"/>
-                <w:color w:val="0000FF"/>
-                <w:sz w:val="18"/>
-                <w:szCs w:val="18"/>
-                <w:lang w:val="en-US" w:eastAsia="en-US"/>
-              </w:rPr>
-              <w:t>break</w:t>
-            </w:r>
-            <w:r>
-              <w:rPr>
-                <w:rFonts w:asciiTheme="minorHAnsi" w:eastAsiaTheme="minorHAnsi" w:hAnsiTheme="minorHAnsi" w:cstheme="minorHAnsi"/>
-                <w:color w:val="000000"/>
-                <w:sz w:val="18"/>
-                <w:szCs w:val="18"/>
-                <w:lang w:val="en-US" w:eastAsia="en-US"/>
-              </w:rPr>
-              <w:t>;</w:t>
-            </w:r>
-          </w:p>
-          <w:p>
-            <w:pPr>
-              <w:rPr>
-                <w:rFonts w:asciiTheme="minorHAnsi" w:eastAsiaTheme="minorHAnsi" w:hAnsiTheme="minorHAnsi" w:cstheme="minorHAnsi"/>
-                <w:color w:val="000000"/>
-                <w:sz w:val="18"/>
-                <w:szCs w:val="18"/>
-                <w:lang w:val="en-US" w:eastAsia="en-US"/>
-              </w:rPr>
-            </w:pPr>
-            <w:r>
-              <w:rPr>
-                <w:rFonts w:asciiTheme="minorHAnsi" w:eastAsiaTheme="minorHAnsi" w:hAnsiTheme="minorHAnsi" w:cstheme="minorHAnsi"/>
-                <w:color w:val="000000"/>
-                <w:sz w:val="18"/>
-                <w:szCs w:val="18"/>
-                <w:lang w:val="en-US" w:eastAsia="en-US"/>
-              </w:rPr>
-              <w:t xml:space="preserve">        }</w:t>
-            </w:r>
-          </w:p>
-          <w:p>
-            <w:pPr>
-              <w:rPr>
-                <w:rFonts w:asciiTheme="minorHAnsi" w:eastAsiaTheme="minorHAnsi" w:hAnsiTheme="minorHAnsi" w:cstheme="minorHAnsi"/>
-                <w:color w:val="000000"/>
-                <w:sz w:val="18"/>
-                <w:szCs w:val="18"/>
-                <w:lang w:val="en-US" w:eastAsia="en-US"/>
-              </w:rPr>
-            </w:pPr>
-            <w:r>
-              <w:rPr>
-                <w:rFonts w:asciiTheme="minorHAnsi" w:eastAsiaTheme="minorHAnsi" w:hAnsiTheme="minorHAnsi" w:cstheme="minorHAnsi"/>
-                <w:color w:val="000000"/>
-                <w:sz w:val="18"/>
-                <w:szCs w:val="18"/>
-                <w:lang w:val="en-US" w:eastAsia="en-US"/>
-              </w:rPr>
-              <w:t xml:space="preserve">        </w:t>
-            </w:r>
-            <w:r>
-              <w:rPr>
-                <w:rFonts w:asciiTheme="minorHAnsi" w:eastAsiaTheme="minorHAnsi" w:hAnsiTheme="minorHAnsi" w:cstheme="minorHAnsi"/>
-                <w:color w:val="0000FF"/>
-                <w:sz w:val="18"/>
-                <w:szCs w:val="18"/>
-                <w:lang w:val="en-US" w:eastAsia="en-US"/>
-              </w:rPr>
-              <w:t>if</w:t>
-            </w:r>
-            <w:r>
-              <w:rPr>
-                <w:rFonts w:asciiTheme="minorHAnsi" w:eastAsiaTheme="minorHAnsi" w:hAnsiTheme="minorHAnsi" w:cstheme="minorHAnsi"/>
-                <w:color w:val="000000"/>
-                <w:sz w:val="18"/>
-                <w:szCs w:val="18"/>
-                <w:lang w:val="en-US" w:eastAsia="en-US"/>
-              </w:rPr>
-              <w:t xml:space="preserve"> (</w:t>
-            </w:r>
-            <w:r>
-              <w:rPr>
-                <w:rFonts w:asciiTheme="minorHAnsi" w:eastAsiaTheme="minorHAnsi" w:hAnsiTheme="minorHAnsi" w:cstheme="minorHAnsi"/>
-                <w:color w:val="808080"/>
-                <w:sz w:val="18"/>
-                <w:szCs w:val="18"/>
-                <w:lang w:val="en-US" w:eastAsia="en-US"/>
-              </w:rPr>
-              <w:t>let</w:t>
-            </w:r>
-            <w:r>
-              <w:rPr>
-                <w:rFonts w:asciiTheme="minorHAnsi" w:eastAsiaTheme="minorHAnsi" w:hAnsiTheme="minorHAnsi" w:cstheme="minorHAnsi"/>
-                <w:color w:val="000000"/>
-                <w:sz w:val="18"/>
-                <w:szCs w:val="18"/>
-                <w:lang w:val="en-US" w:eastAsia="en-US"/>
-              </w:rPr>
-              <w:t>[</w:t>
-            </w:r>
-            <w:proofErr w:type="spellStart"/>
-            <w:r>
-              <w:rPr>
-                <w:rFonts w:asciiTheme="minorHAnsi" w:eastAsiaTheme="minorHAnsi" w:hAnsiTheme="minorHAnsi" w:cstheme="minorHAnsi"/>
-                <w:color w:val="000000"/>
-                <w:sz w:val="18"/>
-                <w:szCs w:val="18"/>
-                <w:lang w:val="en-US" w:eastAsia="en-US"/>
-              </w:rPr>
-              <w:t>i</w:t>
-            </w:r>
-            <w:proofErr w:type="spellEnd"/>
-            <w:r>
-              <w:rPr>
-                <w:rFonts w:asciiTheme="minorHAnsi" w:eastAsiaTheme="minorHAnsi" w:hAnsiTheme="minorHAnsi" w:cstheme="minorHAnsi"/>
-                <w:color w:val="000000"/>
-                <w:sz w:val="18"/>
-                <w:szCs w:val="18"/>
-                <w:lang w:val="en-US" w:eastAsia="en-US"/>
-              </w:rPr>
-              <w:t xml:space="preserve">] == </w:t>
-            </w:r>
-            <w:proofErr w:type="spellStart"/>
-            <w:r>
-              <w:rPr>
-                <w:rFonts w:asciiTheme="minorHAnsi" w:eastAsiaTheme="minorHAnsi" w:hAnsiTheme="minorHAnsi" w:cstheme="minorHAnsi"/>
-                <w:color w:val="808080"/>
-                <w:sz w:val="18"/>
-                <w:szCs w:val="18"/>
-                <w:lang w:val="en-US" w:eastAsia="en-US"/>
-              </w:rPr>
-              <w:t>mas_sl</w:t>
-            </w:r>
-            <w:proofErr w:type="spellEnd"/>
-            <w:r>
-              <w:rPr>
-                <w:rFonts w:asciiTheme="minorHAnsi" w:eastAsiaTheme="minorHAnsi" w:hAnsiTheme="minorHAnsi" w:cstheme="minorHAnsi"/>
-                <w:color w:val="000000"/>
-                <w:sz w:val="18"/>
-                <w:szCs w:val="18"/>
-                <w:lang w:val="en-US" w:eastAsia="en-US"/>
-              </w:rPr>
-              <w:t>[6]) {</w:t>
-            </w:r>
-          </w:p>
-          <w:p>
-            <w:pPr>
-              <w:rPr>
-                <w:rFonts w:asciiTheme="minorHAnsi" w:eastAsiaTheme="minorHAnsi" w:hAnsiTheme="minorHAnsi" w:cstheme="minorHAnsi"/>
-                <w:color w:val="000000"/>
-                <w:sz w:val="18"/>
-                <w:szCs w:val="18"/>
-                <w:lang w:val="en-US" w:eastAsia="en-US"/>
-              </w:rPr>
-            </w:pPr>
-            <w:r>
-              <w:rPr>
-                <w:rFonts w:asciiTheme="minorHAnsi" w:eastAsiaTheme="minorHAnsi" w:hAnsiTheme="minorHAnsi" w:cstheme="minorHAnsi"/>
-                <w:color w:val="000000"/>
-                <w:sz w:val="18"/>
-                <w:szCs w:val="18"/>
-                <w:lang w:val="en-US" w:eastAsia="en-US"/>
-              </w:rPr>
-              <w:t xml:space="preserve">            </w:t>
-            </w:r>
-            <w:proofErr w:type="spellStart"/>
-            <w:r>
-              <w:rPr>
-                <w:rFonts w:asciiTheme="minorHAnsi" w:eastAsiaTheme="minorHAnsi" w:hAnsiTheme="minorHAnsi" w:cstheme="minorHAnsi"/>
-                <w:color w:val="808080"/>
-                <w:sz w:val="18"/>
-                <w:szCs w:val="18"/>
-                <w:lang w:val="en-US" w:eastAsia="en-US"/>
-              </w:rPr>
-              <w:t>mas_sl</w:t>
-            </w:r>
-            <w:proofErr w:type="spellEnd"/>
-            <w:r>
-              <w:rPr>
-                <w:rFonts w:asciiTheme="minorHAnsi" w:eastAsiaTheme="minorHAnsi" w:hAnsiTheme="minorHAnsi" w:cstheme="minorHAnsi"/>
-                <w:color w:val="000000"/>
-                <w:sz w:val="18"/>
-                <w:szCs w:val="18"/>
-                <w:lang w:val="en-US" w:eastAsia="en-US"/>
-              </w:rPr>
-              <w:t xml:space="preserve">[6] = </w:t>
-            </w:r>
-            <w:r>
-              <w:rPr>
-                <w:rFonts w:asciiTheme="minorHAnsi" w:eastAsiaTheme="minorHAnsi" w:hAnsiTheme="minorHAnsi" w:cstheme="minorHAnsi"/>
-                <w:color w:val="A31515"/>
-                <w:sz w:val="18"/>
-                <w:szCs w:val="18"/>
-                <w:lang w:val="en-US" w:eastAsia="en-US"/>
-              </w:rPr>
-              <w:t>'z'</w:t>
-            </w:r>
-          </w:p>
-          <w:p>
-            <w:pPr>
-              <w:rPr>
-                <w:rFonts w:asciiTheme="minorHAnsi" w:eastAsiaTheme="minorHAnsi" w:hAnsiTheme="minorHAnsi" w:cstheme="minorHAnsi"/>
-                <w:color w:val="000000"/>
-                <w:sz w:val="18"/>
-                <w:szCs w:val="18"/>
-                <w:lang w:val="en-US" w:eastAsia="en-US"/>
-              </w:rPr>
-            </w:pPr>
-            <w:r>
-              <w:rPr>
-                <w:rFonts w:asciiTheme="minorHAnsi" w:eastAsiaTheme="minorHAnsi" w:hAnsiTheme="minorHAnsi" w:cstheme="minorHAnsi"/>
-                <w:color w:val="000000"/>
-                <w:sz w:val="18"/>
-                <w:szCs w:val="18"/>
-                <w:lang w:val="en-US" w:eastAsia="en-US"/>
-              </w:rPr>
-              <w:t xml:space="preserve">            </w:t>
-            </w:r>
-            <w:r>
-              <w:rPr>
-                <w:rFonts w:asciiTheme="minorHAnsi" w:eastAsiaTheme="minorHAnsi" w:hAnsiTheme="minorHAnsi" w:cstheme="minorHAnsi"/>
-                <w:color w:val="0000FF"/>
-                <w:sz w:val="18"/>
-                <w:szCs w:val="18"/>
-                <w:lang w:val="en-US" w:eastAsia="en-US"/>
-              </w:rPr>
-              <w:t>break</w:t>
-            </w:r>
-            <w:r>
-              <w:rPr>
-                <w:rFonts w:asciiTheme="minorHAnsi" w:eastAsiaTheme="minorHAnsi" w:hAnsiTheme="minorHAnsi" w:cstheme="minorHAnsi"/>
-                <w:color w:val="000000"/>
-                <w:sz w:val="18"/>
-                <w:szCs w:val="18"/>
-                <w:lang w:val="en-US" w:eastAsia="en-US"/>
-              </w:rPr>
-              <w:t>;</w:t>
-            </w:r>
-          </w:p>
-          <w:p>
-            <w:pPr>
-              <w:rPr>
-                <w:rFonts w:asciiTheme="minorHAnsi" w:eastAsiaTheme="minorHAnsi" w:hAnsiTheme="minorHAnsi" w:cstheme="minorHAnsi"/>
-                <w:color w:val="000000"/>
-                <w:sz w:val="18"/>
-                <w:szCs w:val="18"/>
-                <w:lang w:val="en-US" w:eastAsia="en-US"/>
-              </w:rPr>
-            </w:pPr>
-            <w:r>
-              <w:rPr>
-                <w:rFonts w:asciiTheme="minorHAnsi" w:eastAsiaTheme="minorHAnsi" w:hAnsiTheme="minorHAnsi" w:cstheme="minorHAnsi"/>
-                <w:color w:val="000000"/>
-                <w:sz w:val="18"/>
-                <w:szCs w:val="18"/>
-                <w:lang w:val="en-US" w:eastAsia="en-US"/>
-              </w:rPr>
-              <w:t xml:space="preserve">        }</w:t>
-            </w:r>
-          </w:p>
-          <w:p>
-            <w:pPr>
-              <w:rPr>
-                <w:rFonts w:asciiTheme="minorHAnsi" w:eastAsiaTheme="minorHAnsi" w:hAnsiTheme="minorHAnsi" w:cstheme="minorHAnsi"/>
-                <w:color w:val="000000"/>
-                <w:sz w:val="18"/>
-                <w:szCs w:val="18"/>
-                <w:lang w:val="en-US" w:eastAsia="en-US"/>
-              </w:rPr>
-            </w:pPr>
-            <w:r>
-              <w:rPr>
-                <w:rFonts w:asciiTheme="minorHAnsi" w:eastAsiaTheme="minorHAnsi" w:hAnsiTheme="minorHAnsi" w:cstheme="minorHAnsi"/>
-                <w:color w:val="000000"/>
-                <w:sz w:val="18"/>
-                <w:szCs w:val="18"/>
-                <w:lang w:val="en-US" w:eastAsia="en-US"/>
-              </w:rPr>
-              <w:t xml:space="preserve">        </w:t>
-            </w:r>
-            <w:proofErr w:type="spellStart"/>
-            <w:r>
-              <w:rPr>
-                <w:rFonts w:asciiTheme="minorHAnsi" w:eastAsiaTheme="minorHAnsi" w:hAnsiTheme="minorHAnsi" w:cstheme="minorHAnsi"/>
-                <w:color w:val="000000"/>
-                <w:sz w:val="18"/>
-                <w:szCs w:val="18"/>
-                <w:lang w:val="en-US" w:eastAsia="en-US"/>
-              </w:rPr>
-              <w:t>strcpy</w:t>
-            </w:r>
-            <w:proofErr w:type="spellEnd"/>
-            <w:r>
-              <w:rPr>
-                <w:rFonts w:asciiTheme="minorHAnsi" w:eastAsiaTheme="minorHAnsi" w:hAnsiTheme="minorHAnsi" w:cstheme="minorHAnsi"/>
-                <w:color w:val="000000"/>
-                <w:sz w:val="18"/>
-                <w:szCs w:val="18"/>
-                <w:lang w:val="en-US" w:eastAsia="en-US"/>
-              </w:rPr>
-              <w:t>(</w:t>
+              <w:t xml:space="preserve">        strcpy(</w:t>
             </w:r>
             <w:proofErr w:type="spellStart"/>
             <w:r>
@@ -25308,7 +25142,6 @@
           <w:sz w:val="28"/>
           <w:szCs w:val="28"/>
         </w:rPr>
-        <w:lastRenderedPageBreak/>
         <w:t>ОПИТИМИЗАЦИЯ НА МАШИННО-ЗАВИСИМОМ</w:t>
       </w:r>
       <w:r>
@@ -28207,7 +28040,6 @@
           <w:sz w:val="28"/>
           <w:szCs w:val="28"/>
         </w:rPr>
-        <w:lastRenderedPageBreak/>
         <w:t>Оптимизация с помощью внутренних возможностей VS</w:t>
       </w:r>
       <w:bookmarkEnd w:id="18"/>
@@ -28960,7 +28792,6 @@
         <w:rPr>
           <w:szCs w:val="28"/>
         </w:rPr>
-        <w:lastRenderedPageBreak/>
         <w:t>Таблица 8</w:t>
       </w:r>
       <w:r>
@@ -29397,7 +29228,6 @@
           <w:sz w:val="28"/>
           <w:szCs w:val="28"/>
         </w:rPr>
-        <w:lastRenderedPageBreak/>
         <w:t>ЗАКЛЮЧЕНИЕ</w:t>
       </w:r>
       <w:bookmarkEnd w:id="20"/>
@@ -29627,7 +29457,6 @@
           <w:sz w:val="28"/>
           <w:szCs w:val="28"/>
         </w:rPr>
-        <w:lastRenderedPageBreak/>
         <w:t>СПИСОК ИСПОЛЬЗОВАННОЙ ЛИТЕРАТУРЫ (ИСТОЧНИКОВ)</w:t>
       </w:r>
       <w:bookmarkEnd w:id="21"/>
@@ -30029,7 +29858,6 @@
         <w:rPr>
           <w:sz w:val="28"/>
           <w:szCs w:val="28"/>
-          <w:lang w:val="en-US"/>
         </w:rPr>
       </w:pPr>
       <w:hyperlink r:id="rId17" w:history="1">
@@ -30040,8 +29868,173 @@
             <w:szCs w:val="28"/>
             <w:lang w:val="en-US"/>
           </w:rPr>
-          <w:t>https://prog-cpp.ru/placement/?ysclid=lrdfa3ri4l638520619%27nj</w:t>
+          <w:t>https</w:t>
         </w:r>
+        <w:r>
+          <w:rPr>
+            <w:rStyle w:val="aa"/>
+            <w:sz w:val="28"/>
+            <w:szCs w:val="28"/>
+          </w:rPr>
+          <w:t>://</w:t>
+        </w:r>
+        <w:r>
+          <w:rPr>
+            <w:rStyle w:val="aa"/>
+            <w:sz w:val="28"/>
+            <w:szCs w:val="28"/>
+            <w:lang w:val="en-US"/>
+          </w:rPr>
+          <w:t>prog</w:t>
+        </w:r>
+        <w:r>
+          <w:rPr>
+            <w:rStyle w:val="aa"/>
+            <w:sz w:val="28"/>
+            <w:szCs w:val="28"/>
+          </w:rPr>
+          <w:t>-</w:t>
+        </w:r>
+        <w:proofErr w:type="spellStart"/>
+        <w:r>
+          <w:rPr>
+            <w:rStyle w:val="aa"/>
+            <w:sz w:val="28"/>
+            <w:szCs w:val="28"/>
+            <w:lang w:val="en-US"/>
+          </w:rPr>
+          <w:t>cpp</w:t>
+        </w:r>
+        <w:proofErr w:type="spellEnd"/>
+        <w:r>
+          <w:rPr>
+            <w:rStyle w:val="aa"/>
+            <w:sz w:val="28"/>
+            <w:szCs w:val="28"/>
+          </w:rPr>
+          <w:t>.</w:t>
+        </w:r>
+        <w:proofErr w:type="spellStart"/>
+        <w:r>
+          <w:rPr>
+            <w:rStyle w:val="aa"/>
+            <w:sz w:val="28"/>
+            <w:szCs w:val="28"/>
+            <w:lang w:val="en-US"/>
+          </w:rPr>
+          <w:t>ru</w:t>
+        </w:r>
+        <w:proofErr w:type="spellEnd"/>
+        <w:r>
+          <w:rPr>
+            <w:rStyle w:val="aa"/>
+            <w:sz w:val="28"/>
+            <w:szCs w:val="28"/>
+          </w:rPr>
+          <w:t>/</w:t>
+        </w:r>
+        <w:r>
+          <w:rPr>
+            <w:rStyle w:val="aa"/>
+            <w:sz w:val="28"/>
+            <w:szCs w:val="28"/>
+            <w:lang w:val="en-US"/>
+          </w:rPr>
+          <w:t>placement</w:t>
+        </w:r>
+        <w:r>
+          <w:rPr>
+            <w:rStyle w:val="aa"/>
+            <w:sz w:val="28"/>
+            <w:szCs w:val="28"/>
+          </w:rPr>
+          <w:t>/?</w:t>
+        </w:r>
+        <w:proofErr w:type="spellStart"/>
+        <w:r>
+          <w:rPr>
+            <w:rStyle w:val="aa"/>
+            <w:sz w:val="28"/>
+            <w:szCs w:val="28"/>
+            <w:lang w:val="en-US"/>
+          </w:rPr>
+          <w:t>ysclid</w:t>
+        </w:r>
+        <w:proofErr w:type="spellEnd"/>
+        <w:r>
+          <w:rPr>
+            <w:rStyle w:val="aa"/>
+            <w:sz w:val="28"/>
+            <w:szCs w:val="28"/>
+          </w:rPr>
+          <w:t>=</w:t>
+        </w:r>
+        <w:proofErr w:type="spellStart"/>
+        <w:r>
+          <w:rPr>
+            <w:rStyle w:val="aa"/>
+            <w:sz w:val="28"/>
+            <w:szCs w:val="28"/>
+            <w:lang w:val="en-US"/>
+          </w:rPr>
+          <w:t>lrdfa</w:t>
+        </w:r>
+        <w:proofErr w:type="spellEnd"/>
+        <w:r>
+          <w:rPr>
+            <w:rStyle w:val="aa"/>
+            <w:sz w:val="28"/>
+            <w:szCs w:val="28"/>
+          </w:rPr>
+          <w:t>3</w:t>
+        </w:r>
+        <w:proofErr w:type="spellStart"/>
+        <w:r>
+          <w:rPr>
+            <w:rStyle w:val="aa"/>
+            <w:sz w:val="28"/>
+            <w:szCs w:val="28"/>
+            <w:lang w:val="en-US"/>
+          </w:rPr>
+          <w:t>ri</w:t>
+        </w:r>
+        <w:proofErr w:type="spellEnd"/>
+        <w:r>
+          <w:rPr>
+            <w:rStyle w:val="aa"/>
+            <w:sz w:val="28"/>
+            <w:szCs w:val="28"/>
+          </w:rPr>
+          <w:t>4</w:t>
+        </w:r>
+        <w:r>
+          <w:rPr>
+            <w:rStyle w:val="aa"/>
+            <w:sz w:val="28"/>
+            <w:szCs w:val="28"/>
+            <w:lang w:val="en-US"/>
+          </w:rPr>
+          <w:t>l</w:t>
+        </w:r>
+        <w:r>
+          <w:rPr>
+            <w:rStyle w:val="aa"/>
+            <w:sz w:val="28"/>
+            <w:szCs w:val="28"/>
+          </w:rPr>
+          <w:t>638520619%27</w:t>
+        </w:r>
+        <w:proofErr w:type="spellStart"/>
+        <w:r>
+          <w:rPr>
+            <w:rStyle w:val="aa"/>
+            <w:sz w:val="28"/>
+            <w:szCs w:val="28"/>
+            <w:lang w:val="en-US"/>
+          </w:rPr>
+          <w:t>nj</w:t>
+        </w:r>
+        <w:proofErr w:type="spellEnd"/>
       </w:hyperlink>
     </w:p>
     <w:sectPr>
